--- a/my_template.docx.docx
+++ b/my_template.docx.docx
@@ -4,57 +4,19 @@
   <w:body>
     <w:p>
       <w:pPr>
-        <w:pStyle w:val="13"/>
+        <w:pStyle w:val="14"/>
         <w:rPr>
           <w:sz w:val="44"/>
           <w:szCs w:val="44"/>
         </w:rPr>
       </w:pPr>
       <w:r>
-        <w:rPr>
-          <w:sz w:val="44"/>
-          <w:szCs w:val="44"/>
-        </w:rPr>
-        <w:t>单人候选人面试评估报告（</w:t>
-      </w:r>
-      <w:r>
-        <w:rPr>
-          <w:rFonts w:hint="eastAsia"/>
-          <w:sz w:val="44"/>
-          <w:szCs w:val="44"/>
-          <w:lang w:eastAsia="zh-CN"/>
-        </w:rPr>
-        <w:t>【</w:t>
-      </w:r>
-      <w:r>
-        <w:rPr>
-          <w:rFonts w:hint="eastAsia"/>
-          <w:sz w:val="44"/>
-          <w:szCs w:val="44"/>
-          <w:lang w:val="en-US" w:eastAsia="zh-CN"/>
-        </w:rPr>
-        <w:t>填写岗位</w:t>
-      </w:r>
-      <w:r>
-        <w:rPr>
-          <w:rFonts w:hint="eastAsia"/>
-          <w:sz w:val="44"/>
-          <w:szCs w:val="44"/>
-          <w:lang w:eastAsia="zh-CN"/>
-        </w:rPr>
-        <w:t>】</w:t>
-      </w:r>
-      <w:r>
-        <w:rPr>
-          <w:sz w:val="44"/>
-          <w:szCs w:val="44"/>
-        </w:rPr>
-        <w:t>专用）- 空白模板</w:t>
-      </w:r>
-    </w:p>
-    <w:p>
-      <w:pPr>
-        <w:pStyle w:val="13"/>
+        <w:t>单人候选人面试评估报告（{{TargetPosition}}专用）</w:t>
+      </w:r>
+    </w:p>
+    <w:p>
+      <w:pPr>
+        <w:pStyle w:val="14"/>
       </w:pPr>
     </w:p>
     <w:p>
@@ -65,18 +27,13 @@
       </w:pPr>
       <w:r>
         <w:rPr>
-          <w:rFonts w:ascii="Arial" w:hAnsi="Arial" w:eastAsia="等线" w:cs="Arial"/>
           <w:b/>
-          <w:sz w:val="22"/>
-        </w:rPr>
-        <w:t>应聘岗位</w:t>
-      </w:r>
-      <w:r>
-        <w:rPr>
-          <w:rFonts w:ascii="Arial" w:hAnsi="Arial" w:eastAsia="等线" w:cs="Arial"/>
-          <w:sz w:val="22"/>
-        </w:rPr>
-        <w:t>：【填写应聘岗位，例：电话销售岗】</w:t>
+          <w:bCs/>
+        </w:rPr>
+        <w:t>应聘岗位：</w:t>
+      </w:r>
+      <w:r>
+        <w:t>{{AppliedPosition}}</w:t>
       </w:r>
     </w:p>
     <w:p>
@@ -87,18 +44,13 @@
       </w:pPr>
       <w:r>
         <w:rPr>
-          <w:rFonts w:ascii="Arial" w:hAnsi="Arial" w:eastAsia="等线" w:cs="Arial"/>
           <w:b/>
-          <w:sz w:val="22"/>
-        </w:rPr>
-        <w:t>候选人姓名</w:t>
-      </w:r>
-      <w:r>
-        <w:rPr>
-          <w:rFonts w:ascii="Arial" w:hAnsi="Arial" w:eastAsia="等线" w:cs="Arial"/>
-          <w:sz w:val="22"/>
-        </w:rPr>
-        <w:t>：【填写候选人姓名】</w:t>
+          <w:bCs/>
+        </w:rPr>
+        <w:t>候选人姓名：</w:t>
+      </w:r>
+      <w:r>
+        <w:t>{{CandidateName}}</w:t>
       </w:r>
     </w:p>
     <w:p>
@@ -109,18 +61,13 @@
       </w:pPr>
       <w:r>
         <w:rPr>
-          <w:rFonts w:ascii="Arial" w:hAnsi="Arial" w:eastAsia="等线" w:cs="Arial"/>
           <w:b/>
-          <w:sz w:val="22"/>
-        </w:rPr>
-        <w:t>面试时间</w:t>
-      </w:r>
-      <w:r>
-        <w:rPr>
-          <w:rFonts w:ascii="Arial" w:hAnsi="Arial" w:eastAsia="等线" w:cs="Arial"/>
-          <w:sz w:val="22"/>
-        </w:rPr>
-        <w:t>：【填写面试时间，例：2026年03月XX日 XX:XX-XX:XX】</w:t>
+          <w:bCs/>
+        </w:rPr>
+        <w:t>面试时间：</w:t>
+      </w:r>
+      <w:r>
+        <w:t>{{InterviewTime}}</w:t>
       </w:r>
     </w:p>
     <w:p>
@@ -131,18 +78,13 @@
       </w:pPr>
       <w:r>
         <w:rPr>
-          <w:rFonts w:ascii="Arial" w:hAnsi="Arial" w:eastAsia="等线" w:cs="Arial"/>
           <w:b/>
-          <w:sz w:val="22"/>
-        </w:rPr>
-        <w:t>面试形式</w:t>
-      </w:r>
-      <w:r>
-        <w:rPr>
-          <w:rFonts w:ascii="Arial" w:hAnsi="Arial" w:eastAsia="等线" w:cs="Arial"/>
-          <w:sz w:val="22"/>
-        </w:rPr>
-        <w:t>：【填写面试形式，例：线上面试/线下面试】</w:t>
+          <w:bCs/>
+        </w:rPr>
+        <w:t>面试形式：</w:t>
+      </w:r>
+      <w:r>
+        <w:t>{{InterviewFormat}}</w:t>
       </w:r>
     </w:p>
     <w:p>
@@ -153,18 +95,13 @@
       </w:pPr>
       <w:r>
         <w:rPr>
-          <w:rFonts w:ascii="Arial" w:hAnsi="Arial" w:eastAsia="等线" w:cs="Arial"/>
           <w:b/>
-          <w:sz w:val="22"/>
-        </w:rPr>
-        <w:t>面试评估官</w:t>
-      </w:r>
-      <w:r>
-        <w:rPr>
-          <w:rFonts w:ascii="Arial" w:hAnsi="Arial" w:eastAsia="等线" w:cs="Arial"/>
-          <w:sz w:val="22"/>
-        </w:rPr>
-        <w:t>：【填写评估官信息，例：HR：XXX；销售负责人：XXX】</w:t>
+          <w:bCs/>
+        </w:rPr>
+        <w:t>面试评估官：</w:t>
+      </w:r>
+      <w:r>
+        <w:t>{{InterviewerInfo}}</w:t>
       </w:r>
     </w:p>
     <w:p>
@@ -175,18 +112,13 @@
       </w:pPr>
       <w:r>
         <w:rPr>
-          <w:rFonts w:ascii="Arial" w:hAnsi="Arial" w:eastAsia="等线" w:cs="Arial"/>
           <w:b/>
-          <w:sz w:val="22"/>
-        </w:rPr>
-        <w:t>报告编制人</w:t>
-      </w:r>
-      <w:r>
-        <w:rPr>
-          <w:rFonts w:ascii="Arial" w:hAnsi="Arial" w:eastAsia="等线" w:cs="Arial"/>
-          <w:sz w:val="22"/>
-        </w:rPr>
-        <w:t>：【填写编制人姓名】</w:t>
+          <w:bCs/>
+        </w:rPr>
+        <w:t>报告编制人：</w:t>
+      </w:r>
+      <w:r>
+        <w:t>{{ReportCreator}}</w:t>
       </w:r>
     </w:p>
     <w:p>
@@ -197,38 +129,35 @@
       </w:pPr>
       <w:r>
         <w:rPr>
-          <w:rFonts w:ascii="Arial" w:hAnsi="Arial" w:eastAsia="等线" w:cs="Arial"/>
           <w:b/>
-          <w:sz w:val="22"/>
-        </w:rPr>
-        <w:t>报告编制时间</w:t>
-      </w:r>
-      <w:r>
-        <w:rPr>
-          <w:rFonts w:ascii="Arial" w:hAnsi="Arial" w:eastAsia="等线" w:cs="Arial"/>
-          <w:sz w:val="22"/>
-        </w:rPr>
-        <w:t>：【填写编制时间，例：2026年03月XX日】</w:t>
-      </w:r>
-    </w:p>
-    <w:p>
-      <w:pPr>
-        <w:pStyle w:val="16"/>
+          <w:bCs/>
+        </w:rPr>
+        <w:t>报告编制时间：</w:t>
+      </w:r>
+      <w:r>
+        <w:t>{{ReportCreateDate}}</w:t>
+      </w:r>
+    </w:p>
+    <w:p>
+      <w:pPr>
+        <w:pStyle w:val="17"/>
       </w:pPr>
       <w:bookmarkStart w:id="0" w:name="heading_0"/>
     </w:p>
     <w:p>
       <w:pPr>
-        <w:pStyle w:val="16"/>
-      </w:pPr>
+        <w:pStyle w:val="17"/>
+      </w:pPr>
+      <w:bookmarkStart w:id="1" w:name="_Toc5093"/>
       <w:r>
         <w:t>报告导读</w:t>
       </w:r>
       <w:bookmarkEnd w:id="0"/>
-    </w:p>
-    <w:p>
-      <w:pPr>
-        <w:pStyle w:val="11"/>
+      <w:bookmarkEnd w:id="1"/>
+    </w:p>
+    <w:p>
+      <w:pPr>
+        <w:bidi w:val="0"/>
         <w:rPr>
           <w:rFonts w:ascii="Times New Roman" w:hAnsi="Times New Roman" w:eastAsia="宋体" w:cs="Times New Roman"/>
           <w:sz w:val="24"/>
@@ -236,24 +165,24 @@
         </w:rPr>
       </w:pPr>
       <w:r>
-        <w:rPr>
-          <w:rFonts w:ascii="Times New Roman" w:hAnsi="Times New Roman" w:eastAsia="宋体" w:cs="Times New Roman"/>
-          <w:sz w:val="24"/>
-          <w:szCs w:val="24"/>
-        </w:rPr>
-        <w:t>本报告为【填写候选人姓名】应聘【填写应聘岗位】的单人面试评估专项报告，围绕电话销售岗核心任职要求，从候选人基本信息、能力维度可视化评估、核心能力专项分析、面试表现优劣势等方面展开客观研判，明确综合评估结论及后续录用建议，为录用决策提供精准、可追溯的参考依据。报告同步附面试相关记录资料等内容，供后续核对查阅。</w:t>
-      </w:r>
-    </w:p>
-    <w:p>
-      <w:pPr>
-        <w:spacing w:before="120" w:after="120" w:line="288" w:lineRule="auto"/>
-        <w:ind w:left="0"/>
-        <w:jc w:val="left"/>
-        <w:rPr>
-          <w:rFonts w:ascii="Arial" w:hAnsi="Arial" w:eastAsia="等线" w:cs="Arial"/>
-          <w:sz w:val="22"/>
-        </w:rPr>
-      </w:pPr>
+        <w:t>本报告为{{CandidateName}}应聘{{AppliedPosition}}的单人面试评估专项报告，围绕</w:t>
+      </w:r>
+      <w:r>
+        <w:rPr>
+          <w:rFonts w:hint="eastAsia"/>
+        </w:rPr>
+        <w:t>{{TargetPosition}}</w:t>
+      </w:r>
+      <w:r>
+        <w:rPr>
+          <w:rFonts w:hint="eastAsia"/>
+          <w:lang w:val="en-US" w:eastAsia="zh-CN"/>
+        </w:rPr>
+        <w:t>岗位</w:t>
+      </w:r>
+      <w:r>
+        <w:t>核心任职要求，从候选人基本信息、能力维度可视化评估、核心能力专项分析、面试表现优劣势等方面展开客观研判，明确综合评估结论及后续录用建议，为录用决策提供精准、可追溯的参考依据。报告同步附面试相关记录资料等内容，供后续核对查阅。</w:t>
+      </w:r>
     </w:p>
     <w:p>
       <w:pPr>
@@ -261,7 +190,7 @@
           <w:b w:val="0"/>
         </w:rPr>
       </w:pPr>
-      <w:bookmarkStart w:id="1" w:name="heading_1"/>
+      <w:bookmarkStart w:id="2" w:name="heading_1"/>
       <w:r>
         <w:br w:type="page"/>
       </w:r>
@@ -278,10 +207,12 @@
           <w:b w:val="0"/>
         </w:rPr>
       </w:pPr>
+      <w:bookmarkStart w:id="3" w:name="_Toc9837"/>
       <w:r>
         <w:t>候选人基本信息与简历核心分析</w:t>
       </w:r>
-      <w:bookmarkEnd w:id="1"/>
+      <w:bookmarkEnd w:id="2"/>
+      <w:bookmarkEnd w:id="3"/>
     </w:p>
     <w:p>
       <w:pPr>
@@ -295,15 +226,15 @@
           <w:b w:val="0"/>
         </w:rPr>
       </w:pPr>
-      <w:bookmarkStart w:id="2" w:name="heading_2"/>
+      <w:bookmarkStart w:id="4" w:name="heading_2"/>
       <w:r>
         <w:t>候选人基础信息档案</w:t>
       </w:r>
-      <w:bookmarkEnd w:id="2"/>
+      <w:bookmarkEnd w:id="4"/>
     </w:p>
     <w:tbl>
       <w:tblPr>
-        <w:tblStyle w:val="14"/>
+        <w:tblStyle w:val="15"/>
         <w:tblW w:w="4999" w:type="pct"/>
         <w:jc w:val="center"/>
         <w:tblBorders>
@@ -351,6 +282,14 @@
         <w:tc>
           <w:tcPr>
             <w:tcW w:w="1419" w:type="pct"/>
+            <w:tcBorders>
+              <w:top w:val="single" w:color="000000" w:sz="4" w:space="0"/>
+              <w:left w:val="single" w:color="000000" w:sz="4" w:space="0"/>
+              <w:bottom w:val="single" w:color="000000" w:sz="4" w:space="0"/>
+              <w:right w:val="single" w:color="000000" w:sz="4" w:space="0"/>
+              <w:tl2br w:val="nil"/>
+            </w:tcBorders>
+            <w:shd w:val="clear" w:color="auto" w:fill="FFFFFF"/>
             <w:tcMar>
               <w:top w:w="60" w:type="dxa"/>
               <w:left w:w="120" w:type="dxa"/>
@@ -360,15 +299,18 @@
           </w:tcPr>
           <w:p>
             <w:pPr>
-              <w:snapToGrid w:val="0"/>
-              <w:spacing w:before="120" w:after="120" w:line="288" w:lineRule="auto"/>
-              <w:ind w:left="0"/>
+              <w:pStyle w:val="19"/>
+              <w:bidi w:val="0"/>
               <w:jc w:val="center"/>
+              <w:rPr>
+                <w:b/>
+                <w:bCs/>
+              </w:rPr>
             </w:pPr>
             <w:r>
               <w:rPr>
-                <w:rFonts w:ascii="Arial" w:hAnsi="Arial" w:eastAsia="等线" w:cs="Arial"/>
-                <w:sz w:val="22"/>
+                <w:b/>
+                <w:bCs/>
               </w:rPr>
               <w:t>项目</w:t>
             </w:r>
@@ -377,6 +319,13 @@
         <w:tc>
           <w:tcPr>
             <w:tcW w:w="3580" w:type="pct"/>
+            <w:tcBorders>
+              <w:top w:val="single" w:color="000000" w:sz="4" w:space="0"/>
+              <w:left w:val="single" w:color="000000" w:sz="4" w:space="0"/>
+              <w:bottom w:val="single" w:color="000000" w:sz="4" w:space="0"/>
+              <w:right w:val="single" w:color="000000" w:sz="4" w:space="0"/>
+            </w:tcBorders>
+            <w:shd w:val="clear" w:color="auto" w:fill="FFFFFF"/>
             <w:tcMar>
               <w:top w:w="60" w:type="dxa"/>
               <w:left w:w="120" w:type="dxa"/>
@@ -386,15 +335,18 @@
           </w:tcPr>
           <w:p>
             <w:pPr>
-              <w:snapToGrid w:val="0"/>
-              <w:spacing w:before="120" w:after="120" w:line="288" w:lineRule="auto"/>
-              <w:ind w:left="0"/>
+              <w:pStyle w:val="19"/>
+              <w:bidi w:val="0"/>
               <w:jc w:val="center"/>
+              <w:rPr>
+                <w:b/>
+                <w:bCs/>
+              </w:rPr>
             </w:pPr>
             <w:r>
               <w:rPr>
-                <w:rFonts w:ascii="Arial" w:hAnsi="Arial" w:eastAsia="等线" w:cs="Arial"/>
-                <w:sz w:val="22"/>
+                <w:b/>
+                <w:bCs/>
               </w:rPr>
               <w:t>具体内容</w:t>
             </w:r>
@@ -426,6 +378,13 @@
         <w:tc>
           <w:tcPr>
             <w:tcW w:w="1419" w:type="pct"/>
+            <w:tcBorders>
+              <w:top w:val="single" w:color="000000" w:sz="4" w:space="0"/>
+              <w:left w:val="single" w:color="000000" w:sz="4" w:space="0"/>
+              <w:bottom w:val="single" w:color="000000" w:sz="4" w:space="0"/>
+              <w:right w:val="single" w:color="000000" w:sz="4" w:space="0"/>
+            </w:tcBorders>
+            <w:shd w:val="clear" w:color="auto" w:fill="FFFFFF"/>
             <w:tcMar>
               <w:top w:w="60" w:type="dxa"/>
               <w:left w:w="120" w:type="dxa"/>
@@ -435,15 +394,15 @@
           </w:tcPr>
           <w:p>
             <w:pPr>
-              <w:snapToGrid w:val="0"/>
-              <w:spacing w:before="120" w:after="120" w:line="288" w:lineRule="auto"/>
-              <w:ind w:left="0"/>
-              <w:jc w:val="center"/>
+              <w:pStyle w:val="19"/>
+              <w:bidi w:val="0"/>
+              <w:rPr>
+                <w:b w:val="0"/>
+              </w:rPr>
             </w:pPr>
             <w:r>
               <w:rPr>
-                <w:rFonts w:ascii="Arial" w:hAnsi="Arial" w:eastAsia="等线" w:cs="Arial"/>
-                <w:sz w:val="22"/>
+                <w:b w:val="0"/>
               </w:rPr>
               <w:t>姓名</w:t>
             </w:r>
@@ -452,6 +411,13 @@
         <w:tc>
           <w:tcPr>
             <w:tcW w:w="3580" w:type="pct"/>
+            <w:tcBorders>
+              <w:top w:val="single" w:color="000000" w:sz="4" w:space="0"/>
+              <w:left w:val="single" w:color="000000" w:sz="4" w:space="0"/>
+              <w:bottom w:val="single" w:color="000000" w:sz="4" w:space="0"/>
+              <w:right w:val="single" w:color="000000" w:sz="4" w:space="0"/>
+            </w:tcBorders>
+            <w:shd w:val="clear" w:color="auto" w:fill="FFFFFF"/>
             <w:tcMar>
               <w:top w:w="60" w:type="dxa"/>
               <w:left w:w="120" w:type="dxa"/>
@@ -461,29 +427,19 @@
           </w:tcPr>
           <w:p>
             <w:pPr>
-              <w:snapToGrid w:val="0"/>
-              <w:spacing w:before="120" w:after="120" w:line="288" w:lineRule="auto"/>
-              <w:ind w:left="0"/>
-              <w:jc w:val="center"/>
-              <w:rPr>
-                <w:rFonts w:hint="eastAsia" w:eastAsia="等线"/>
+              <w:pStyle w:val="19"/>
+              <w:bidi w:val="0"/>
+              <w:rPr>
+                <w:rFonts w:hint="eastAsia"/>
+                <w:b w:val="0"/>
                 <w:lang w:val="en-US" w:eastAsia="zh-CN"/>
               </w:rPr>
             </w:pPr>
             <w:r>
               <w:rPr>
-                <w:rFonts w:ascii="Arial" w:hAnsi="Arial" w:eastAsia="等线" w:cs="Arial"/>
-                <w:sz w:val="22"/>
-              </w:rPr>
-              <w:t>【填写候选人姓名】</w:t>
-            </w:r>
-            <w:r>
-              <w:rPr>
-                <w:rFonts w:hint="eastAsia" w:ascii="Arial" w:hAnsi="Arial" w:eastAsia="等线" w:cs="Arial"/>
-                <w:sz w:val="22"/>
-                <w:lang w:val="en-US" w:eastAsia="zh-CN"/>
-              </w:rPr>
-              <w:t xml:space="preserve"> </w:t>
+                <w:b w:val="0"/>
+              </w:rPr>
+              <w:t>{{CandidateName}}</w:t>
             </w:r>
           </w:p>
         </w:tc>
@@ -513,6 +469,13 @@
         <w:tc>
           <w:tcPr>
             <w:tcW w:w="1419" w:type="pct"/>
+            <w:tcBorders>
+              <w:top w:val="single" w:color="000000" w:sz="4" w:space="0"/>
+              <w:left w:val="single" w:color="000000" w:sz="4" w:space="0"/>
+              <w:bottom w:val="single" w:color="000000" w:sz="4" w:space="0"/>
+              <w:right w:val="single" w:color="000000" w:sz="4" w:space="0"/>
+            </w:tcBorders>
+            <w:shd w:val="clear" w:color="auto" w:fill="FFFFFF"/>
             <w:tcMar>
               <w:top w:w="60" w:type="dxa"/>
               <w:left w:w="120" w:type="dxa"/>
@@ -522,15 +485,15 @@
           </w:tcPr>
           <w:p>
             <w:pPr>
-              <w:snapToGrid w:val="0"/>
-              <w:spacing w:before="120" w:after="120" w:line="288" w:lineRule="auto"/>
-              <w:ind w:left="0"/>
-              <w:jc w:val="center"/>
+              <w:pStyle w:val="19"/>
+              <w:bidi w:val="0"/>
+              <w:rPr>
+                <w:b w:val="0"/>
+              </w:rPr>
             </w:pPr>
             <w:r>
               <w:rPr>
-                <w:rFonts w:ascii="Arial" w:hAnsi="Arial" w:eastAsia="等线" w:cs="Arial"/>
-                <w:sz w:val="22"/>
+                <w:b w:val="0"/>
               </w:rPr>
               <w:t>年龄</w:t>
             </w:r>
@@ -539,6 +502,13 @@
         <w:tc>
           <w:tcPr>
             <w:tcW w:w="3580" w:type="pct"/>
+            <w:tcBorders>
+              <w:top w:val="single" w:color="000000" w:sz="4" w:space="0"/>
+              <w:left w:val="single" w:color="000000" w:sz="4" w:space="0"/>
+              <w:bottom w:val="single" w:color="000000" w:sz="4" w:space="0"/>
+              <w:right w:val="single" w:color="000000" w:sz="4" w:space="0"/>
+            </w:tcBorders>
+            <w:shd w:val="clear" w:color="auto" w:fill="FFFFFF"/>
             <w:tcMar>
               <w:top w:w="60" w:type="dxa"/>
               <w:left w:w="120" w:type="dxa"/>
@@ -548,29 +518,19 @@
           </w:tcPr>
           <w:p>
             <w:pPr>
-              <w:snapToGrid w:val="0"/>
-              <w:spacing w:before="120" w:after="120" w:line="288" w:lineRule="auto"/>
-              <w:ind w:left="0"/>
-              <w:jc w:val="center"/>
-              <w:rPr>
-                <w:rFonts w:hint="eastAsia" w:eastAsia="等线"/>
+              <w:pStyle w:val="19"/>
+              <w:bidi w:val="0"/>
+              <w:rPr>
+                <w:rFonts w:hint="eastAsia"/>
+                <w:b w:val="0"/>
                 <w:lang w:val="en-US" w:eastAsia="zh-CN"/>
               </w:rPr>
             </w:pPr>
             <w:r>
               <w:rPr>
-                <w:rFonts w:ascii="Arial" w:hAnsi="Arial" w:eastAsia="等线" w:cs="Arial"/>
-                <w:sz w:val="22"/>
-              </w:rPr>
-              <w:t>【填写年龄】</w:t>
-            </w:r>
-            <w:r>
-              <w:rPr>
-                <w:rFonts w:hint="eastAsia" w:ascii="Arial" w:hAnsi="Arial" w:eastAsia="等线" w:cs="Arial"/>
-                <w:sz w:val="22"/>
-                <w:lang w:val="en-US" w:eastAsia="zh-CN"/>
-              </w:rPr>
-              <w:t xml:space="preserve"> </w:t>
+                <w:b w:val="0"/>
+              </w:rPr>
+              <w:t>{{Age}}</w:t>
             </w:r>
           </w:p>
         </w:tc>
@@ -600,6 +560,13 @@
         <w:tc>
           <w:tcPr>
             <w:tcW w:w="1419" w:type="pct"/>
+            <w:tcBorders>
+              <w:top w:val="single" w:color="000000" w:sz="4" w:space="0"/>
+              <w:left w:val="single" w:color="000000" w:sz="4" w:space="0"/>
+              <w:bottom w:val="single" w:color="000000" w:sz="4" w:space="0"/>
+              <w:right w:val="single" w:color="000000" w:sz="4" w:space="0"/>
+            </w:tcBorders>
+            <w:shd w:val="clear" w:color="auto" w:fill="FFFFFF"/>
             <w:tcMar>
               <w:top w:w="60" w:type="dxa"/>
               <w:left w:w="120" w:type="dxa"/>
@@ -609,19 +576,17 @@
           </w:tcPr>
           <w:p>
             <w:pPr>
-              <w:snapToGrid w:val="0"/>
-              <w:spacing w:before="120" w:after="120" w:line="288" w:lineRule="auto"/>
-              <w:ind w:left="0"/>
-              <w:jc w:val="center"/>
-              <w:rPr>
-                <w:rFonts w:hint="eastAsia" w:eastAsia="宋体"/>
+              <w:pStyle w:val="19"/>
+              <w:bidi w:val="0"/>
+              <w:rPr>
+                <w:rFonts w:hint="eastAsia"/>
+                <w:b w:val="0"/>
                 <w:lang w:val="en-US" w:eastAsia="zh-CN"/>
               </w:rPr>
             </w:pPr>
             <w:r>
               <w:rPr>
-                <w:rFonts w:hint="eastAsia"/>
-                <w:lang w:val="en-US" w:eastAsia="zh-CN"/>
+                <w:b w:val="0"/>
               </w:rPr>
               <w:t>性别</w:t>
             </w:r>
@@ -630,6 +595,13 @@
         <w:tc>
           <w:tcPr>
             <w:tcW w:w="3580" w:type="pct"/>
+            <w:tcBorders>
+              <w:top w:val="single" w:color="000000" w:sz="4" w:space="0"/>
+              <w:left w:val="single" w:color="000000" w:sz="4" w:space="0"/>
+              <w:bottom w:val="single" w:color="000000" w:sz="4" w:space="0"/>
+              <w:right w:val="single" w:color="000000" w:sz="4" w:space="0"/>
+            </w:tcBorders>
+            <w:shd w:val="clear" w:color="auto" w:fill="FFFFFF"/>
             <w:tcMar>
               <w:top w:w="60" w:type="dxa"/>
               <w:left w:w="120" w:type="dxa"/>
@@ -639,44 +611,19 @@
           </w:tcPr>
           <w:p>
             <w:pPr>
-              <w:snapToGrid w:val="0"/>
-              <w:spacing w:before="120" w:after="120" w:line="288" w:lineRule="auto"/>
-              <w:ind w:left="0"/>
-              <w:jc w:val="center"/>
-              <w:rPr>
-                <w:rFonts w:hint="eastAsia" w:eastAsia="等线"/>
+              <w:pStyle w:val="19"/>
+              <w:bidi w:val="0"/>
+              <w:rPr>
+                <w:rFonts w:hint="eastAsia"/>
+                <w:b w:val="0"/>
                 <w:lang w:val="en-US" w:eastAsia="zh-CN"/>
               </w:rPr>
             </w:pPr>
             <w:r>
               <w:rPr>
-                <w:rFonts w:ascii="Arial" w:hAnsi="Arial" w:eastAsia="等线" w:cs="Arial"/>
-                <w:sz w:val="22"/>
-              </w:rPr>
-              <w:t>【填写</w:t>
-            </w:r>
-            <w:r>
-              <w:rPr>
-                <w:rFonts w:hint="eastAsia" w:ascii="Arial" w:hAnsi="Arial" w:eastAsia="等线" w:cs="Arial"/>
-                <w:sz w:val="22"/>
-                <w:lang w:val="en-US" w:eastAsia="zh-CN"/>
-              </w:rPr>
-              <w:t>性别</w:t>
-            </w:r>
-            <w:r>
-              <w:rPr>
-                <w:rFonts w:ascii="Arial" w:hAnsi="Arial" w:eastAsia="等线" w:cs="Arial"/>
-                <w:sz w:val="22"/>
-              </w:rPr>
-              <w:t>】</w:t>
-            </w:r>
-            <w:r>
-              <w:rPr>
-                <w:rFonts w:hint="eastAsia" w:ascii="Arial" w:hAnsi="Arial" w:eastAsia="等线" w:cs="Arial"/>
-                <w:sz w:val="22"/>
-                <w:lang w:val="en-US" w:eastAsia="zh-CN"/>
-              </w:rPr>
-              <w:t xml:space="preserve"> </w:t>
+                <w:b w:val="0"/>
+              </w:rPr>
+              <w:t>{{Gender}}</w:t>
             </w:r>
           </w:p>
         </w:tc>
@@ -706,7 +653,13 @@
         <w:tc>
           <w:tcPr>
             <w:tcW w:w="1419" w:type="pct"/>
-            <w:shd w:val="clear" w:color="auto" w:fill="auto"/>
+            <w:tcBorders>
+              <w:top w:val="single" w:color="000000" w:sz="4" w:space="0"/>
+              <w:left w:val="single" w:color="000000" w:sz="4" w:space="0"/>
+              <w:bottom w:val="single" w:color="000000" w:sz="4" w:space="0"/>
+              <w:right w:val="single" w:color="000000" w:sz="4" w:space="0"/>
+            </w:tcBorders>
+            <w:shd w:val="clear" w:color="auto" w:fill="FFFFFF"/>
             <w:tcMar>
               <w:top w:w="60" w:type="dxa"/>
               <w:left w:w="120" w:type="dxa"/>
@@ -717,19 +670,15 @@
           </w:tcPr>
           <w:p>
             <w:pPr>
-              <w:snapToGrid w:val="0"/>
-              <w:spacing w:before="120" w:after="120" w:line="288" w:lineRule="auto"/>
-              <w:ind w:left="0" w:leftChars="0"/>
-              <w:jc w:val="center"/>
-              <w:rPr>
-                <w:sz w:val="21"/>
-                <w:szCs w:val="22"/>
+              <w:pStyle w:val="19"/>
+              <w:bidi w:val="0"/>
+              <w:rPr>
+                <w:b w:val="0"/>
               </w:rPr>
             </w:pPr>
             <w:r>
               <w:rPr>
-                <w:rFonts w:ascii="Arial" w:hAnsi="Arial" w:eastAsia="等线" w:cs="Arial"/>
-                <w:sz w:val="22"/>
+                <w:b w:val="0"/>
               </w:rPr>
               <w:t>学历/专业</w:t>
             </w:r>
@@ -738,7 +687,13 @@
         <w:tc>
           <w:tcPr>
             <w:tcW w:w="3580" w:type="pct"/>
-            <w:shd w:val="clear" w:color="auto" w:fill="auto"/>
+            <w:tcBorders>
+              <w:top w:val="single" w:color="000000" w:sz="4" w:space="0"/>
+              <w:left w:val="single" w:color="000000" w:sz="4" w:space="0"/>
+              <w:bottom w:val="single" w:color="000000" w:sz="4" w:space="0"/>
+              <w:right w:val="single" w:color="000000" w:sz="4" w:space="0"/>
+            </w:tcBorders>
+            <w:shd w:val="clear" w:color="auto" w:fill="FFFFFF"/>
             <w:tcMar>
               <w:top w:w="60" w:type="dxa"/>
               <w:left w:w="120" w:type="dxa"/>
@@ -749,31 +704,19 @@
           </w:tcPr>
           <w:p>
             <w:pPr>
-              <w:snapToGrid w:val="0"/>
-              <w:spacing w:before="120" w:after="120" w:line="288" w:lineRule="auto"/>
-              <w:ind w:left="0" w:leftChars="0"/>
-              <w:jc w:val="center"/>
-              <w:rPr>
-                <w:rFonts w:hint="eastAsia" w:eastAsia="等线"/>
-                <w:sz w:val="21"/>
-                <w:szCs w:val="22"/>
+              <w:pStyle w:val="19"/>
+              <w:bidi w:val="0"/>
+              <w:rPr>
+                <w:rFonts w:hint="eastAsia"/>
+                <w:b w:val="0"/>
                 <w:lang w:val="en-US" w:eastAsia="zh-CN"/>
               </w:rPr>
             </w:pPr>
             <w:r>
               <w:rPr>
-                <w:rFonts w:ascii="Arial" w:hAnsi="Arial" w:eastAsia="等线" w:cs="Arial"/>
-                <w:sz w:val="22"/>
-              </w:rPr>
-              <w:t>【填写学历/专业】</w:t>
-            </w:r>
-            <w:r>
-              <w:rPr>
-                <w:rFonts w:hint="eastAsia" w:ascii="Arial" w:hAnsi="Arial" w:eastAsia="等线" w:cs="Arial"/>
-                <w:sz w:val="22"/>
-                <w:lang w:val="en-US" w:eastAsia="zh-CN"/>
-              </w:rPr>
-              <w:t xml:space="preserve"> </w:t>
+                <w:b w:val="0"/>
+              </w:rPr>
+              <w:t>{{Education}}</w:t>
             </w:r>
           </w:p>
         </w:tc>
@@ -803,7 +746,13 @@
         <w:tc>
           <w:tcPr>
             <w:tcW w:w="1419" w:type="pct"/>
-            <w:shd w:val="clear" w:color="auto" w:fill="auto"/>
+            <w:tcBorders>
+              <w:top w:val="single" w:color="000000" w:sz="4" w:space="0"/>
+              <w:left w:val="single" w:color="000000" w:sz="4" w:space="0"/>
+              <w:bottom w:val="single" w:color="000000" w:sz="4" w:space="0"/>
+              <w:right w:val="single" w:color="000000" w:sz="4" w:space="0"/>
+            </w:tcBorders>
+            <w:shd w:val="clear" w:color="auto" w:fill="FFFFFF"/>
             <w:tcMar>
               <w:top w:w="60" w:type="dxa"/>
               <w:left w:w="120" w:type="dxa"/>
@@ -814,19 +763,15 @@
           </w:tcPr>
           <w:p>
             <w:pPr>
-              <w:snapToGrid w:val="0"/>
-              <w:spacing w:before="120" w:after="120" w:line="288" w:lineRule="auto"/>
-              <w:ind w:left="0" w:leftChars="0"/>
-              <w:jc w:val="center"/>
-              <w:rPr>
-                <w:sz w:val="21"/>
-                <w:szCs w:val="22"/>
+              <w:pStyle w:val="19"/>
+              <w:bidi w:val="0"/>
+              <w:rPr>
+                <w:b w:val="0"/>
               </w:rPr>
             </w:pPr>
             <w:r>
               <w:rPr>
-                <w:rFonts w:ascii="Arial" w:hAnsi="Arial" w:eastAsia="等线" w:cs="Arial"/>
-                <w:sz w:val="22"/>
+                <w:b w:val="0"/>
               </w:rPr>
               <w:t>工作年限/电销经验</w:t>
             </w:r>
@@ -835,7 +780,13 @@
         <w:tc>
           <w:tcPr>
             <w:tcW w:w="3580" w:type="pct"/>
-            <w:shd w:val="clear" w:color="auto" w:fill="auto"/>
+            <w:tcBorders>
+              <w:top w:val="single" w:color="000000" w:sz="4" w:space="0"/>
+              <w:left w:val="single" w:color="000000" w:sz="4" w:space="0"/>
+              <w:bottom w:val="single" w:color="000000" w:sz="4" w:space="0"/>
+              <w:right w:val="single" w:color="000000" w:sz="4" w:space="0"/>
+            </w:tcBorders>
+            <w:shd w:val="clear" w:color="auto" w:fill="FFFFFF"/>
             <w:tcMar>
               <w:top w:w="60" w:type="dxa"/>
               <w:left w:w="120" w:type="dxa"/>
@@ -846,31 +797,26 @@
           </w:tcPr>
           <w:p>
             <w:pPr>
-              <w:snapToGrid w:val="0"/>
-              <w:spacing w:before="120" w:after="120" w:line="288" w:lineRule="auto"/>
-              <w:ind w:left="0" w:leftChars="0"/>
-              <w:jc w:val="center"/>
-              <w:rPr>
-                <w:rFonts w:hint="eastAsia" w:eastAsia="等线"/>
-                <w:sz w:val="21"/>
-                <w:szCs w:val="22"/>
+              <w:pStyle w:val="19"/>
+              <w:bidi w:val="0"/>
+              <w:rPr>
+                <w:rFonts w:hint="eastAsia"/>
+                <w:b w:val="0"/>
                 <w:lang w:val="en-US" w:eastAsia="zh-CN"/>
               </w:rPr>
             </w:pPr>
             <w:r>
               <w:rPr>
-                <w:rFonts w:ascii="Arial" w:hAnsi="Arial" w:eastAsia="等线" w:cs="Arial"/>
-                <w:sz w:val="22"/>
-              </w:rPr>
-              <w:t>【填写工作年限】/【是/否，若为是补充从业年限】</w:t>
+                <w:rFonts w:hint="eastAsia"/>
+                <w:b w:val="0"/>
+              </w:rPr>
+              <w:t>{{YearsOfExperience}}</w:t>
             </w:r>
             <w:r>
               <w:rPr>
-                <w:rFonts w:hint="eastAsia" w:ascii="Arial" w:hAnsi="Arial" w:eastAsia="等线" w:cs="Arial"/>
-                <w:sz w:val="22"/>
-                <w:lang w:val="en-US" w:eastAsia="zh-CN"/>
-              </w:rPr>
-              <w:t xml:space="preserve"> </w:t>
+                <w:b w:val="0"/>
+              </w:rPr>
+              <w:t>/{{HasSalesExp}}</w:t>
             </w:r>
           </w:p>
         </w:tc>
@@ -900,7 +846,13 @@
         <w:tc>
           <w:tcPr>
             <w:tcW w:w="1419" w:type="pct"/>
-            <w:shd w:val="clear" w:color="auto" w:fill="auto"/>
+            <w:tcBorders>
+              <w:top w:val="single" w:color="000000" w:sz="4" w:space="0"/>
+              <w:left w:val="single" w:color="000000" w:sz="4" w:space="0"/>
+              <w:bottom w:val="single" w:color="000000" w:sz="4" w:space="0"/>
+              <w:right w:val="single" w:color="000000" w:sz="4" w:space="0"/>
+            </w:tcBorders>
+            <w:shd w:val="clear" w:color="auto" w:fill="FFFFFF"/>
             <w:tcMar>
               <w:top w:w="60" w:type="dxa"/>
               <w:left w:w="120" w:type="dxa"/>
@@ -911,19 +863,15 @@
           </w:tcPr>
           <w:p>
             <w:pPr>
-              <w:snapToGrid w:val="0"/>
-              <w:spacing w:before="120" w:after="120" w:line="288" w:lineRule="auto"/>
-              <w:ind w:left="0" w:leftChars="0"/>
-              <w:jc w:val="center"/>
-              <w:rPr>
-                <w:sz w:val="21"/>
-                <w:szCs w:val="22"/>
+              <w:pStyle w:val="19"/>
+              <w:bidi w:val="0"/>
+              <w:rPr>
+                <w:b w:val="0"/>
               </w:rPr>
             </w:pPr>
             <w:r>
               <w:rPr>
-                <w:rFonts w:ascii="Arial" w:hAnsi="Arial" w:eastAsia="等线" w:cs="Arial"/>
-                <w:sz w:val="22"/>
+                <w:b w:val="0"/>
               </w:rPr>
               <w:t>过往背景</w:t>
             </w:r>
@@ -932,7 +880,13 @@
         <w:tc>
           <w:tcPr>
             <w:tcW w:w="3580" w:type="pct"/>
-            <w:shd w:val="clear" w:color="auto" w:fill="auto"/>
+            <w:tcBorders>
+              <w:top w:val="single" w:color="000000" w:sz="4" w:space="0"/>
+              <w:left w:val="single" w:color="000000" w:sz="4" w:space="0"/>
+              <w:bottom w:val="single" w:color="000000" w:sz="4" w:space="0"/>
+              <w:right w:val="single" w:color="000000" w:sz="4" w:space="0"/>
+            </w:tcBorders>
+            <w:shd w:val="clear" w:color="auto" w:fill="FFFFFF"/>
             <w:tcMar>
               <w:top w:w="60" w:type="dxa"/>
               <w:left w:w="120" w:type="dxa"/>
@@ -943,31 +897,19 @@
           </w:tcPr>
           <w:p>
             <w:pPr>
-              <w:snapToGrid w:val="0"/>
-              <w:spacing w:before="120" w:after="120" w:line="288" w:lineRule="auto"/>
-              <w:ind w:left="0" w:leftChars="0"/>
-              <w:jc w:val="center"/>
-              <w:rPr>
-                <w:rFonts w:hint="eastAsia" w:eastAsia="等线"/>
-                <w:sz w:val="21"/>
-                <w:szCs w:val="22"/>
+              <w:pStyle w:val="19"/>
+              <w:bidi w:val="0"/>
+              <w:rPr>
+                <w:rFonts w:hint="eastAsia"/>
+                <w:b w:val="0"/>
                 <w:lang w:val="en-US" w:eastAsia="zh-CN"/>
               </w:rPr>
             </w:pPr>
             <w:r>
               <w:rPr>
-                <w:rFonts w:ascii="Arial" w:hAnsi="Arial" w:eastAsia="等线" w:cs="Arial"/>
-                <w:sz w:val="22"/>
-              </w:rPr>
-              <w:t>【填写过往行业/企业背景】</w:t>
-            </w:r>
-            <w:r>
-              <w:rPr>
-                <w:rFonts w:hint="eastAsia" w:ascii="Arial" w:hAnsi="Arial" w:eastAsia="等线" w:cs="Arial"/>
-                <w:sz w:val="22"/>
-                <w:lang w:val="en-US" w:eastAsia="zh-CN"/>
-              </w:rPr>
-              <w:t xml:space="preserve"> </w:t>
+                <w:b w:val="0"/>
+              </w:rPr>
+              <w:t>{{Background}}</w:t>
             </w:r>
           </w:p>
         </w:tc>
@@ -997,7 +939,13 @@
         <w:tc>
           <w:tcPr>
             <w:tcW w:w="1419" w:type="pct"/>
-            <w:shd w:val="clear" w:color="auto" w:fill="auto"/>
+            <w:tcBorders>
+              <w:top w:val="single" w:color="000000" w:sz="4" w:space="0"/>
+              <w:left w:val="single" w:color="000000" w:sz="4" w:space="0"/>
+              <w:bottom w:val="single" w:color="000000" w:sz="4" w:space="0"/>
+              <w:right w:val="single" w:color="000000" w:sz="4" w:space="0"/>
+            </w:tcBorders>
+            <w:shd w:val="clear" w:color="auto" w:fill="FFFFFF"/>
             <w:tcMar>
               <w:top w:w="60" w:type="dxa"/>
               <w:left w:w="120" w:type="dxa"/>
@@ -1008,20 +956,16 @@
           </w:tcPr>
           <w:p>
             <w:pPr>
-              <w:snapToGrid w:val="0"/>
-              <w:spacing w:before="120" w:after="120" w:line="288" w:lineRule="auto"/>
-              <w:ind w:left="0" w:leftChars="0"/>
-              <w:jc w:val="center"/>
-              <w:rPr>
-                <w:sz w:val="21"/>
-                <w:szCs w:val="22"/>
+              <w:pStyle w:val="19"/>
+              <w:bidi w:val="0"/>
+              <w:rPr>
+                <w:b w:val="0"/>
               </w:rPr>
             </w:pPr>
-            <w:bookmarkStart w:id="3" w:name="heading_3"/>
+            <w:bookmarkStart w:id="5" w:name="heading_3"/>
             <w:r>
               <w:rPr>
-                <w:rFonts w:ascii="Arial" w:hAnsi="Arial" w:eastAsia="等线" w:cs="Arial"/>
-                <w:sz w:val="22"/>
+                <w:b w:val="0"/>
               </w:rPr>
               <w:t>求职薪资</w:t>
             </w:r>
@@ -1030,7 +974,13 @@
         <w:tc>
           <w:tcPr>
             <w:tcW w:w="3580" w:type="pct"/>
-            <w:shd w:val="clear" w:color="auto" w:fill="auto"/>
+            <w:tcBorders>
+              <w:top w:val="single" w:color="000000" w:sz="4" w:space="0"/>
+              <w:left w:val="single" w:color="000000" w:sz="4" w:space="0"/>
+              <w:bottom w:val="single" w:color="000000" w:sz="4" w:space="0"/>
+              <w:right w:val="single" w:color="000000" w:sz="4" w:space="0"/>
+            </w:tcBorders>
+            <w:shd w:val="clear" w:color="auto" w:fill="FFFFFF"/>
             <w:tcMar>
               <w:top w:w="60" w:type="dxa"/>
               <w:left w:w="120" w:type="dxa"/>
@@ -1041,31 +991,19 @@
           </w:tcPr>
           <w:p>
             <w:pPr>
-              <w:snapToGrid w:val="0"/>
-              <w:spacing w:before="120" w:after="120" w:line="288" w:lineRule="auto"/>
-              <w:ind w:left="0" w:leftChars="0"/>
-              <w:jc w:val="center"/>
-              <w:rPr>
-                <w:rFonts w:hint="eastAsia" w:eastAsia="等线"/>
-                <w:sz w:val="21"/>
-                <w:szCs w:val="22"/>
+              <w:pStyle w:val="19"/>
+              <w:bidi w:val="0"/>
+              <w:rPr>
+                <w:rFonts w:hint="eastAsia"/>
+                <w:b w:val="0"/>
                 <w:lang w:val="en-US" w:eastAsia="zh-CN"/>
               </w:rPr>
             </w:pPr>
             <w:r>
               <w:rPr>
-                <w:rFonts w:ascii="Arial" w:hAnsi="Arial" w:eastAsia="等线" w:cs="Arial"/>
-                <w:sz w:val="22"/>
-              </w:rPr>
-              <w:t>【填写求职薪资】</w:t>
-            </w:r>
-            <w:r>
-              <w:rPr>
-                <w:rFonts w:hint="eastAsia" w:ascii="Arial" w:hAnsi="Arial" w:eastAsia="等线" w:cs="Arial"/>
-                <w:sz w:val="22"/>
-                <w:lang w:val="en-US" w:eastAsia="zh-CN"/>
-              </w:rPr>
-              <w:t xml:space="preserve"> </w:t>
+                <w:b w:val="0"/>
+              </w:rPr>
+              <w:t>{{ExpectedSalary}}</w:t>
             </w:r>
           </w:p>
         </w:tc>
@@ -1095,7 +1033,13 @@
         <w:tc>
           <w:tcPr>
             <w:tcW w:w="1419" w:type="pct"/>
-            <w:shd w:val="clear" w:color="auto" w:fill="auto"/>
+            <w:tcBorders>
+              <w:top w:val="single" w:color="000000" w:sz="4" w:space="0"/>
+              <w:left w:val="single" w:color="000000" w:sz="4" w:space="0"/>
+              <w:bottom w:val="single" w:color="000000" w:sz="4" w:space="0"/>
+              <w:right w:val="single" w:color="000000" w:sz="4" w:space="0"/>
+            </w:tcBorders>
+            <w:shd w:val="clear" w:color="auto" w:fill="FFFFFF"/>
             <w:tcMar>
               <w:top w:w="60" w:type="dxa"/>
               <w:left w:w="120" w:type="dxa"/>
@@ -1106,22 +1050,17 @@
           </w:tcPr>
           <w:p>
             <w:pPr>
-              <w:snapToGrid w:val="0"/>
-              <w:spacing w:before="120" w:after="120" w:line="288" w:lineRule="auto"/>
-              <w:ind w:left="0" w:leftChars="0"/>
-              <w:jc w:val="center"/>
-              <w:rPr>
-                <w:rFonts w:hint="eastAsia" w:eastAsiaTheme="minorEastAsia"/>
-                <w:sz w:val="21"/>
-                <w:szCs w:val="22"/>
+              <w:pStyle w:val="19"/>
+              <w:bidi w:val="0"/>
+              <w:rPr>
+                <w:rFonts w:hint="eastAsia"/>
+                <w:b w:val="0"/>
                 <w:lang w:eastAsia="zh-CN"/>
               </w:rPr>
             </w:pPr>
             <w:r>
               <w:rPr>
-                <w:rFonts w:hint="eastAsia" w:ascii="Arial" w:hAnsi="Arial" w:eastAsia="等线" w:cs="Arial"/>
-                <w:sz w:val="22"/>
-                <w:lang w:val="en-US" w:eastAsia="zh-CN"/>
+                <w:b w:val="0"/>
               </w:rPr>
               <w:t>意向岗位</w:t>
             </w:r>
@@ -1130,7 +1069,13 @@
         <w:tc>
           <w:tcPr>
             <w:tcW w:w="3580" w:type="pct"/>
-            <w:shd w:val="clear" w:color="auto" w:fill="auto"/>
+            <w:tcBorders>
+              <w:top w:val="single" w:color="000000" w:sz="4" w:space="0"/>
+              <w:left w:val="single" w:color="000000" w:sz="4" w:space="0"/>
+              <w:bottom w:val="single" w:color="000000" w:sz="4" w:space="0"/>
+              <w:right w:val="single" w:color="000000" w:sz="4" w:space="0"/>
+            </w:tcBorders>
+            <w:shd w:val="clear" w:color="auto" w:fill="FFFFFF"/>
             <w:tcMar>
               <w:top w:w="60" w:type="dxa"/>
               <w:left w:w="120" w:type="dxa"/>
@@ -1141,49 +1086,20 @@
           </w:tcPr>
           <w:p>
             <w:pPr>
-              <w:snapToGrid w:val="0"/>
-              <w:spacing w:before="120" w:after="120" w:line="288" w:lineRule="auto"/>
-              <w:ind w:left="0" w:leftChars="0"/>
-              <w:jc w:val="center"/>
-              <w:rPr>
-                <w:rFonts w:hint="eastAsia" w:eastAsia="等线"/>
-                <w:sz w:val="21"/>
-                <w:szCs w:val="22"/>
+              <w:pStyle w:val="19"/>
+              <w:bidi w:val="0"/>
+              <w:rPr>
+                <w:rFonts w:hint="eastAsia"/>
+                <w:b w:val="0"/>
                 <w:lang w:val="en-US" w:eastAsia="zh-CN"/>
               </w:rPr>
             </w:pPr>
             <w:r>
               <w:rPr>
-                <w:rFonts w:ascii="Arial" w:hAnsi="Arial" w:eastAsia="等线" w:cs="Arial"/>
-                <w:sz w:val="22"/>
-              </w:rPr>
-              <w:t>【填写</w:t>
+                <w:b w:val="0"/>
+              </w:rPr>
+              <w:t>{{IntendedPosition}}</w:t>
             </w:r>
-            <w:r>
-              <w:rPr>
-                <w:rFonts w:hint="eastAsia" w:ascii="Arial" w:hAnsi="Arial" w:eastAsia="等线" w:cs="Arial"/>
-                <w:sz w:val="22"/>
-                <w:lang w:val="en-US" w:eastAsia="zh-CN"/>
-              </w:rPr>
-              <w:t>意向岗位</w:t>
-            </w:r>
-            <w:r>
-              <w:rPr>
-                <w:rFonts w:ascii="Arial" w:hAnsi="Arial" w:eastAsia="等线" w:cs="Arial"/>
-                <w:sz w:val="22"/>
-              </w:rPr>
-              <w:t>】</w:t>
-            </w:r>
-            <w:r>
-              <w:rPr>
-                <w:rFonts w:hint="eastAsia" w:ascii="Arial" w:hAnsi="Arial" w:eastAsia="等线" w:cs="Arial"/>
-                <w:sz w:val="22"/>
-                <w:lang w:val="en-US" w:eastAsia="zh-CN"/>
-              </w:rPr>
-              <w:t xml:space="preserve"> </w:t>
-            </w:r>
-            <w:bookmarkStart w:id="22" w:name="_GoBack"/>
-            <w:bookmarkEnd w:id="22"/>
           </w:p>
         </w:tc>
       </w:tr>
@@ -1220,108 +1136,106 @@
       <w:r>
         <w:t>简历核心分析</w:t>
       </w:r>
-      <w:bookmarkEnd w:id="3"/>
-    </w:p>
-    <w:p>
-      <w:pPr>
-        <w:pStyle w:val="11"/>
+      <w:bookmarkEnd w:id="5"/>
+    </w:p>
+    <w:p>
+      <w:pPr>
         <w:numPr>
           <w:ilvl w:val="0"/>
           <w:numId w:val="3"/>
         </w:numPr>
-        <w:ind w:left="0" w:leftChars="0" w:firstLine="480" w:firstLineChars="0"/>
-        <w:rPr>
-          <w:rFonts w:ascii="Times New Roman" w:hAnsi="Times New Roman" w:eastAsia="宋体" w:cs="Times New Roman"/>
-          <w:b w:val="0"/>
-          <w:color w:val="3370FF"/>
-          <w:sz w:val="24"/>
-          <w:szCs w:val="24"/>
-        </w:rPr>
-      </w:pPr>
-      <w:r>
-        <w:rPr>
-          <w:rFonts w:ascii="Times New Roman" w:hAnsi="Times New Roman" w:eastAsia="宋体" w:cs="Times New Roman"/>
+        <w:bidi w:val="0"/>
+      </w:pPr>
+      <w:r>
+        <w:rPr>
           <w:b/>
-          <w:sz w:val="24"/>
-          <w:szCs w:val="24"/>
-        </w:rPr>
-        <w:t>简历核心亮点</w:t>
-      </w:r>
-      <w:r>
-        <w:rPr>
-          <w:rFonts w:ascii="Times New Roman" w:hAnsi="Times New Roman" w:eastAsia="宋体" w:cs="Times New Roman"/>
-          <w:sz w:val="24"/>
-          <w:szCs w:val="24"/>
-        </w:rPr>
-        <w:t>：提炼与传统电话销售岗高度匹配的信息，如【填写核心亮点，例：具备X年电销经验，月均成单X单，熟悉电销话术】；</w:t>
-      </w:r>
-    </w:p>
-    <w:p>
-      <w:pPr>
-        <w:pStyle w:val="11"/>
+          <w:bCs/>
+        </w:rPr>
+        <w:t>简历核心亮点：</w:t>
+      </w:r>
+      <w:r>
+        <w:rPr>
+          <w:rFonts w:hint="eastAsia"/>
+        </w:rPr>
+        <w:t>{{ResumeHighlights}}</w:t>
+      </w:r>
+      <w:r>
+        <w:rPr>
+          <w:rFonts w:hint="eastAsia"/>
+          <w:lang w:eastAsia="zh-CN"/>
+        </w:rPr>
+        <w:t>；</w:t>
+      </w:r>
+    </w:p>
+    <w:p>
+      <w:pPr>
         <w:numPr>
           <w:ilvl w:val="0"/>
           <w:numId w:val="3"/>
         </w:numPr>
-        <w:ind w:left="0" w:leftChars="0" w:firstLine="480" w:firstLineChars="0"/>
-        <w:rPr>
-          <w:rFonts w:ascii="Times New Roman" w:hAnsi="Times New Roman" w:eastAsia="宋体" w:cs="Times New Roman"/>
-          <w:b w:val="0"/>
-          <w:color w:val="3370FF"/>
-          <w:sz w:val="24"/>
-          <w:szCs w:val="24"/>
-        </w:rPr>
-      </w:pPr>
-      <w:r>
-        <w:rPr>
-          <w:rFonts w:ascii="Times New Roman" w:hAnsi="Times New Roman" w:eastAsia="宋体" w:cs="Times New Roman"/>
+        <w:bidi w:val="0"/>
+      </w:pPr>
+      <w:r>
+        <w:rPr>
           <w:b/>
-          <w:sz w:val="24"/>
-          <w:szCs w:val="24"/>
-        </w:rPr>
-        <w:t>简历信息核实</w:t>
-      </w:r>
-      <w:r>
-        <w:rPr>
-          <w:rFonts w:ascii="Times New Roman" w:hAnsi="Times New Roman" w:eastAsia="宋体" w:cs="Times New Roman"/>
-          <w:sz w:val="24"/>
-          <w:szCs w:val="24"/>
-        </w:rPr>
-        <w:t>：对简历中关键信息进行核实，标注【已核实/未提及/存疑】，如【填写核实内容】；</w:t>
-      </w:r>
-    </w:p>
-    <w:p>
-      <w:pPr>
-        <w:pStyle w:val="11"/>
+          <w:bCs/>
+        </w:rPr>
+        <w:t>简历信息核实：</w:t>
+      </w:r>
+      <w:r>
+        <w:t>{{VerificationDetails}}</w:t>
+      </w:r>
+      <w:r>
+        <w:rPr>
+          <w:rFonts w:hint="eastAsia"/>
+          <w:lang w:eastAsia="zh-CN"/>
+        </w:rPr>
+        <w:t>；</w:t>
+      </w:r>
+    </w:p>
+    <w:p>
+      <w:pPr>
         <w:numPr>
           <w:ilvl w:val="0"/>
           <w:numId w:val="3"/>
         </w:numPr>
-        <w:ind w:left="0" w:leftChars="0" w:firstLine="480" w:firstLineChars="0"/>
-        <w:rPr>
-          <w:rFonts w:ascii="Times New Roman" w:hAnsi="Times New Roman" w:eastAsia="宋体" w:cs="Times New Roman"/>
-          <w:b w:val="0"/>
-          <w:color w:val="3370FF"/>
-          <w:sz w:val="24"/>
-          <w:szCs w:val="24"/>
-        </w:rPr>
-      </w:pPr>
-      <w:r>
-        <w:rPr>
-          <w:rFonts w:ascii="Times New Roman" w:hAnsi="Times New Roman" w:eastAsia="宋体" w:cs="Times New Roman"/>
+        <w:bidi w:val="0"/>
+      </w:pPr>
+      <w:r>
+        <w:rPr>
           <w:b/>
-          <w:sz w:val="24"/>
-          <w:szCs w:val="24"/>
-        </w:rPr>
-        <w:t>简历初筛结论</w:t>
-      </w:r>
-      <w:r>
-        <w:rPr>
-          <w:rFonts w:ascii="Times New Roman" w:hAnsi="Times New Roman" w:eastAsia="宋体" w:cs="Times New Roman"/>
-          <w:sz w:val="24"/>
-          <w:szCs w:val="24"/>
-        </w:rPr>
-        <w:t>：【通过/未通过】，初筛核心依据：【填写初筛依据】。</w:t>
+          <w:bCs/>
+        </w:rPr>
+        <w:t>简历初筛结论：</w:t>
+      </w:r>
+      <w:r>
+        <w:t>{{PreScreeningResult}}</w:t>
+      </w:r>
+      <w:r>
+        <w:rPr>
+          <w:rFonts w:hint="eastAsia"/>
+          <w:lang w:eastAsia="zh-CN"/>
+        </w:rPr>
+        <w:t>；</w:t>
+      </w:r>
+    </w:p>
+    <w:p>
+      <w:pPr>
+        <w:numPr>
+          <w:ilvl w:val="0"/>
+          <w:numId w:val="3"/>
+        </w:numPr>
+        <w:bidi w:val="0"/>
+      </w:pPr>
+      <w:r>
+        <w:rPr>
+          <w:b/>
+          <w:bCs/>
+        </w:rPr>
+        <w:t>初筛核心依据：</w:t>
+      </w:r>
+      <w:r>
+        <w:t>{{PreScreeningReason}}。</w:t>
       </w:r>
     </w:p>
     <w:p>
@@ -1332,7 +1246,7 @@
           <w:sz w:val="32"/>
         </w:rPr>
       </w:pPr>
-      <w:bookmarkStart w:id="4" w:name="heading_4"/>
+      <w:bookmarkStart w:id="6" w:name="heading_4"/>
       <w:r>
         <w:rPr>
           <w:rFonts w:ascii="Arial" w:hAnsi="Arial" w:eastAsia="等线" w:cs="Arial"/>
@@ -1354,10 +1268,12 @@
           <w:b w:val="0"/>
         </w:rPr>
       </w:pPr>
+      <w:bookmarkStart w:id="7" w:name="_Toc15904"/>
       <w:r>
         <w:t>面试核心能力维度可视化评估（含评分）</w:t>
       </w:r>
-      <w:bookmarkEnd w:id="4"/>
+      <w:bookmarkEnd w:id="6"/>
+      <w:bookmarkEnd w:id="7"/>
     </w:p>
     <w:p>
       <w:pPr>
@@ -1371,11 +1287,11 @@
           <w:b w:val="0"/>
         </w:rPr>
       </w:pPr>
-      <w:bookmarkStart w:id="5" w:name="heading_5"/>
+      <w:bookmarkStart w:id="8" w:name="heading_5"/>
       <w:r>
         <w:t>核心能力维度评分表（满分100分，基准线≥70分）</w:t>
       </w:r>
-      <w:bookmarkEnd w:id="5"/>
+      <w:bookmarkEnd w:id="8"/>
     </w:p>
     <w:p>
       <w:pPr>
@@ -1397,8 +1313,8 @@
     </w:p>
     <w:tbl>
       <w:tblPr>
-        <w:tblStyle w:val="14"/>
-        <w:tblW w:w="4997" w:type="pct"/>
+        <w:tblStyle w:val="15"/>
+        <w:tblW w:w="5000" w:type="pct"/>
         <w:jc w:val="center"/>
         <w:tblBorders>
           <w:top w:val="single" w:color="DEE0E3" w:sz="0" w:space="0"/>
@@ -1408,7 +1324,7 @@
           <w:insideH w:val="single" w:color="DEE0E3" w:sz="0" w:space="0"/>
           <w:insideV w:val="single" w:color="DEE0E3" w:sz="0" w:space="0"/>
         </w:tblBorders>
-        <w:tblLayout w:type="autofit"/>
+        <w:tblLayout w:type="fixed"/>
         <w:tblCellMar>
           <w:top w:w="0" w:type="dxa"/>
           <w:left w:w="10" w:type="dxa"/>
@@ -1417,11 +1333,11 @@
         </w:tblCellMar>
       </w:tblPr>
       <w:tblGrid>
-        <w:gridCol w:w="1240"/>
-        <w:gridCol w:w="1088"/>
-        <w:gridCol w:w="1088"/>
-        <w:gridCol w:w="1089"/>
-        <w:gridCol w:w="4035"/>
+        <w:gridCol w:w="1255"/>
+        <w:gridCol w:w="1367"/>
+        <w:gridCol w:w="1461"/>
+        <w:gridCol w:w="1321"/>
+        <w:gridCol w:w="3141"/>
       </w:tblGrid>
       <w:tr>
         <w:tblPrEx>
@@ -1447,7 +1363,15 @@
         </w:trPr>
         <w:tc>
           <w:tcPr>
-            <w:tcW w:w="726" w:type="pct"/>
+            <w:tcW w:w="1255" w:type="dxa"/>
+            <w:tcBorders>
+              <w:top w:val="single" w:color="000000" w:sz="4" w:space="0"/>
+              <w:left w:val="single" w:color="000000" w:sz="4" w:space="0"/>
+              <w:bottom w:val="single" w:color="000000" w:sz="4" w:space="0"/>
+              <w:right w:val="single" w:color="000000" w:sz="4" w:space="0"/>
+              <w:tl2br w:val="nil"/>
+            </w:tcBorders>
+            <w:shd w:val="clear" w:color="auto" w:fill="FFFFFF"/>
             <w:tcMar>
               <w:top w:w="60" w:type="dxa"/>
               <w:left w:w="120" w:type="dxa"/>
@@ -1458,21 +1382,17 @@
           </w:tcPr>
           <w:p>
             <w:pPr>
-              <w:snapToGrid w:val="0"/>
-              <w:spacing w:before="120" w:after="120" w:line="240" w:lineRule="auto"/>
-              <w:ind w:left="0" w:leftChars="0" w:right="0" w:rightChars="0" w:firstLine="0" w:firstLineChars="0"/>
-              <w:jc w:val="center"/>
-              <w:rPr>
-                <w:rFonts w:ascii="Arial" w:eastAsia="等线"/>
+              <w:pStyle w:val="19"/>
+              <w:bidi w:val="0"/>
+              <w:rPr>
                 <w:b/>
-                <w:sz w:val="22"/>
+                <w:bCs w:val="0"/>
               </w:rPr>
             </w:pPr>
             <w:r>
               <w:rPr>
-                <w:rFonts w:ascii="Arial" w:hAnsi="Arial" w:eastAsia="等线" w:cs="Arial"/>
                 <w:b/>
-                <w:sz w:val="22"/>
+                <w:bCs w:val="0"/>
               </w:rPr>
               <w:t>评估维度</w:t>
             </w:r>
@@ -1480,7 +1400,14 @@
         </w:tc>
         <w:tc>
           <w:tcPr>
-            <w:tcW w:w="637" w:type="pct"/>
+            <w:tcW w:w="1367" w:type="dxa"/>
+            <w:tcBorders>
+              <w:top w:val="single" w:color="000000" w:sz="4" w:space="0"/>
+              <w:left w:val="single" w:color="000000" w:sz="4" w:space="0"/>
+              <w:bottom w:val="single" w:color="000000" w:sz="4" w:space="0"/>
+              <w:right w:val="single" w:color="000000" w:sz="4" w:space="0"/>
+            </w:tcBorders>
+            <w:shd w:val="clear" w:color="auto" w:fill="FFFFFF"/>
             <w:tcMar>
               <w:top w:w="60" w:type="dxa"/>
               <w:left w:w="120" w:type="dxa"/>
@@ -1491,21 +1418,17 @@
           </w:tcPr>
           <w:p>
             <w:pPr>
-              <w:snapToGrid w:val="0"/>
-              <w:spacing w:before="120" w:after="120" w:line="240" w:lineRule="auto"/>
-              <w:ind w:left="0" w:leftChars="0" w:right="0" w:rightChars="0" w:firstLine="0" w:firstLineChars="0"/>
-              <w:jc w:val="center"/>
-              <w:rPr>
-                <w:rFonts w:ascii="Arial" w:eastAsia="等线"/>
+              <w:pStyle w:val="19"/>
+              <w:bidi w:val="0"/>
+              <w:rPr>
                 <w:b/>
-                <w:sz w:val="22"/>
+                <w:bCs w:val="0"/>
               </w:rPr>
             </w:pPr>
             <w:r>
               <w:rPr>
-                <w:rFonts w:ascii="Arial" w:hAnsi="Arial" w:eastAsia="等线" w:cs="Arial"/>
                 <w:b/>
-                <w:sz w:val="22"/>
+                <w:bCs w:val="0"/>
               </w:rPr>
               <w:t>面试官打分</w:t>
             </w:r>
@@ -1513,7 +1436,14 @@
         </w:tc>
         <w:tc>
           <w:tcPr>
-            <w:tcW w:w="637" w:type="pct"/>
+            <w:tcW w:w="1461" w:type="dxa"/>
+            <w:tcBorders>
+              <w:top w:val="single" w:color="000000" w:sz="4" w:space="0"/>
+              <w:left w:val="single" w:color="000000" w:sz="4" w:space="0"/>
+              <w:bottom w:val="single" w:color="000000" w:sz="4" w:space="0"/>
+              <w:right w:val="single" w:color="000000" w:sz="4" w:space="0"/>
+            </w:tcBorders>
+            <w:shd w:val="clear" w:color="auto" w:fill="FFFFFF"/>
             <w:tcMar>
               <w:top w:w="60" w:type="dxa"/>
               <w:left w:w="120" w:type="dxa"/>
@@ -1524,21 +1454,17 @@
           </w:tcPr>
           <w:p>
             <w:pPr>
-              <w:snapToGrid w:val="0"/>
-              <w:spacing w:before="120" w:after="120" w:line="240" w:lineRule="auto"/>
-              <w:ind w:left="0" w:leftChars="0" w:right="0" w:rightChars="0" w:firstLine="0" w:firstLineChars="0"/>
-              <w:jc w:val="center"/>
-              <w:rPr>
-                <w:rFonts w:ascii="Arial" w:eastAsia="等线"/>
+              <w:pStyle w:val="19"/>
+              <w:bidi w:val="0"/>
+              <w:rPr>
                 <w:b/>
-                <w:sz w:val="22"/>
+                <w:bCs w:val="0"/>
               </w:rPr>
             </w:pPr>
             <w:r>
               <w:rPr>
-                <w:rFonts w:ascii="Arial" w:hAnsi="Arial" w:eastAsia="等线" w:cs="Arial"/>
                 <w:b/>
-                <w:sz w:val="22"/>
+                <w:bCs w:val="0"/>
               </w:rPr>
               <w:t>智能评分</w:t>
             </w:r>
@@ -1546,7 +1472,14 @@
         </w:tc>
         <w:tc>
           <w:tcPr>
-            <w:tcW w:w="637" w:type="pct"/>
+            <w:tcW w:w="1321" w:type="dxa"/>
+            <w:tcBorders>
+              <w:top w:val="single" w:color="000000" w:sz="4" w:space="0"/>
+              <w:left w:val="single" w:color="000000" w:sz="4" w:space="0"/>
+              <w:bottom w:val="single" w:color="000000" w:sz="4" w:space="0"/>
+              <w:right w:val="single" w:color="000000" w:sz="4" w:space="0"/>
+            </w:tcBorders>
+            <w:shd w:val="clear" w:color="auto" w:fill="FFFFFF"/>
             <w:tcMar>
               <w:top w:w="60" w:type="dxa"/>
               <w:left w:w="120" w:type="dxa"/>
@@ -1557,21 +1490,17 @@
           </w:tcPr>
           <w:p>
             <w:pPr>
-              <w:snapToGrid w:val="0"/>
-              <w:spacing w:before="120" w:after="120" w:line="240" w:lineRule="auto"/>
-              <w:ind w:left="0" w:leftChars="0" w:right="0" w:rightChars="0" w:firstLine="0" w:firstLineChars="0"/>
-              <w:jc w:val="center"/>
-              <w:rPr>
-                <w:rFonts w:ascii="Arial" w:eastAsia="等线"/>
+              <w:pStyle w:val="19"/>
+              <w:bidi w:val="0"/>
+              <w:rPr>
                 <w:b/>
-                <w:sz w:val="22"/>
+                <w:bCs w:val="0"/>
               </w:rPr>
             </w:pPr>
             <w:r>
               <w:rPr>
-                <w:rFonts w:ascii="Arial" w:hAnsi="Arial" w:eastAsia="等线" w:cs="Arial"/>
                 <w:b/>
-                <w:sz w:val="22"/>
+                <w:bCs w:val="0"/>
               </w:rPr>
               <w:t>平均分</w:t>
             </w:r>
@@ -1579,7 +1508,14 @@
         </w:tc>
         <w:tc>
           <w:tcPr>
-            <w:tcW w:w="2361" w:type="pct"/>
+            <w:tcW w:w="3141" w:type="dxa"/>
+            <w:tcBorders>
+              <w:top w:val="single" w:color="000000" w:sz="4" w:space="0"/>
+              <w:left w:val="single" w:color="000000" w:sz="4" w:space="0"/>
+              <w:bottom w:val="single" w:color="000000" w:sz="4" w:space="0"/>
+              <w:right w:val="single" w:color="000000" w:sz="4" w:space="0"/>
+            </w:tcBorders>
+            <w:shd w:val="clear" w:color="auto" w:fill="FFFFFF"/>
             <w:tcMar>
               <w:top w:w="60" w:type="dxa"/>
               <w:left w:w="120" w:type="dxa"/>
@@ -1590,23 +1526,50 @@
           </w:tcPr>
           <w:p>
             <w:pPr>
-              <w:snapToGrid w:val="0"/>
-              <w:spacing w:before="120" w:after="120" w:line="240" w:lineRule="auto"/>
-              <w:ind w:left="0" w:leftChars="0" w:right="0" w:rightChars="0" w:firstLine="0" w:firstLineChars="0"/>
-              <w:jc w:val="center"/>
-              <w:rPr>
-                <w:rFonts w:ascii="Arial" w:eastAsia="等线"/>
+              <w:pStyle w:val="19"/>
+              <w:bidi w:val="0"/>
+              <w:rPr>
                 <w:b/>
-                <w:sz w:val="22"/>
+                <w:bCs w:val="0"/>
               </w:rPr>
             </w:pPr>
             <w:r>
               <w:rPr>
-                <w:rFonts w:ascii="Arial" w:hAnsi="Arial" w:eastAsia="等线" w:cs="Arial"/>
                 <w:b/>
-                <w:sz w:val="22"/>
-              </w:rPr>
-              <w:t>评估等级（优秀≥90/良好80-89/合格70-79/不合格＜70）</w:t>
+                <w:bCs w:val="0"/>
+              </w:rPr>
+              <w:t>评估等级</w:t>
+            </w:r>
+          </w:p>
+          <w:p>
+            <w:pPr>
+              <w:pStyle w:val="19"/>
+              <w:bidi w:val="0"/>
+              <w:rPr>
+                <w:b/>
+                <w:bCs w:val="0"/>
+              </w:rPr>
+            </w:pPr>
+            <w:r>
+              <w:rPr>
+                <w:b/>
+                <w:bCs w:val="0"/>
+              </w:rPr>
+              <w:t>（优秀≥90/良好80-89/</w:t>
+            </w:r>
+            <w:r>
+              <w:rPr>
+                <w:b/>
+                <w:bCs w:val="0"/>
+              </w:rPr>
+              <w:br w:type="textWrapping"/>
+            </w:r>
+            <w:r>
+              <w:rPr>
+                <w:b/>
+                <w:bCs w:val="0"/>
+              </w:rPr>
+              <w:t>合格70-79/不合格＜70）</w:t>
             </w:r>
           </w:p>
         </w:tc>
@@ -1634,7 +1597,14 @@
         </w:trPr>
         <w:tc>
           <w:tcPr>
-            <w:tcW w:w="726" w:type="pct"/>
+            <w:tcW w:w="1255" w:type="dxa"/>
+            <w:tcBorders>
+              <w:top w:val="single" w:color="000000" w:sz="4" w:space="0"/>
+              <w:left w:val="single" w:color="000000" w:sz="4" w:space="0"/>
+              <w:bottom w:val="single" w:color="000000" w:sz="4" w:space="0"/>
+              <w:right w:val="single" w:color="000000" w:sz="4" w:space="0"/>
+            </w:tcBorders>
+            <w:shd w:val="clear" w:color="auto" w:fill="FFFFFF"/>
             <w:tcMar>
               <w:top w:w="60" w:type="dxa"/>
               <w:left w:w="120" w:type="dxa"/>
@@ -1645,27 +1615,33 @@
           </w:tcPr>
           <w:p>
             <w:pPr>
-              <w:snapToGrid w:val="0"/>
-              <w:spacing w:before="120" w:after="120" w:line="240" w:lineRule="auto"/>
-              <w:ind w:left="0" w:leftChars="0" w:right="0" w:rightChars="0" w:firstLine="0" w:firstLineChars="0"/>
-              <w:jc w:val="center"/>
-              <w:rPr>
-                <w:rFonts w:ascii="Arial" w:eastAsia="等线"/>
-                <w:sz w:val="22"/>
-              </w:rPr>
+              <w:pStyle w:val="19"/>
+              <w:bidi w:val="0"/>
             </w:pPr>
             <w:r>
-              <w:rPr>
-                <w:rFonts w:ascii="Arial" w:hAnsi="Arial" w:eastAsia="等线" w:cs="Arial"/>
-                <w:sz w:val="22"/>
-              </w:rPr>
-              <w:t>普通话标准程度</w:t>
+              <w:t>普通话</w:t>
+            </w:r>
+          </w:p>
+          <w:p>
+            <w:pPr>
+              <w:pStyle w:val="19"/>
+              <w:bidi w:val="0"/>
+            </w:pPr>
+            <w:r>
+              <w:t>标准程度</w:t>
             </w:r>
           </w:p>
         </w:tc>
         <w:tc>
           <w:tcPr>
-            <w:tcW w:w="637" w:type="pct"/>
+            <w:tcW w:w="1367" w:type="dxa"/>
+            <w:tcBorders>
+              <w:top w:val="single" w:color="000000" w:sz="4" w:space="0"/>
+              <w:left w:val="single" w:color="000000" w:sz="4" w:space="0"/>
+              <w:bottom w:val="single" w:color="000000" w:sz="4" w:space="0"/>
+              <w:right w:val="single" w:color="000000" w:sz="4" w:space="0"/>
+            </w:tcBorders>
+            <w:shd w:val="clear" w:color="auto" w:fill="FFFFFF"/>
             <w:tcMar>
               <w:top w:w="60" w:type="dxa"/>
               <w:left w:w="120" w:type="dxa"/>
@@ -1676,27 +1652,27 @@
           </w:tcPr>
           <w:p>
             <w:pPr>
-              <w:snapToGrid w:val="0"/>
-              <w:spacing w:before="120" w:after="120" w:line="240" w:lineRule="auto"/>
-              <w:ind w:left="0" w:leftChars="0" w:right="0" w:rightChars="0" w:firstLine="0" w:firstLineChars="0"/>
-              <w:jc w:val="center"/>
-              <w:rPr>
-                <w:rFonts w:ascii="Arial" w:eastAsia="等线"/>
-                <w:sz w:val="22"/>
-              </w:rPr>
+              <w:pStyle w:val="19"/>
+              <w:bidi w:val="0"/>
             </w:pPr>
             <w:r>
               <w:rPr>
-                <w:rFonts w:ascii="Arial" w:hAnsi="Arial" w:eastAsia="等线" w:cs="Arial"/>
-                <w:sz w:val="22"/>
-              </w:rPr>
-              <w:t>【填写分数】</w:t>
+                <w:rFonts w:hint="eastAsia"/>
+              </w:rPr>
+              <w:t>{{Score_Putonghua_Interviewer}}</w:t>
             </w:r>
           </w:p>
         </w:tc>
         <w:tc>
           <w:tcPr>
-            <w:tcW w:w="637" w:type="pct"/>
+            <w:tcW w:w="1461" w:type="dxa"/>
+            <w:tcBorders>
+              <w:top w:val="single" w:color="000000" w:sz="4" w:space="0"/>
+              <w:left w:val="single" w:color="000000" w:sz="4" w:space="0"/>
+              <w:bottom w:val="single" w:color="000000" w:sz="4" w:space="0"/>
+              <w:right w:val="single" w:color="000000" w:sz="4" w:space="0"/>
+            </w:tcBorders>
+            <w:shd w:val="clear" w:color="auto" w:fill="FFFFFF"/>
             <w:tcMar>
               <w:top w:w="60" w:type="dxa"/>
               <w:left w:w="120" w:type="dxa"/>
@@ -1707,27 +1683,27 @@
           </w:tcPr>
           <w:p>
             <w:pPr>
-              <w:snapToGrid w:val="0"/>
-              <w:spacing w:before="120" w:after="120" w:line="240" w:lineRule="auto"/>
-              <w:ind w:left="0" w:leftChars="0" w:right="0" w:rightChars="0" w:firstLine="0" w:firstLineChars="0"/>
-              <w:jc w:val="center"/>
-              <w:rPr>
-                <w:rFonts w:ascii="Arial" w:eastAsia="等线"/>
-                <w:sz w:val="22"/>
-              </w:rPr>
+              <w:pStyle w:val="19"/>
+              <w:bidi w:val="0"/>
             </w:pPr>
             <w:r>
               <w:rPr>
-                <w:rFonts w:ascii="Arial" w:hAnsi="Arial" w:eastAsia="等线" w:cs="Arial"/>
-                <w:sz w:val="22"/>
-              </w:rPr>
-              <w:t>【填写分数】</w:t>
+                <w:rFonts w:hint="eastAsia"/>
+              </w:rPr>
+              <w:t>{{Score_Putonghua_AI}}</w:t>
             </w:r>
           </w:p>
         </w:tc>
         <w:tc>
           <w:tcPr>
-            <w:tcW w:w="637" w:type="pct"/>
+            <w:tcW w:w="1321" w:type="dxa"/>
+            <w:tcBorders>
+              <w:top w:val="single" w:color="000000" w:sz="4" w:space="0"/>
+              <w:left w:val="single" w:color="000000" w:sz="4" w:space="0"/>
+              <w:bottom w:val="single" w:color="000000" w:sz="4" w:space="0"/>
+              <w:right w:val="single" w:color="000000" w:sz="4" w:space="0"/>
+            </w:tcBorders>
+            <w:shd w:val="clear" w:color="auto" w:fill="FFFFFF"/>
             <w:tcMar>
               <w:top w:w="60" w:type="dxa"/>
               <w:left w:w="120" w:type="dxa"/>
@@ -1738,27 +1714,27 @@
           </w:tcPr>
           <w:p>
             <w:pPr>
-              <w:snapToGrid w:val="0"/>
-              <w:spacing w:before="120" w:after="120" w:line="240" w:lineRule="auto"/>
-              <w:ind w:left="0" w:leftChars="0" w:right="0" w:rightChars="0" w:firstLine="0" w:firstLineChars="0"/>
-              <w:jc w:val="center"/>
-              <w:rPr>
-                <w:rFonts w:ascii="Arial" w:eastAsia="等线"/>
-                <w:sz w:val="22"/>
-              </w:rPr>
+              <w:pStyle w:val="19"/>
+              <w:bidi w:val="0"/>
             </w:pPr>
             <w:r>
               <w:rPr>
-                <w:rFonts w:ascii="Arial" w:hAnsi="Arial" w:eastAsia="等线" w:cs="Arial"/>
-                <w:sz w:val="22"/>
-              </w:rPr>
-              <w:t>【填写分数】</w:t>
+                <w:rFonts w:hint="eastAsia"/>
+              </w:rPr>
+              <w:t>{{Score_Putonghua_Avg}}</w:t>
             </w:r>
           </w:p>
         </w:tc>
         <w:tc>
           <w:tcPr>
-            <w:tcW w:w="2361" w:type="pct"/>
+            <w:tcW w:w="3141" w:type="dxa"/>
+            <w:tcBorders>
+              <w:top w:val="single" w:color="000000" w:sz="4" w:space="0"/>
+              <w:left w:val="single" w:color="000000" w:sz="4" w:space="0"/>
+              <w:bottom w:val="single" w:color="000000" w:sz="4" w:space="0"/>
+              <w:right w:val="single" w:color="000000" w:sz="4" w:space="0"/>
+            </w:tcBorders>
+            <w:shd w:val="clear" w:color="auto" w:fill="FFFFFF"/>
             <w:tcMar>
               <w:top w:w="60" w:type="dxa"/>
               <w:left w:w="120" w:type="dxa"/>
@@ -1769,21 +1745,14 @@
           </w:tcPr>
           <w:p>
             <w:pPr>
-              <w:snapToGrid w:val="0"/>
-              <w:spacing w:before="120" w:after="120" w:line="240" w:lineRule="auto"/>
-              <w:ind w:left="0" w:leftChars="0" w:right="0" w:rightChars="0" w:firstLine="0" w:firstLineChars="0"/>
-              <w:jc w:val="center"/>
-              <w:rPr>
-                <w:rFonts w:ascii="Arial" w:eastAsia="等线"/>
-                <w:sz w:val="22"/>
-              </w:rPr>
+              <w:pStyle w:val="19"/>
+              <w:bidi w:val="0"/>
             </w:pPr>
             <w:r>
               <w:rPr>
-                <w:rFonts w:ascii="Arial" w:hAnsi="Arial" w:eastAsia="等线" w:cs="Arial"/>
-                <w:sz w:val="22"/>
-              </w:rPr>
-              <w:t>【填写等级】</w:t>
+                <w:rFonts w:hint="eastAsia"/>
+              </w:rPr>
+              <w:t>{{Grade_Putonghua}}</w:t>
             </w:r>
           </w:p>
         </w:tc>
@@ -1811,7 +1780,14 @@
         </w:trPr>
         <w:tc>
           <w:tcPr>
-            <w:tcW w:w="726" w:type="pct"/>
+            <w:tcW w:w="1255" w:type="dxa"/>
+            <w:tcBorders>
+              <w:top w:val="single" w:color="000000" w:sz="4" w:space="0"/>
+              <w:left w:val="single" w:color="000000" w:sz="4" w:space="0"/>
+              <w:bottom w:val="single" w:color="000000" w:sz="4" w:space="0"/>
+              <w:right w:val="single" w:color="000000" w:sz="4" w:space="0"/>
+            </w:tcBorders>
+            <w:shd w:val="clear" w:color="auto" w:fill="FFFFFF"/>
             <w:tcMar>
               <w:top w:w="60" w:type="dxa"/>
               <w:left w:w="120" w:type="dxa"/>
@@ -1822,27 +1798,24 @@
           </w:tcPr>
           <w:p>
             <w:pPr>
-              <w:snapToGrid w:val="0"/>
-              <w:spacing w:before="120" w:after="120" w:line="240" w:lineRule="auto"/>
-              <w:ind w:left="0" w:leftChars="0" w:right="0" w:rightChars="0" w:firstLine="0" w:firstLineChars="0"/>
-              <w:jc w:val="center"/>
-              <w:rPr>
-                <w:rFonts w:ascii="Arial" w:eastAsia="等线"/>
-                <w:sz w:val="22"/>
-              </w:rPr>
+              <w:pStyle w:val="19"/>
+              <w:bidi w:val="0"/>
             </w:pPr>
             <w:r>
-              <w:rPr>
-                <w:rFonts w:ascii="Arial" w:hAnsi="Arial" w:eastAsia="等线" w:cs="Arial"/>
-                <w:sz w:val="22"/>
-              </w:rPr>
               <w:t>对话流畅程度</w:t>
             </w:r>
           </w:p>
         </w:tc>
         <w:tc>
           <w:tcPr>
-            <w:tcW w:w="637" w:type="pct"/>
+            <w:tcW w:w="1367" w:type="dxa"/>
+            <w:tcBorders>
+              <w:top w:val="single" w:color="000000" w:sz="4" w:space="0"/>
+              <w:left w:val="single" w:color="000000" w:sz="4" w:space="0"/>
+              <w:bottom w:val="single" w:color="000000" w:sz="4" w:space="0"/>
+              <w:right w:val="single" w:color="000000" w:sz="4" w:space="0"/>
+            </w:tcBorders>
+            <w:shd w:val="clear" w:color="auto" w:fill="FFFFFF"/>
             <w:tcMar>
               <w:top w:w="60" w:type="dxa"/>
               <w:left w:w="120" w:type="dxa"/>
@@ -1853,27 +1826,27 @@
           </w:tcPr>
           <w:p>
             <w:pPr>
-              <w:snapToGrid w:val="0"/>
-              <w:spacing w:before="120" w:after="120" w:line="240" w:lineRule="auto"/>
-              <w:ind w:left="0" w:leftChars="0" w:right="0" w:rightChars="0" w:firstLine="0" w:firstLineChars="0"/>
-              <w:jc w:val="center"/>
-              <w:rPr>
-                <w:rFonts w:ascii="Arial" w:eastAsia="等线"/>
-                <w:sz w:val="22"/>
-              </w:rPr>
+              <w:pStyle w:val="19"/>
+              <w:bidi w:val="0"/>
             </w:pPr>
             <w:r>
               <w:rPr>
-                <w:rFonts w:ascii="Arial" w:hAnsi="Arial" w:eastAsia="等线" w:cs="Arial"/>
-                <w:sz w:val="22"/>
-              </w:rPr>
-              <w:t>【填写分数】</w:t>
+                <w:rFonts w:hint="eastAsia"/>
+              </w:rPr>
+              <w:t>{{Score_Liuchang_Interviewer}}</w:t>
             </w:r>
           </w:p>
         </w:tc>
         <w:tc>
           <w:tcPr>
-            <w:tcW w:w="637" w:type="pct"/>
+            <w:tcW w:w="1461" w:type="dxa"/>
+            <w:tcBorders>
+              <w:top w:val="single" w:color="000000" w:sz="4" w:space="0"/>
+              <w:left w:val="single" w:color="000000" w:sz="4" w:space="0"/>
+              <w:bottom w:val="single" w:color="000000" w:sz="4" w:space="0"/>
+              <w:right w:val="single" w:color="000000" w:sz="4" w:space="0"/>
+            </w:tcBorders>
+            <w:shd w:val="clear" w:color="auto" w:fill="FFFFFF"/>
             <w:tcMar>
               <w:top w:w="60" w:type="dxa"/>
               <w:left w:w="120" w:type="dxa"/>
@@ -1884,27 +1857,27 @@
           </w:tcPr>
           <w:p>
             <w:pPr>
-              <w:snapToGrid w:val="0"/>
-              <w:spacing w:before="120" w:after="120" w:line="240" w:lineRule="auto"/>
-              <w:ind w:left="0" w:leftChars="0" w:right="0" w:rightChars="0" w:firstLine="0" w:firstLineChars="0"/>
-              <w:jc w:val="center"/>
-              <w:rPr>
-                <w:rFonts w:ascii="Arial" w:eastAsia="等线"/>
-                <w:sz w:val="22"/>
-              </w:rPr>
+              <w:pStyle w:val="19"/>
+              <w:bidi w:val="0"/>
             </w:pPr>
             <w:r>
               <w:rPr>
-                <w:rFonts w:ascii="Arial" w:hAnsi="Arial" w:eastAsia="等线" w:cs="Arial"/>
-                <w:sz w:val="22"/>
-              </w:rPr>
-              <w:t>【填写分数】</w:t>
+                <w:rFonts w:hint="eastAsia"/>
+              </w:rPr>
+              <w:t>{{Score_Liuchang_AI}}</w:t>
             </w:r>
           </w:p>
         </w:tc>
         <w:tc>
           <w:tcPr>
-            <w:tcW w:w="637" w:type="pct"/>
+            <w:tcW w:w="1321" w:type="dxa"/>
+            <w:tcBorders>
+              <w:top w:val="single" w:color="000000" w:sz="4" w:space="0"/>
+              <w:left w:val="single" w:color="000000" w:sz="4" w:space="0"/>
+              <w:bottom w:val="single" w:color="000000" w:sz="4" w:space="0"/>
+              <w:right w:val="single" w:color="000000" w:sz="4" w:space="0"/>
+            </w:tcBorders>
+            <w:shd w:val="clear" w:color="auto" w:fill="FFFFFF"/>
             <w:tcMar>
               <w:top w:w="60" w:type="dxa"/>
               <w:left w:w="120" w:type="dxa"/>
@@ -1915,27 +1888,27 @@
           </w:tcPr>
           <w:p>
             <w:pPr>
-              <w:snapToGrid w:val="0"/>
-              <w:spacing w:before="120" w:after="120" w:line="240" w:lineRule="auto"/>
-              <w:ind w:left="0" w:leftChars="0" w:right="0" w:rightChars="0" w:firstLine="0" w:firstLineChars="0"/>
-              <w:jc w:val="center"/>
-              <w:rPr>
-                <w:rFonts w:ascii="Arial" w:eastAsia="等线"/>
-                <w:sz w:val="22"/>
-              </w:rPr>
+              <w:pStyle w:val="19"/>
+              <w:bidi w:val="0"/>
             </w:pPr>
             <w:r>
               <w:rPr>
-                <w:rFonts w:ascii="Arial" w:hAnsi="Arial" w:eastAsia="等线" w:cs="Arial"/>
-                <w:sz w:val="22"/>
-              </w:rPr>
-              <w:t>【填写分数】</w:t>
+                <w:rFonts w:hint="eastAsia"/>
+              </w:rPr>
+              <w:t>{{Score_Liuchang_Avg}}</w:t>
             </w:r>
           </w:p>
         </w:tc>
         <w:tc>
           <w:tcPr>
-            <w:tcW w:w="2361" w:type="pct"/>
+            <w:tcW w:w="3141" w:type="dxa"/>
+            <w:tcBorders>
+              <w:top w:val="single" w:color="000000" w:sz="4" w:space="0"/>
+              <w:left w:val="single" w:color="000000" w:sz="4" w:space="0"/>
+              <w:bottom w:val="single" w:color="000000" w:sz="4" w:space="0"/>
+              <w:right w:val="single" w:color="000000" w:sz="4" w:space="0"/>
+            </w:tcBorders>
+            <w:shd w:val="clear" w:color="auto" w:fill="FFFFFF"/>
             <w:tcMar>
               <w:top w:w="60" w:type="dxa"/>
               <w:left w:w="120" w:type="dxa"/>
@@ -1946,21 +1919,14 @@
           </w:tcPr>
           <w:p>
             <w:pPr>
-              <w:snapToGrid w:val="0"/>
-              <w:spacing w:before="120" w:after="120" w:line="240" w:lineRule="auto"/>
-              <w:ind w:left="0" w:leftChars="0" w:right="0" w:rightChars="0" w:firstLine="0" w:firstLineChars="0"/>
-              <w:jc w:val="center"/>
-              <w:rPr>
-                <w:rFonts w:ascii="Arial" w:eastAsia="等线"/>
-                <w:sz w:val="22"/>
-              </w:rPr>
+              <w:pStyle w:val="19"/>
+              <w:bidi w:val="0"/>
             </w:pPr>
             <w:r>
               <w:rPr>
-                <w:rFonts w:ascii="Arial" w:hAnsi="Arial" w:eastAsia="等线" w:cs="Arial"/>
-                <w:sz w:val="22"/>
-              </w:rPr>
-              <w:t>【填写等级】</w:t>
+                <w:rFonts w:hint="eastAsia"/>
+              </w:rPr>
+              <w:t>{{Grade_Liuchang}}</w:t>
             </w:r>
           </w:p>
         </w:tc>
@@ -1988,7 +1954,14 @@
         </w:trPr>
         <w:tc>
           <w:tcPr>
-            <w:tcW w:w="726" w:type="pct"/>
+            <w:tcW w:w="1255" w:type="dxa"/>
+            <w:tcBorders>
+              <w:top w:val="single" w:color="000000" w:sz="4" w:space="0"/>
+              <w:left w:val="single" w:color="000000" w:sz="4" w:space="0"/>
+              <w:bottom w:val="single" w:color="000000" w:sz="4" w:space="0"/>
+              <w:right w:val="single" w:color="000000" w:sz="4" w:space="0"/>
+            </w:tcBorders>
+            <w:shd w:val="clear" w:color="auto" w:fill="FFFFFF"/>
             <w:tcMar>
               <w:top w:w="60" w:type="dxa"/>
               <w:left w:w="120" w:type="dxa"/>
@@ -1999,27 +1972,24 @@
           </w:tcPr>
           <w:p>
             <w:pPr>
-              <w:snapToGrid w:val="0"/>
-              <w:spacing w:before="120" w:after="120" w:line="240" w:lineRule="auto"/>
-              <w:ind w:left="0" w:leftChars="0" w:right="0" w:rightChars="0" w:firstLine="0" w:firstLineChars="0"/>
-              <w:jc w:val="center"/>
-              <w:rPr>
-                <w:rFonts w:ascii="Arial" w:eastAsia="等线"/>
-                <w:sz w:val="22"/>
-              </w:rPr>
+              <w:pStyle w:val="19"/>
+              <w:bidi w:val="0"/>
             </w:pPr>
             <w:r>
-              <w:rPr>
-                <w:rFonts w:ascii="Arial" w:hAnsi="Arial" w:eastAsia="等线" w:cs="Arial"/>
-                <w:sz w:val="22"/>
-              </w:rPr>
               <w:t>逻辑思维能力</w:t>
             </w:r>
           </w:p>
         </w:tc>
         <w:tc>
           <w:tcPr>
-            <w:tcW w:w="637" w:type="pct"/>
+            <w:tcW w:w="1367" w:type="dxa"/>
+            <w:tcBorders>
+              <w:top w:val="single" w:color="000000" w:sz="4" w:space="0"/>
+              <w:left w:val="single" w:color="000000" w:sz="4" w:space="0"/>
+              <w:bottom w:val="single" w:color="000000" w:sz="4" w:space="0"/>
+              <w:right w:val="single" w:color="000000" w:sz="4" w:space="0"/>
+            </w:tcBorders>
+            <w:shd w:val="clear" w:color="auto" w:fill="FFFFFF"/>
             <w:tcMar>
               <w:top w:w="60" w:type="dxa"/>
               <w:left w:w="120" w:type="dxa"/>
@@ -2030,27 +2000,27 @@
           </w:tcPr>
           <w:p>
             <w:pPr>
-              <w:snapToGrid w:val="0"/>
-              <w:spacing w:before="120" w:after="120" w:line="240" w:lineRule="auto"/>
-              <w:ind w:left="0" w:leftChars="0" w:right="0" w:rightChars="0" w:firstLine="0" w:firstLineChars="0"/>
-              <w:jc w:val="center"/>
-              <w:rPr>
-                <w:rFonts w:ascii="Arial" w:eastAsia="等线"/>
-                <w:sz w:val="22"/>
-              </w:rPr>
+              <w:pStyle w:val="19"/>
+              <w:bidi w:val="0"/>
             </w:pPr>
             <w:r>
               <w:rPr>
-                <w:rFonts w:ascii="Arial" w:hAnsi="Arial" w:eastAsia="等线" w:cs="Arial"/>
-                <w:sz w:val="22"/>
-              </w:rPr>
-              <w:t>【填写分数】</w:t>
+                <w:rFonts w:hint="eastAsia"/>
+              </w:rPr>
+              <w:t>{{Score_Luoji_Interviewer}}</w:t>
             </w:r>
           </w:p>
         </w:tc>
         <w:tc>
           <w:tcPr>
-            <w:tcW w:w="637" w:type="pct"/>
+            <w:tcW w:w="1461" w:type="dxa"/>
+            <w:tcBorders>
+              <w:top w:val="single" w:color="000000" w:sz="4" w:space="0"/>
+              <w:left w:val="single" w:color="000000" w:sz="4" w:space="0"/>
+              <w:bottom w:val="single" w:color="000000" w:sz="4" w:space="0"/>
+              <w:right w:val="single" w:color="000000" w:sz="4" w:space="0"/>
+            </w:tcBorders>
+            <w:shd w:val="clear" w:color="auto" w:fill="FFFFFF"/>
             <w:tcMar>
               <w:top w:w="60" w:type="dxa"/>
               <w:left w:w="120" w:type="dxa"/>
@@ -2061,27 +2031,27 @@
           </w:tcPr>
           <w:p>
             <w:pPr>
-              <w:snapToGrid w:val="0"/>
-              <w:spacing w:before="120" w:after="120" w:line="240" w:lineRule="auto"/>
-              <w:ind w:left="0" w:leftChars="0" w:right="0" w:rightChars="0" w:firstLine="0" w:firstLineChars="0"/>
-              <w:jc w:val="center"/>
-              <w:rPr>
-                <w:rFonts w:ascii="Arial" w:eastAsia="等线"/>
-                <w:sz w:val="22"/>
-              </w:rPr>
+              <w:pStyle w:val="19"/>
+              <w:bidi w:val="0"/>
             </w:pPr>
             <w:r>
               <w:rPr>
-                <w:rFonts w:ascii="Arial" w:hAnsi="Arial" w:eastAsia="等线" w:cs="Arial"/>
-                <w:sz w:val="22"/>
-              </w:rPr>
-              <w:t>【填写分数】</w:t>
+                <w:rFonts w:hint="eastAsia"/>
+              </w:rPr>
+              <w:t>{{Score_Luoji_AI}}</w:t>
             </w:r>
           </w:p>
         </w:tc>
         <w:tc>
           <w:tcPr>
-            <w:tcW w:w="637" w:type="pct"/>
+            <w:tcW w:w="1321" w:type="dxa"/>
+            <w:tcBorders>
+              <w:top w:val="single" w:color="000000" w:sz="4" w:space="0"/>
+              <w:left w:val="single" w:color="000000" w:sz="4" w:space="0"/>
+              <w:bottom w:val="single" w:color="000000" w:sz="4" w:space="0"/>
+              <w:right w:val="single" w:color="000000" w:sz="4" w:space="0"/>
+            </w:tcBorders>
+            <w:shd w:val="clear" w:color="auto" w:fill="FFFFFF"/>
             <w:tcMar>
               <w:top w:w="60" w:type="dxa"/>
               <w:left w:w="120" w:type="dxa"/>
@@ -2092,27 +2062,27 @@
           </w:tcPr>
           <w:p>
             <w:pPr>
-              <w:snapToGrid w:val="0"/>
-              <w:spacing w:before="120" w:after="120" w:line="240" w:lineRule="auto"/>
-              <w:ind w:left="0" w:leftChars="0" w:right="0" w:rightChars="0" w:firstLine="0" w:firstLineChars="0"/>
-              <w:jc w:val="center"/>
-              <w:rPr>
-                <w:rFonts w:ascii="Arial" w:eastAsia="等线"/>
-                <w:sz w:val="22"/>
-              </w:rPr>
+              <w:pStyle w:val="19"/>
+              <w:bidi w:val="0"/>
             </w:pPr>
             <w:r>
               <w:rPr>
-                <w:rFonts w:ascii="Arial" w:hAnsi="Arial" w:eastAsia="等线" w:cs="Arial"/>
-                <w:sz w:val="22"/>
-              </w:rPr>
-              <w:t>【填写分数】</w:t>
+                <w:rFonts w:hint="eastAsia"/>
+              </w:rPr>
+              <w:t>{{Score_Luoji_Avg}}</w:t>
             </w:r>
           </w:p>
         </w:tc>
         <w:tc>
           <w:tcPr>
-            <w:tcW w:w="2361" w:type="pct"/>
+            <w:tcW w:w="3141" w:type="dxa"/>
+            <w:tcBorders>
+              <w:top w:val="single" w:color="000000" w:sz="4" w:space="0"/>
+              <w:left w:val="single" w:color="000000" w:sz="4" w:space="0"/>
+              <w:bottom w:val="single" w:color="000000" w:sz="4" w:space="0"/>
+              <w:right w:val="single" w:color="000000" w:sz="4" w:space="0"/>
+            </w:tcBorders>
+            <w:shd w:val="clear" w:color="auto" w:fill="FFFFFF"/>
             <w:tcMar>
               <w:top w:w="60" w:type="dxa"/>
               <w:left w:w="120" w:type="dxa"/>
@@ -2123,21 +2093,14 @@
           </w:tcPr>
           <w:p>
             <w:pPr>
-              <w:snapToGrid w:val="0"/>
-              <w:spacing w:before="120" w:after="120" w:line="240" w:lineRule="auto"/>
-              <w:ind w:left="0" w:leftChars="0" w:right="0" w:rightChars="0" w:firstLine="0" w:firstLineChars="0"/>
-              <w:jc w:val="center"/>
-              <w:rPr>
-                <w:rFonts w:ascii="Arial" w:eastAsia="等线"/>
-                <w:sz w:val="22"/>
-              </w:rPr>
+              <w:pStyle w:val="19"/>
+              <w:bidi w:val="0"/>
             </w:pPr>
             <w:r>
               <w:rPr>
-                <w:rFonts w:ascii="Arial" w:hAnsi="Arial" w:eastAsia="等线" w:cs="Arial"/>
-                <w:sz w:val="22"/>
-              </w:rPr>
-              <w:t>【填写等级】</w:t>
+                <w:rFonts w:hint="eastAsia"/>
+              </w:rPr>
+              <w:t>{{Grade_Luoji}}</w:t>
             </w:r>
           </w:p>
         </w:tc>
@@ -2165,7 +2128,14 @@
         </w:trPr>
         <w:tc>
           <w:tcPr>
-            <w:tcW w:w="726" w:type="pct"/>
+            <w:tcW w:w="1255" w:type="dxa"/>
+            <w:tcBorders>
+              <w:top w:val="single" w:color="000000" w:sz="4" w:space="0"/>
+              <w:left w:val="single" w:color="000000" w:sz="4" w:space="0"/>
+              <w:bottom w:val="single" w:color="000000" w:sz="4" w:space="0"/>
+              <w:right w:val="single" w:color="000000" w:sz="4" w:space="0"/>
+            </w:tcBorders>
+            <w:shd w:val="clear" w:color="auto" w:fill="FFFFFF"/>
             <w:tcMar>
               <w:top w:w="60" w:type="dxa"/>
               <w:left w:w="120" w:type="dxa"/>
@@ -2176,27 +2146,24 @@
           </w:tcPr>
           <w:p>
             <w:pPr>
-              <w:snapToGrid w:val="0"/>
-              <w:spacing w:before="120" w:after="120" w:line="240" w:lineRule="auto"/>
-              <w:ind w:left="0" w:leftChars="0" w:right="0" w:rightChars="0" w:firstLine="0" w:firstLineChars="0"/>
-              <w:jc w:val="center"/>
-              <w:rPr>
-                <w:rFonts w:ascii="Arial" w:eastAsia="等线"/>
-                <w:sz w:val="22"/>
-              </w:rPr>
+              <w:pStyle w:val="19"/>
+              <w:bidi w:val="0"/>
             </w:pPr>
             <w:r>
-              <w:rPr>
-                <w:rFonts w:ascii="Arial" w:hAnsi="Arial" w:eastAsia="等线" w:cs="Arial"/>
-                <w:sz w:val="22"/>
-              </w:rPr>
               <w:t>专业销售能力</w:t>
             </w:r>
           </w:p>
         </w:tc>
         <w:tc>
           <w:tcPr>
-            <w:tcW w:w="637" w:type="pct"/>
+            <w:tcW w:w="1367" w:type="dxa"/>
+            <w:tcBorders>
+              <w:top w:val="single" w:color="000000" w:sz="4" w:space="0"/>
+              <w:left w:val="single" w:color="000000" w:sz="4" w:space="0"/>
+              <w:bottom w:val="single" w:color="000000" w:sz="4" w:space="0"/>
+              <w:right w:val="single" w:color="000000" w:sz="4" w:space="0"/>
+            </w:tcBorders>
+            <w:shd w:val="clear" w:color="auto" w:fill="FFFFFF"/>
             <w:tcMar>
               <w:top w:w="60" w:type="dxa"/>
               <w:left w:w="120" w:type="dxa"/>
@@ -2207,27 +2174,27 @@
           </w:tcPr>
           <w:p>
             <w:pPr>
-              <w:snapToGrid w:val="0"/>
-              <w:spacing w:before="120" w:after="120" w:line="240" w:lineRule="auto"/>
-              <w:ind w:left="0" w:leftChars="0" w:right="0" w:rightChars="0" w:firstLine="0" w:firstLineChars="0"/>
-              <w:jc w:val="center"/>
-              <w:rPr>
-                <w:rFonts w:ascii="Arial" w:eastAsia="等线"/>
-                <w:sz w:val="22"/>
-              </w:rPr>
+              <w:pStyle w:val="19"/>
+              <w:bidi w:val="0"/>
             </w:pPr>
             <w:r>
               <w:rPr>
-                <w:rFonts w:ascii="Arial" w:hAnsi="Arial" w:eastAsia="等线" w:cs="Arial"/>
-                <w:sz w:val="22"/>
-              </w:rPr>
-              <w:t>【填写分数】</w:t>
+                <w:rFonts w:hint="eastAsia"/>
+              </w:rPr>
+              <w:t>{{Score_Sales_Interviewer}}</w:t>
             </w:r>
           </w:p>
         </w:tc>
         <w:tc>
           <w:tcPr>
-            <w:tcW w:w="637" w:type="pct"/>
+            <w:tcW w:w="1461" w:type="dxa"/>
+            <w:tcBorders>
+              <w:top w:val="single" w:color="000000" w:sz="4" w:space="0"/>
+              <w:left w:val="single" w:color="000000" w:sz="4" w:space="0"/>
+              <w:bottom w:val="single" w:color="000000" w:sz="4" w:space="0"/>
+              <w:right w:val="single" w:color="000000" w:sz="4" w:space="0"/>
+            </w:tcBorders>
+            <w:shd w:val="clear" w:color="auto" w:fill="FFFFFF"/>
             <w:tcMar>
               <w:top w:w="60" w:type="dxa"/>
               <w:left w:w="120" w:type="dxa"/>
@@ -2238,27 +2205,27 @@
           </w:tcPr>
           <w:p>
             <w:pPr>
-              <w:snapToGrid w:val="0"/>
-              <w:spacing w:before="120" w:after="120" w:line="240" w:lineRule="auto"/>
-              <w:ind w:left="0" w:leftChars="0" w:right="0" w:rightChars="0" w:firstLine="0" w:firstLineChars="0"/>
-              <w:jc w:val="center"/>
-              <w:rPr>
-                <w:rFonts w:ascii="Arial" w:eastAsia="等线"/>
-                <w:sz w:val="22"/>
-              </w:rPr>
+              <w:pStyle w:val="19"/>
+              <w:bidi w:val="0"/>
             </w:pPr>
             <w:r>
               <w:rPr>
-                <w:rFonts w:ascii="Arial" w:hAnsi="Arial" w:eastAsia="等线" w:cs="Arial"/>
-                <w:sz w:val="22"/>
-              </w:rPr>
-              <w:t>【填写分数】</w:t>
+                <w:rFonts w:hint="eastAsia"/>
+              </w:rPr>
+              <w:t>{{Score_Sales_AI}}</w:t>
             </w:r>
           </w:p>
         </w:tc>
         <w:tc>
           <w:tcPr>
-            <w:tcW w:w="637" w:type="pct"/>
+            <w:tcW w:w="1321" w:type="dxa"/>
+            <w:tcBorders>
+              <w:top w:val="single" w:color="000000" w:sz="4" w:space="0"/>
+              <w:left w:val="single" w:color="000000" w:sz="4" w:space="0"/>
+              <w:bottom w:val="single" w:color="000000" w:sz="4" w:space="0"/>
+              <w:right w:val="single" w:color="000000" w:sz="4" w:space="0"/>
+            </w:tcBorders>
+            <w:shd w:val="clear" w:color="auto" w:fill="FFFFFF"/>
             <w:tcMar>
               <w:top w:w="60" w:type="dxa"/>
               <w:left w:w="120" w:type="dxa"/>
@@ -2269,27 +2236,27 @@
           </w:tcPr>
           <w:p>
             <w:pPr>
-              <w:snapToGrid w:val="0"/>
-              <w:spacing w:before="120" w:after="120" w:line="240" w:lineRule="auto"/>
-              <w:ind w:left="0" w:leftChars="0" w:right="0" w:rightChars="0" w:firstLine="0" w:firstLineChars="0"/>
-              <w:jc w:val="center"/>
-              <w:rPr>
-                <w:rFonts w:ascii="Arial" w:eastAsia="等线"/>
-                <w:sz w:val="22"/>
-              </w:rPr>
+              <w:pStyle w:val="19"/>
+              <w:bidi w:val="0"/>
             </w:pPr>
             <w:r>
               <w:rPr>
-                <w:rFonts w:ascii="Arial" w:hAnsi="Arial" w:eastAsia="等线" w:cs="Arial"/>
-                <w:sz w:val="22"/>
-              </w:rPr>
-              <w:t>【填写分数】</w:t>
+                <w:rFonts w:hint="eastAsia"/>
+              </w:rPr>
+              <w:t>{{Score_Sales_Avg}}</w:t>
             </w:r>
           </w:p>
         </w:tc>
         <w:tc>
           <w:tcPr>
-            <w:tcW w:w="2361" w:type="pct"/>
+            <w:tcW w:w="3141" w:type="dxa"/>
+            <w:tcBorders>
+              <w:top w:val="single" w:color="000000" w:sz="4" w:space="0"/>
+              <w:left w:val="single" w:color="000000" w:sz="4" w:space="0"/>
+              <w:bottom w:val="single" w:color="000000" w:sz="4" w:space="0"/>
+              <w:right w:val="single" w:color="000000" w:sz="4" w:space="0"/>
+            </w:tcBorders>
+            <w:shd w:val="clear" w:color="auto" w:fill="FFFFFF"/>
             <w:tcMar>
               <w:top w:w="60" w:type="dxa"/>
               <w:left w:w="120" w:type="dxa"/>
@@ -2300,21 +2267,14 @@
           </w:tcPr>
           <w:p>
             <w:pPr>
-              <w:snapToGrid w:val="0"/>
-              <w:spacing w:before="120" w:after="120" w:line="240" w:lineRule="auto"/>
-              <w:ind w:left="0" w:leftChars="0" w:right="0" w:rightChars="0" w:firstLine="0" w:firstLineChars="0"/>
-              <w:jc w:val="center"/>
-              <w:rPr>
-                <w:rFonts w:ascii="Arial" w:eastAsia="等线"/>
-                <w:sz w:val="22"/>
-              </w:rPr>
+              <w:pStyle w:val="19"/>
+              <w:bidi w:val="0"/>
             </w:pPr>
             <w:r>
               <w:rPr>
-                <w:rFonts w:ascii="Arial" w:hAnsi="Arial" w:eastAsia="等线" w:cs="Arial"/>
-                <w:sz w:val="22"/>
-              </w:rPr>
-              <w:t>【填写等级】</w:t>
+                <w:rFonts w:hint="eastAsia"/>
+              </w:rPr>
+              <w:t>{{Grade_Sales}}</w:t>
             </w:r>
           </w:p>
         </w:tc>
@@ -2342,7 +2302,14 @@
         </w:trPr>
         <w:tc>
           <w:tcPr>
-            <w:tcW w:w="726" w:type="pct"/>
+            <w:tcW w:w="1255" w:type="dxa"/>
+            <w:tcBorders>
+              <w:top w:val="single" w:color="000000" w:sz="4" w:space="0"/>
+              <w:left w:val="single" w:color="000000" w:sz="4" w:space="0"/>
+              <w:bottom w:val="single" w:color="000000" w:sz="4" w:space="0"/>
+              <w:right w:val="single" w:color="000000" w:sz="4" w:space="0"/>
+            </w:tcBorders>
+            <w:shd w:val="clear" w:color="auto" w:fill="FFFFFF"/>
             <w:tcMar>
               <w:top w:w="60" w:type="dxa"/>
               <w:left w:w="120" w:type="dxa"/>
@@ -2353,27 +2320,24 @@
           </w:tcPr>
           <w:p>
             <w:pPr>
-              <w:snapToGrid w:val="0"/>
-              <w:spacing w:before="120" w:after="120" w:line="240" w:lineRule="auto"/>
-              <w:ind w:left="0" w:leftChars="0" w:right="0" w:rightChars="0" w:firstLine="0" w:firstLineChars="0"/>
-              <w:jc w:val="center"/>
-              <w:rPr>
-                <w:rFonts w:ascii="Arial" w:eastAsia="等线"/>
-                <w:sz w:val="22"/>
-              </w:rPr>
+              <w:pStyle w:val="19"/>
+              <w:bidi w:val="0"/>
             </w:pPr>
             <w:r>
-              <w:rPr>
-                <w:rFonts w:ascii="Arial" w:hAnsi="Arial" w:eastAsia="等线" w:cs="Arial"/>
-                <w:sz w:val="22"/>
-              </w:rPr>
               <w:t>抗压应变能力</w:t>
             </w:r>
           </w:p>
         </w:tc>
         <w:tc>
           <w:tcPr>
-            <w:tcW w:w="637" w:type="pct"/>
+            <w:tcW w:w="1367" w:type="dxa"/>
+            <w:tcBorders>
+              <w:top w:val="single" w:color="000000" w:sz="4" w:space="0"/>
+              <w:left w:val="single" w:color="000000" w:sz="4" w:space="0"/>
+              <w:bottom w:val="single" w:color="000000" w:sz="4" w:space="0"/>
+              <w:right w:val="single" w:color="000000" w:sz="4" w:space="0"/>
+            </w:tcBorders>
+            <w:shd w:val="clear" w:color="auto" w:fill="FFFFFF"/>
             <w:tcMar>
               <w:top w:w="60" w:type="dxa"/>
               <w:left w:w="120" w:type="dxa"/>
@@ -2384,27 +2348,27 @@
           </w:tcPr>
           <w:p>
             <w:pPr>
-              <w:snapToGrid w:val="0"/>
-              <w:spacing w:before="120" w:after="120" w:line="240" w:lineRule="auto"/>
-              <w:ind w:left="0" w:leftChars="0" w:right="0" w:rightChars="0" w:firstLine="0" w:firstLineChars="0"/>
-              <w:jc w:val="center"/>
-              <w:rPr>
-                <w:rFonts w:ascii="Arial" w:eastAsia="等线"/>
-                <w:sz w:val="22"/>
-              </w:rPr>
+              <w:pStyle w:val="19"/>
+              <w:bidi w:val="0"/>
             </w:pPr>
             <w:r>
               <w:rPr>
-                <w:rFonts w:ascii="Arial" w:hAnsi="Arial" w:eastAsia="等线" w:cs="Arial"/>
-                <w:sz w:val="22"/>
-              </w:rPr>
-              <w:t>【填写分数】</w:t>
+                <w:rFonts w:hint="eastAsia"/>
+              </w:rPr>
+              <w:t>{{Score_Stress_Interviewer}}</w:t>
             </w:r>
           </w:p>
         </w:tc>
         <w:tc>
           <w:tcPr>
-            <w:tcW w:w="637" w:type="pct"/>
+            <w:tcW w:w="1461" w:type="dxa"/>
+            <w:tcBorders>
+              <w:top w:val="single" w:color="000000" w:sz="4" w:space="0"/>
+              <w:left w:val="single" w:color="000000" w:sz="4" w:space="0"/>
+              <w:bottom w:val="single" w:color="000000" w:sz="4" w:space="0"/>
+              <w:right w:val="single" w:color="000000" w:sz="4" w:space="0"/>
+            </w:tcBorders>
+            <w:shd w:val="clear" w:color="auto" w:fill="FFFFFF"/>
             <w:tcMar>
               <w:top w:w="60" w:type="dxa"/>
               <w:left w:w="120" w:type="dxa"/>
@@ -2415,27 +2379,27 @@
           </w:tcPr>
           <w:p>
             <w:pPr>
-              <w:snapToGrid w:val="0"/>
-              <w:spacing w:before="120" w:after="120" w:line="240" w:lineRule="auto"/>
-              <w:ind w:left="0" w:leftChars="0" w:right="0" w:rightChars="0" w:firstLine="0" w:firstLineChars="0"/>
-              <w:jc w:val="center"/>
-              <w:rPr>
-                <w:rFonts w:ascii="Arial" w:eastAsia="等线"/>
-                <w:sz w:val="22"/>
-              </w:rPr>
+              <w:pStyle w:val="19"/>
+              <w:bidi w:val="0"/>
             </w:pPr>
             <w:r>
               <w:rPr>
-                <w:rFonts w:ascii="Arial" w:hAnsi="Arial" w:eastAsia="等线" w:cs="Arial"/>
-                <w:sz w:val="22"/>
-              </w:rPr>
-              <w:t>【填写分数】</w:t>
+                <w:rFonts w:hint="eastAsia"/>
+              </w:rPr>
+              <w:t>{{Score_Stress_AI}}</w:t>
             </w:r>
           </w:p>
         </w:tc>
         <w:tc>
           <w:tcPr>
-            <w:tcW w:w="637" w:type="pct"/>
+            <w:tcW w:w="1321" w:type="dxa"/>
+            <w:tcBorders>
+              <w:top w:val="single" w:color="000000" w:sz="4" w:space="0"/>
+              <w:left w:val="single" w:color="000000" w:sz="4" w:space="0"/>
+              <w:bottom w:val="single" w:color="000000" w:sz="4" w:space="0"/>
+              <w:right w:val="single" w:color="000000" w:sz="4" w:space="0"/>
+            </w:tcBorders>
+            <w:shd w:val="clear" w:color="auto" w:fill="FFFFFF"/>
             <w:tcMar>
               <w:top w:w="60" w:type="dxa"/>
               <w:left w:w="120" w:type="dxa"/>
@@ -2446,27 +2410,27 @@
           </w:tcPr>
           <w:p>
             <w:pPr>
-              <w:snapToGrid w:val="0"/>
-              <w:spacing w:before="120" w:after="120" w:line="240" w:lineRule="auto"/>
-              <w:ind w:left="0" w:leftChars="0" w:right="0" w:rightChars="0" w:firstLine="0" w:firstLineChars="0"/>
-              <w:jc w:val="center"/>
-              <w:rPr>
-                <w:rFonts w:ascii="Arial" w:eastAsia="等线"/>
-                <w:sz w:val="22"/>
-              </w:rPr>
+              <w:pStyle w:val="19"/>
+              <w:bidi w:val="0"/>
             </w:pPr>
             <w:r>
               <w:rPr>
-                <w:rFonts w:ascii="Arial" w:hAnsi="Arial" w:eastAsia="等线" w:cs="Arial"/>
-                <w:sz w:val="22"/>
-              </w:rPr>
-              <w:t>【填写分数】</w:t>
+                <w:rFonts w:hint="eastAsia"/>
+              </w:rPr>
+              <w:t>{{Score_Stress_Avg}}</w:t>
             </w:r>
           </w:p>
         </w:tc>
         <w:tc>
           <w:tcPr>
-            <w:tcW w:w="2361" w:type="pct"/>
+            <w:tcW w:w="3141" w:type="dxa"/>
+            <w:tcBorders>
+              <w:top w:val="single" w:color="000000" w:sz="4" w:space="0"/>
+              <w:left w:val="single" w:color="000000" w:sz="4" w:space="0"/>
+              <w:bottom w:val="single" w:color="000000" w:sz="4" w:space="0"/>
+              <w:right w:val="single" w:color="000000" w:sz="4" w:space="0"/>
+            </w:tcBorders>
+            <w:shd w:val="clear" w:color="auto" w:fill="FFFFFF"/>
             <w:tcMar>
               <w:top w:w="60" w:type="dxa"/>
               <w:left w:w="120" w:type="dxa"/>
@@ -2477,21 +2441,14 @@
           </w:tcPr>
           <w:p>
             <w:pPr>
-              <w:snapToGrid w:val="0"/>
-              <w:spacing w:before="120" w:after="120" w:line="240" w:lineRule="auto"/>
-              <w:ind w:left="0" w:leftChars="0" w:right="0" w:rightChars="0" w:firstLine="0" w:firstLineChars="0"/>
-              <w:jc w:val="center"/>
-              <w:rPr>
-                <w:rFonts w:ascii="Arial" w:eastAsia="等线"/>
-                <w:sz w:val="22"/>
-              </w:rPr>
+              <w:pStyle w:val="19"/>
+              <w:bidi w:val="0"/>
             </w:pPr>
             <w:r>
               <w:rPr>
-                <w:rFonts w:ascii="Arial" w:hAnsi="Arial" w:eastAsia="等线" w:cs="Arial"/>
-                <w:sz w:val="22"/>
-              </w:rPr>
-              <w:t>【填写等级】</w:t>
+                <w:rFonts w:hint="eastAsia"/>
+              </w:rPr>
+              <w:t>{{Grade_Stress}}</w:t>
             </w:r>
           </w:p>
         </w:tc>
@@ -2519,7 +2476,14 @@
         </w:trPr>
         <w:tc>
           <w:tcPr>
-            <w:tcW w:w="726" w:type="pct"/>
+            <w:tcW w:w="1255" w:type="dxa"/>
+            <w:tcBorders>
+              <w:top w:val="single" w:color="000000" w:sz="4" w:space="0"/>
+              <w:left w:val="single" w:color="000000" w:sz="4" w:space="0"/>
+              <w:bottom w:val="single" w:color="000000" w:sz="4" w:space="0"/>
+              <w:right w:val="single" w:color="000000" w:sz="4" w:space="0"/>
+            </w:tcBorders>
+            <w:shd w:val="clear" w:color="auto" w:fill="FFFFFF"/>
             <w:tcMar>
               <w:top w:w="60" w:type="dxa"/>
               <w:left w:w="120" w:type="dxa"/>
@@ -2530,27 +2494,24 @@
           </w:tcPr>
           <w:p>
             <w:pPr>
-              <w:snapToGrid w:val="0"/>
-              <w:spacing w:before="120" w:after="120" w:line="240" w:lineRule="auto"/>
-              <w:ind w:left="0" w:leftChars="0" w:right="0" w:rightChars="0" w:firstLine="0" w:firstLineChars="0"/>
-              <w:jc w:val="center"/>
-              <w:rPr>
-                <w:rFonts w:ascii="Arial" w:eastAsia="等线"/>
-                <w:sz w:val="22"/>
-              </w:rPr>
+              <w:pStyle w:val="19"/>
+              <w:bidi w:val="0"/>
             </w:pPr>
             <w:r>
-              <w:rPr>
-                <w:rFonts w:ascii="Arial" w:hAnsi="Arial" w:eastAsia="等线" w:cs="Arial"/>
-                <w:sz w:val="22"/>
-              </w:rPr>
               <w:t>沟通表达能力</w:t>
             </w:r>
           </w:p>
         </w:tc>
         <w:tc>
           <w:tcPr>
-            <w:tcW w:w="637" w:type="pct"/>
+            <w:tcW w:w="1367" w:type="dxa"/>
+            <w:tcBorders>
+              <w:top w:val="single" w:color="000000" w:sz="4" w:space="0"/>
+              <w:left w:val="single" w:color="000000" w:sz="4" w:space="0"/>
+              <w:bottom w:val="single" w:color="000000" w:sz="4" w:space="0"/>
+              <w:right w:val="single" w:color="000000" w:sz="4" w:space="0"/>
+            </w:tcBorders>
+            <w:shd w:val="clear" w:color="auto" w:fill="FFFFFF"/>
             <w:tcMar>
               <w:top w:w="60" w:type="dxa"/>
               <w:left w:w="120" w:type="dxa"/>
@@ -2561,27 +2522,27 @@
           </w:tcPr>
           <w:p>
             <w:pPr>
-              <w:snapToGrid w:val="0"/>
-              <w:spacing w:before="120" w:after="120" w:line="240" w:lineRule="auto"/>
-              <w:ind w:left="0" w:leftChars="0" w:right="0" w:rightChars="0" w:firstLine="0" w:firstLineChars="0"/>
-              <w:jc w:val="center"/>
-              <w:rPr>
-                <w:rFonts w:ascii="Arial" w:eastAsia="等线"/>
-                <w:sz w:val="22"/>
-              </w:rPr>
+              <w:pStyle w:val="19"/>
+              <w:bidi w:val="0"/>
             </w:pPr>
             <w:r>
               <w:rPr>
-                <w:rFonts w:ascii="Arial" w:hAnsi="Arial" w:eastAsia="等线" w:cs="Arial"/>
-                <w:sz w:val="22"/>
-              </w:rPr>
-              <w:t>【填写分数】</w:t>
+                <w:rFonts w:hint="eastAsia"/>
+              </w:rPr>
+              <w:t>{{Score_Comm_Interviewer}}</w:t>
             </w:r>
           </w:p>
         </w:tc>
         <w:tc>
           <w:tcPr>
-            <w:tcW w:w="637" w:type="pct"/>
+            <w:tcW w:w="1461" w:type="dxa"/>
+            <w:tcBorders>
+              <w:top w:val="single" w:color="000000" w:sz="4" w:space="0"/>
+              <w:left w:val="single" w:color="000000" w:sz="4" w:space="0"/>
+              <w:bottom w:val="single" w:color="000000" w:sz="4" w:space="0"/>
+              <w:right w:val="single" w:color="000000" w:sz="4" w:space="0"/>
+            </w:tcBorders>
+            <w:shd w:val="clear" w:color="auto" w:fill="FFFFFF"/>
             <w:tcMar>
               <w:top w:w="60" w:type="dxa"/>
               <w:left w:w="120" w:type="dxa"/>
@@ -2592,27 +2553,27 @@
           </w:tcPr>
           <w:p>
             <w:pPr>
-              <w:snapToGrid w:val="0"/>
-              <w:spacing w:before="120" w:after="120" w:line="240" w:lineRule="auto"/>
-              <w:ind w:left="0" w:leftChars="0" w:right="0" w:rightChars="0" w:firstLine="0" w:firstLineChars="0"/>
-              <w:jc w:val="center"/>
-              <w:rPr>
-                <w:rFonts w:ascii="Arial" w:eastAsia="等线"/>
-                <w:sz w:val="22"/>
-              </w:rPr>
+              <w:pStyle w:val="19"/>
+              <w:bidi w:val="0"/>
             </w:pPr>
             <w:r>
               <w:rPr>
-                <w:rFonts w:ascii="Arial" w:hAnsi="Arial" w:eastAsia="等线" w:cs="Arial"/>
-                <w:sz w:val="22"/>
-              </w:rPr>
-              <w:t>【填写分数】</w:t>
+                <w:rFonts w:hint="eastAsia"/>
+              </w:rPr>
+              <w:t>{{Score_Comm_AI}}</w:t>
             </w:r>
           </w:p>
         </w:tc>
         <w:tc>
           <w:tcPr>
-            <w:tcW w:w="637" w:type="pct"/>
+            <w:tcW w:w="1321" w:type="dxa"/>
+            <w:tcBorders>
+              <w:top w:val="single" w:color="000000" w:sz="4" w:space="0"/>
+              <w:left w:val="single" w:color="000000" w:sz="4" w:space="0"/>
+              <w:bottom w:val="single" w:color="000000" w:sz="4" w:space="0"/>
+              <w:right w:val="single" w:color="000000" w:sz="4" w:space="0"/>
+            </w:tcBorders>
+            <w:shd w:val="clear" w:color="auto" w:fill="FFFFFF"/>
             <w:tcMar>
               <w:top w:w="60" w:type="dxa"/>
               <w:left w:w="120" w:type="dxa"/>
@@ -2623,27 +2584,27 @@
           </w:tcPr>
           <w:p>
             <w:pPr>
-              <w:snapToGrid w:val="0"/>
-              <w:spacing w:before="120" w:after="120" w:line="240" w:lineRule="auto"/>
-              <w:ind w:left="0" w:leftChars="0" w:right="0" w:rightChars="0" w:firstLine="0" w:firstLineChars="0"/>
-              <w:jc w:val="center"/>
-              <w:rPr>
-                <w:rFonts w:ascii="Arial" w:eastAsia="等线"/>
-                <w:sz w:val="22"/>
-              </w:rPr>
+              <w:pStyle w:val="19"/>
+              <w:bidi w:val="0"/>
             </w:pPr>
             <w:r>
               <w:rPr>
-                <w:rFonts w:ascii="Arial" w:hAnsi="Arial" w:eastAsia="等线" w:cs="Arial"/>
-                <w:sz w:val="22"/>
-              </w:rPr>
-              <w:t>【填写分数】</w:t>
+                <w:rFonts w:hint="eastAsia"/>
+              </w:rPr>
+              <w:t>{{Score_Comm_Avg}}</w:t>
             </w:r>
           </w:p>
         </w:tc>
         <w:tc>
           <w:tcPr>
-            <w:tcW w:w="2361" w:type="pct"/>
+            <w:tcW w:w="3141" w:type="dxa"/>
+            <w:tcBorders>
+              <w:top w:val="single" w:color="000000" w:sz="4" w:space="0"/>
+              <w:left w:val="single" w:color="000000" w:sz="4" w:space="0"/>
+              <w:bottom w:val="single" w:color="000000" w:sz="4" w:space="0"/>
+              <w:right w:val="single" w:color="000000" w:sz="4" w:space="0"/>
+            </w:tcBorders>
+            <w:shd w:val="clear" w:color="auto" w:fill="FFFFFF"/>
             <w:tcMar>
               <w:top w:w="60" w:type="dxa"/>
               <w:left w:w="120" w:type="dxa"/>
@@ -2654,21 +2615,14 @@
           </w:tcPr>
           <w:p>
             <w:pPr>
-              <w:snapToGrid w:val="0"/>
-              <w:spacing w:before="120" w:after="120" w:line="240" w:lineRule="auto"/>
-              <w:ind w:left="0" w:leftChars="0" w:right="0" w:rightChars="0" w:firstLine="0" w:firstLineChars="0"/>
-              <w:jc w:val="center"/>
-              <w:rPr>
-                <w:rFonts w:ascii="Arial" w:eastAsia="等线"/>
-                <w:sz w:val="22"/>
-              </w:rPr>
+              <w:pStyle w:val="19"/>
+              <w:bidi w:val="0"/>
             </w:pPr>
             <w:r>
               <w:rPr>
-                <w:rFonts w:ascii="Arial" w:hAnsi="Arial" w:eastAsia="等线" w:cs="Arial"/>
-                <w:sz w:val="22"/>
-              </w:rPr>
-              <w:t>【填写等级】</w:t>
+                <w:rFonts w:hint="eastAsia"/>
+              </w:rPr>
+              <w:t>{{Grade_Comm}}</w:t>
             </w:r>
           </w:p>
         </w:tc>
@@ -2696,7 +2650,14 @@
         </w:trPr>
         <w:tc>
           <w:tcPr>
-            <w:tcW w:w="726" w:type="pct"/>
+            <w:tcW w:w="1255" w:type="dxa"/>
+            <w:tcBorders>
+              <w:top w:val="single" w:color="000000" w:sz="4" w:space="0"/>
+              <w:left w:val="single" w:color="000000" w:sz="4" w:space="0"/>
+              <w:bottom w:val="single" w:color="000000" w:sz="4" w:space="0"/>
+              <w:right w:val="single" w:color="000000" w:sz="4" w:space="0"/>
+            </w:tcBorders>
+            <w:shd w:val="clear" w:color="auto" w:fill="FFFFFF"/>
             <w:tcMar>
               <w:top w:w="60" w:type="dxa"/>
               <w:left w:w="120" w:type="dxa"/>
@@ -2707,27 +2668,33 @@
           </w:tcPr>
           <w:p>
             <w:pPr>
-              <w:snapToGrid w:val="0"/>
-              <w:spacing w:before="120" w:after="120" w:line="240" w:lineRule="auto"/>
-              <w:ind w:left="0" w:leftChars="0" w:right="0" w:rightChars="0" w:firstLine="0" w:firstLineChars="0"/>
-              <w:jc w:val="center"/>
-              <w:rPr>
-                <w:rFonts w:ascii="Arial" w:eastAsia="等线"/>
-                <w:sz w:val="22"/>
-              </w:rPr>
+              <w:pStyle w:val="19"/>
+              <w:bidi w:val="0"/>
             </w:pPr>
             <w:r>
-              <w:rPr>
-                <w:rFonts w:ascii="Arial" w:hAnsi="Arial" w:eastAsia="等线" w:cs="Arial"/>
-                <w:sz w:val="22"/>
-              </w:rPr>
-              <w:t>职业稳定性</w:t>
+              <w:t>职业</w:t>
+            </w:r>
+          </w:p>
+          <w:p>
+            <w:pPr>
+              <w:pStyle w:val="19"/>
+              <w:bidi w:val="0"/>
+            </w:pPr>
+            <w:r>
+              <w:t>稳定性</w:t>
             </w:r>
           </w:p>
         </w:tc>
         <w:tc>
           <w:tcPr>
-            <w:tcW w:w="637" w:type="pct"/>
+            <w:tcW w:w="1367" w:type="dxa"/>
+            <w:tcBorders>
+              <w:top w:val="single" w:color="000000" w:sz="4" w:space="0"/>
+              <w:left w:val="single" w:color="000000" w:sz="4" w:space="0"/>
+              <w:bottom w:val="single" w:color="000000" w:sz="4" w:space="0"/>
+              <w:right w:val="single" w:color="000000" w:sz="4" w:space="0"/>
+            </w:tcBorders>
+            <w:shd w:val="clear" w:color="auto" w:fill="FFFFFF"/>
             <w:tcMar>
               <w:top w:w="60" w:type="dxa"/>
               <w:left w:w="120" w:type="dxa"/>
@@ -2738,27 +2705,27 @@
           </w:tcPr>
           <w:p>
             <w:pPr>
-              <w:snapToGrid w:val="0"/>
-              <w:spacing w:before="120" w:after="120" w:line="240" w:lineRule="auto"/>
-              <w:ind w:left="0" w:leftChars="0" w:right="0" w:rightChars="0" w:firstLine="0" w:firstLineChars="0"/>
-              <w:jc w:val="center"/>
-              <w:rPr>
-                <w:rFonts w:ascii="Arial" w:eastAsia="等线"/>
-                <w:sz w:val="22"/>
-              </w:rPr>
+              <w:pStyle w:val="19"/>
+              <w:bidi w:val="0"/>
             </w:pPr>
             <w:r>
               <w:rPr>
-                <w:rFonts w:ascii="Arial" w:hAnsi="Arial" w:eastAsia="等线" w:cs="Arial"/>
-                <w:sz w:val="22"/>
-              </w:rPr>
-              <w:t>【填写分数】</w:t>
+                <w:rFonts w:hint="eastAsia"/>
+              </w:rPr>
+              <w:t>{{Score_Stability_Interviewer}}</w:t>
             </w:r>
           </w:p>
         </w:tc>
         <w:tc>
           <w:tcPr>
-            <w:tcW w:w="637" w:type="pct"/>
+            <w:tcW w:w="1461" w:type="dxa"/>
+            <w:tcBorders>
+              <w:top w:val="single" w:color="000000" w:sz="4" w:space="0"/>
+              <w:left w:val="single" w:color="000000" w:sz="4" w:space="0"/>
+              <w:bottom w:val="single" w:color="000000" w:sz="4" w:space="0"/>
+              <w:right w:val="single" w:color="000000" w:sz="4" w:space="0"/>
+            </w:tcBorders>
+            <w:shd w:val="clear" w:color="auto" w:fill="FFFFFF"/>
             <w:tcMar>
               <w:top w:w="60" w:type="dxa"/>
               <w:left w:w="120" w:type="dxa"/>
@@ -2769,27 +2736,27 @@
           </w:tcPr>
           <w:p>
             <w:pPr>
-              <w:snapToGrid w:val="0"/>
-              <w:spacing w:before="120" w:after="120" w:line="240" w:lineRule="auto"/>
-              <w:ind w:left="0" w:leftChars="0" w:right="0" w:rightChars="0" w:firstLine="0" w:firstLineChars="0"/>
-              <w:jc w:val="center"/>
-              <w:rPr>
-                <w:rFonts w:ascii="Arial" w:eastAsia="等线"/>
-                <w:sz w:val="22"/>
-              </w:rPr>
+              <w:pStyle w:val="19"/>
+              <w:bidi w:val="0"/>
             </w:pPr>
             <w:r>
               <w:rPr>
-                <w:rFonts w:ascii="Arial" w:hAnsi="Arial" w:eastAsia="等线" w:cs="Arial"/>
-                <w:sz w:val="22"/>
-              </w:rPr>
-              <w:t>【填写分数】</w:t>
+                <w:rFonts w:hint="eastAsia"/>
+              </w:rPr>
+              <w:t>{{Score_Stability_AI}}</w:t>
             </w:r>
           </w:p>
         </w:tc>
         <w:tc>
           <w:tcPr>
-            <w:tcW w:w="637" w:type="pct"/>
+            <w:tcW w:w="1321" w:type="dxa"/>
+            <w:tcBorders>
+              <w:top w:val="single" w:color="000000" w:sz="4" w:space="0"/>
+              <w:left w:val="single" w:color="000000" w:sz="4" w:space="0"/>
+              <w:bottom w:val="single" w:color="000000" w:sz="4" w:space="0"/>
+              <w:right w:val="single" w:color="000000" w:sz="4" w:space="0"/>
+            </w:tcBorders>
+            <w:shd w:val="clear" w:color="auto" w:fill="FFFFFF"/>
             <w:tcMar>
               <w:top w:w="60" w:type="dxa"/>
               <w:left w:w="120" w:type="dxa"/>
@@ -2800,27 +2767,27 @@
           </w:tcPr>
           <w:p>
             <w:pPr>
-              <w:snapToGrid w:val="0"/>
-              <w:spacing w:before="120" w:after="120" w:line="240" w:lineRule="auto"/>
-              <w:ind w:left="0" w:leftChars="0" w:right="0" w:rightChars="0" w:firstLine="0" w:firstLineChars="0"/>
-              <w:jc w:val="center"/>
-              <w:rPr>
-                <w:rFonts w:ascii="Arial" w:eastAsia="等线"/>
-                <w:sz w:val="22"/>
-              </w:rPr>
+              <w:pStyle w:val="19"/>
+              <w:bidi w:val="0"/>
             </w:pPr>
             <w:r>
               <w:rPr>
-                <w:rFonts w:ascii="Arial" w:hAnsi="Arial" w:eastAsia="等线" w:cs="Arial"/>
-                <w:sz w:val="22"/>
-              </w:rPr>
-              <w:t>【填写分数】</w:t>
+                <w:rFonts w:hint="eastAsia"/>
+              </w:rPr>
+              <w:t>{{Score_Stability_Avg}}</w:t>
             </w:r>
           </w:p>
         </w:tc>
         <w:tc>
           <w:tcPr>
-            <w:tcW w:w="2361" w:type="pct"/>
+            <w:tcW w:w="3141" w:type="dxa"/>
+            <w:tcBorders>
+              <w:top w:val="single" w:color="000000" w:sz="4" w:space="0"/>
+              <w:left w:val="single" w:color="000000" w:sz="4" w:space="0"/>
+              <w:bottom w:val="single" w:color="000000" w:sz="4" w:space="0"/>
+              <w:right w:val="single" w:color="000000" w:sz="4" w:space="0"/>
+            </w:tcBorders>
+            <w:shd w:val="clear" w:color="auto" w:fill="FFFFFF"/>
             <w:tcMar>
               <w:top w:w="60" w:type="dxa"/>
               <w:left w:w="120" w:type="dxa"/>
@@ -2831,21 +2798,14 @@
           </w:tcPr>
           <w:p>
             <w:pPr>
-              <w:snapToGrid w:val="0"/>
-              <w:spacing w:before="120" w:after="120" w:line="240" w:lineRule="auto"/>
-              <w:ind w:left="0" w:leftChars="0" w:right="0" w:rightChars="0" w:firstLine="0" w:firstLineChars="0"/>
-              <w:jc w:val="center"/>
-              <w:rPr>
-                <w:rFonts w:ascii="Arial" w:eastAsia="等线"/>
-                <w:sz w:val="22"/>
-              </w:rPr>
+              <w:pStyle w:val="19"/>
+              <w:bidi w:val="0"/>
             </w:pPr>
             <w:r>
               <w:rPr>
-                <w:rFonts w:ascii="Arial" w:hAnsi="Arial" w:eastAsia="等线" w:cs="Arial"/>
-                <w:sz w:val="22"/>
-              </w:rPr>
-              <w:t>【填写等级】</w:t>
+                <w:rFonts w:hint="eastAsia"/>
+              </w:rPr>
+              <w:t>{{Grade_Stability}}</w:t>
             </w:r>
           </w:p>
         </w:tc>
@@ -2859,7 +2819,7 @@
           <w:sz w:val="30"/>
         </w:rPr>
       </w:pPr>
-      <w:bookmarkStart w:id="6" w:name="heading_6"/>
+      <w:bookmarkStart w:id="9" w:name="heading_6"/>
       <w:r>
         <w:rPr>
           <w:rFonts w:ascii="Arial" w:hAnsi="Arial" w:eastAsia="等线" w:cs="Arial"/>
@@ -2882,9 +2842,9 @@
         </w:rPr>
       </w:pPr>
       <w:r>
-        <w:t>单人能力维度可视化图表（2类核心图表）</w:t>
-      </w:r>
-      <w:bookmarkEnd w:id="6"/>
+        <w:t>单人能力维度可视化图表</w:t>
+      </w:r>
+      <w:bookmarkEnd w:id="9"/>
     </w:p>
     <w:p>
       <w:pPr>
@@ -2909,13 +2869,11 @@
         <w:pStyle w:val="11"/>
         <w:numPr>
           <w:ilvl w:val="0"/>
-          <w:numId w:val="5"/>
+          <w:numId w:val="0"/>
         </w:numPr>
-        <w:ind w:left="0" w:leftChars="0" w:firstLine="480" w:firstLineChars="0"/>
+        <w:ind w:left="480" w:leftChars="0"/>
         <w:rPr>
           <w:rFonts w:ascii="Times New Roman" w:hAnsi="Times New Roman" w:eastAsia="宋体" w:cs="Times New Roman"/>
-          <w:b w:val="0"/>
-          <w:color w:val="3370FF"/>
           <w:sz w:val="24"/>
           <w:szCs w:val="24"/>
         </w:rPr>
@@ -2936,6 +2894,32 @@
           <w:szCs w:val="24"/>
         </w:rPr>
         <w:t>：标注岗位基准线与候选人得分线，清晰展示各维度达标情况；</w:t>
+      </w:r>
+    </w:p>
+    <w:p>
+      <w:pPr>
+        <w:pStyle w:val="11"/>
+        <w:numPr>
+          <w:ilvl w:val="0"/>
+          <w:numId w:val="0"/>
+        </w:numPr>
+        <w:ind w:left="480" w:leftChars="0"/>
+        <w:jc w:val="center"/>
+        <w:rPr>
+          <w:rFonts w:hint="default" w:ascii="Times New Roman" w:hAnsi="Times New Roman" w:eastAsia="宋体" w:cs="Times New Roman"/>
+          <w:sz w:val="24"/>
+          <w:szCs w:val="24"/>
+          <w:lang w:val="en-US" w:eastAsia="zh-CN"/>
+        </w:rPr>
+      </w:pPr>
+      <w:r>
+        <w:rPr>
+          <w:rFonts w:hint="eastAsia" w:cs="Times New Roman"/>
+          <w:sz w:val="24"/>
+          <w:szCs w:val="24"/>
+          <w:lang w:val="en-US" w:eastAsia="zh-CN"/>
+        </w:rPr>
+        <w:t>{{RadarChart}}</w:t>
       </w:r>
     </w:p>
     <w:p>
@@ -2965,7 +2949,7 @@
             <wp:cNvGraphicFramePr/>
             <a:graphic xmlns:a="http://schemas.openxmlformats.org/drawingml/2006/main">
               <a:graphicData uri="http://schemas.openxmlformats.org/drawingml/2006/chart">
-                <c:chart xmlns:c="http://schemas.openxmlformats.org/drawingml/2006/chart" xmlns:r="http://schemas.openxmlformats.org/officeDocument/2006/relationships" r:id="rId6"/>
+                <c:chart xmlns:c="http://schemas.openxmlformats.org/drawingml/2006/chart" xmlns:r="http://schemas.openxmlformats.org/officeDocument/2006/relationships" r:id="rId8"/>
               </a:graphicData>
             </a:graphic>
           </wp:inline>
@@ -3056,7 +3040,7 @@
             <wp:cNvGraphicFramePr/>
             <a:graphic xmlns:a="http://schemas.openxmlformats.org/drawingml/2006/main">
               <a:graphicData uri="http://schemas.openxmlformats.org/drawingml/2006/chart">
-                <c:chart xmlns:c="http://schemas.openxmlformats.org/drawingml/2006/chart" xmlns:r="http://schemas.openxmlformats.org/officeDocument/2006/relationships" r:id="rId7"/>
+                <c:chart xmlns:c="http://schemas.openxmlformats.org/drawingml/2006/chart" xmlns:r="http://schemas.openxmlformats.org/officeDocument/2006/relationships" r:id="rId9"/>
               </a:graphicData>
             </a:graphic>
           </wp:inline>
@@ -3071,7 +3055,7 @@
           <w:sz w:val="30"/>
         </w:rPr>
       </w:pPr>
-      <w:bookmarkStart w:id="7" w:name="heading_7"/>
+      <w:bookmarkStart w:id="10" w:name="heading_7"/>
       <w:r>
         <w:rPr>
           <w:rFonts w:ascii="Arial" w:hAnsi="Arial" w:eastAsia="等线" w:cs="Arial"/>
@@ -3096,106 +3080,157 @@
       <w:r>
         <w:t>数据核心解读</w:t>
       </w:r>
-      <w:bookmarkEnd w:id="7"/>
-    </w:p>
-    <w:p>
-      <w:pPr>
-        <w:pStyle w:val="11"/>
+      <w:bookmarkEnd w:id="10"/>
+    </w:p>
+    <w:p>
+      <w:pPr>
         <w:numPr>
           <w:ilvl w:val="0"/>
           <w:numId w:val="6"/>
         </w:numPr>
-        <w:ind w:left="0" w:leftChars="0" w:firstLine="480" w:firstLineChars="0"/>
-        <w:rPr>
-          <w:rFonts w:ascii="Times New Roman" w:hAnsi="Times New Roman" w:eastAsia="宋体" w:cs="Times New Roman"/>
-          <w:b w:val="0"/>
-          <w:color w:val="3370FF"/>
-          <w:sz w:val="24"/>
-          <w:szCs w:val="24"/>
-        </w:rPr>
-      </w:pPr>
-      <w:r>
-        <w:rPr>
-          <w:rFonts w:ascii="Times New Roman" w:hAnsi="Times New Roman" w:eastAsia="宋体" w:cs="Times New Roman"/>
-          <w:sz w:val="24"/>
-          <w:szCs w:val="24"/>
-        </w:rPr>
-        <w:t>综合表现：候选人综合平均分为【填写综合平均分】，【高于/低于/等于】70分基准线，整体能力【完全达到/基本达到/未达到】岗位要求；</w:t>
-      </w:r>
-    </w:p>
-    <w:p>
-      <w:pPr>
-        <w:pStyle w:val="11"/>
+        <w:bidi w:val="0"/>
+      </w:pPr>
+      <w:r>
+        <w:rPr>
+          <w:b/>
+          <w:bCs/>
+        </w:rPr>
+        <w:t>综合表现：</w:t>
+      </w:r>
+      <w:r>
+        <w:t>候选人综合平均分为{{TotalAvgScore}}，{{ScoreComparison}}70分基准线，整体能力{{GoalAchievement}}</w:t>
+      </w:r>
+      <w:r>
+        <w:rPr>
+          <w:rFonts w:hint="eastAsia"/>
+          <w:lang w:eastAsia="zh-CN"/>
+        </w:rPr>
+        <w:t>；</w:t>
+      </w:r>
+    </w:p>
+    <w:p>
+      <w:pPr>
         <w:numPr>
           <w:ilvl w:val="0"/>
           <w:numId w:val="6"/>
         </w:numPr>
-        <w:ind w:left="0" w:leftChars="0" w:firstLine="480" w:firstLineChars="0"/>
-        <w:rPr>
-          <w:rFonts w:ascii="Times New Roman" w:hAnsi="Times New Roman" w:eastAsia="宋体" w:cs="Times New Roman"/>
-          <w:b w:val="0"/>
-          <w:color w:val="3370FF"/>
-          <w:sz w:val="24"/>
-          <w:szCs w:val="24"/>
-        </w:rPr>
-      </w:pPr>
-      <w:r>
-        <w:rPr>
-          <w:rFonts w:ascii="Times New Roman" w:hAnsi="Times New Roman" w:eastAsia="宋体" w:cs="Times New Roman"/>
-          <w:sz w:val="24"/>
-          <w:szCs w:val="24"/>
-        </w:rPr>
-        <w:t>维度达标情况：7个维度中，达标【填写数量】个、不合格【填写数量】个，基础沟通维度（普通话、流畅度、逻辑）达标情况：【填写达标情况】；</w:t>
-      </w:r>
-    </w:p>
-    <w:p>
-      <w:pPr>
-        <w:pStyle w:val="11"/>
+        <w:bidi w:val="0"/>
+      </w:pPr>
+      <w:r>
+        <w:rPr>
+          <w:b/>
+          <w:bCs/>
+        </w:rPr>
+        <w:t>维度达标情况：</w:t>
+      </w:r>
+      <w:r>
+        <w:t>7个维度中，达标{{MetCount}}个、不合格{{UnmetCount}}个</w:t>
+      </w:r>
+      <w:r>
+        <w:rPr>
+          <w:rFonts w:hint="eastAsia"/>
+          <w:lang w:eastAsia="zh-CN"/>
+        </w:rPr>
+        <w:t>；</w:t>
+      </w:r>
+      <w:r>
+        <w:rPr>
+          <w:rFonts w:hint="eastAsia"/>
+          <w:lang w:val="en-US" w:eastAsia="zh-CN"/>
+        </w:rPr>
+        <w:t>其中，</w:t>
+      </w:r>
+      <w:r>
+        <w:t>基础沟通维度（普通话、流畅度、逻辑）{{BasicCommStatus}}</w:t>
+      </w:r>
+      <w:r>
+        <w:rPr>
+          <w:rFonts w:hint="eastAsia"/>
+          <w:lang w:eastAsia="zh-CN"/>
+        </w:rPr>
+        <w:t>；</w:t>
+      </w:r>
+    </w:p>
+    <w:p>
+      <w:pPr>
         <w:numPr>
           <w:ilvl w:val="0"/>
           <w:numId w:val="6"/>
         </w:numPr>
-        <w:ind w:left="0" w:leftChars="0" w:firstLine="480" w:firstLineChars="0"/>
-        <w:rPr>
-          <w:rFonts w:ascii="Times New Roman" w:hAnsi="Times New Roman" w:eastAsia="宋体" w:cs="Times New Roman"/>
-          <w:b w:val="0"/>
-          <w:color w:val="3370FF"/>
-          <w:sz w:val="24"/>
-          <w:szCs w:val="24"/>
-        </w:rPr>
-      </w:pPr>
-      <w:r>
-        <w:rPr>
-          <w:rFonts w:ascii="Times New Roman" w:hAnsi="Times New Roman" w:eastAsia="宋体" w:cs="Times New Roman"/>
-          <w:sz w:val="24"/>
-          <w:szCs w:val="24"/>
-        </w:rPr>
-        <w:t>核心特征：优势维度【填写优势维度】，薄弱维度【填写薄弱维度】及原因【填写原因】；</w:t>
-      </w:r>
-    </w:p>
-    <w:p>
-      <w:pPr>
-        <w:pStyle w:val="11"/>
+        <w:bidi w:val="0"/>
+      </w:pPr>
+      <w:r>
+        <w:rPr>
+          <w:b/>
+          <w:bCs/>
+        </w:rPr>
+        <w:t>核心特征：</w:t>
+      </w:r>
+      <w:r>
+        <w:t>优势维度{{StrengthDimensions}}</w:t>
+      </w:r>
+      <w:r>
+        <w:rPr>
+          <w:rFonts w:hint="eastAsia"/>
+          <w:lang w:eastAsia="zh-CN"/>
+        </w:rPr>
+        <w:t>；</w:t>
+      </w:r>
+      <w:r>
+        <w:t>薄弱维度{{WeakDimensions}}</w:t>
+      </w:r>
+      <w:r>
+        <w:rPr>
+          <w:rFonts w:hint="eastAsia"/>
+          <w:lang w:eastAsia="zh-CN"/>
+        </w:rPr>
+        <w:t>；</w:t>
+      </w:r>
+    </w:p>
+    <w:p>
+      <w:pPr>
         <w:numPr>
           <w:ilvl w:val="0"/>
           <w:numId w:val="6"/>
         </w:numPr>
-        <w:ind w:left="0" w:leftChars="0" w:firstLine="480" w:firstLineChars="0"/>
-        <w:rPr>
-          <w:rFonts w:ascii="Times New Roman" w:hAnsi="Times New Roman" w:eastAsia="宋体" w:cs="Times New Roman"/>
+        <w:bidi w:val="0"/>
+      </w:pPr>
+      <w:r>
+        <w:rPr>
+          <w:b/>
+          <w:bCs/>
+        </w:rPr>
+        <w:t>评分一致性</w:t>
+      </w:r>
+      <w:r>
+        <w:rPr>
           <w:b w:val="0"/>
-          <w:color w:val="3370FF"/>
-          <w:sz w:val="24"/>
-          <w:szCs w:val="24"/>
-        </w:rPr>
-      </w:pPr>
-      <w:r>
-        <w:rPr>
-          <w:rFonts w:ascii="Times New Roman" w:hAnsi="Times New Roman" w:eastAsia="宋体" w:cs="Times New Roman"/>
-          <w:sz w:val="24"/>
-          <w:szCs w:val="24"/>
-        </w:rPr>
-        <w:t>评分一致性：面试官与智能评分【高度一致/基本一致/偏差较大】，偏差原因【填写原因】。</w:t>
+          <w:bCs w:val="0"/>
+        </w:rPr>
+        <w:t>：面试官与智能评分{{ScoreConsistency}}，{{</w:t>
+      </w:r>
+      <w:r>
+        <w:rPr>
+          <w:rFonts w:hint="default"/>
+          <w:b w:val="0"/>
+          <w:bCs w:val="0"/>
+          <w:lang w:val="en-US" w:eastAsia="zh-CN"/>
+        </w:rPr>
+        <w:t>ConsistencyReason</w:t>
+      </w:r>
+      <w:r>
+        <w:rPr>
+          <w:b w:val="0"/>
+          <w:bCs w:val="0"/>
+        </w:rPr>
+        <w:t>}}</w:t>
+      </w:r>
+      <w:r>
+        <w:rPr>
+          <w:rFonts w:hint="eastAsia"/>
+          <w:lang w:eastAsia="zh-CN"/>
+        </w:rPr>
+        <w:t>。</w:t>
       </w:r>
     </w:p>
     <w:p>
@@ -3206,7 +3241,7 @@
           <w:sz w:val="32"/>
         </w:rPr>
       </w:pPr>
-      <w:bookmarkStart w:id="8" w:name="heading_8"/>
+      <w:bookmarkStart w:id="11" w:name="heading_8"/>
       <w:r>
         <w:rPr>
           <w:rFonts w:ascii="Arial" w:hAnsi="Arial" w:eastAsia="等线" w:cs="Arial"/>
@@ -3228,10 +3263,12 @@
           <w:b w:val="0"/>
         </w:rPr>
       </w:pPr>
-      <w:r>
-        <w:t>候选人核心能力维度专项评估（传统电话销售岗定制）</w:t>
-      </w:r>
-      <w:bookmarkEnd w:id="8"/>
+      <w:bookmarkStart w:id="12" w:name="_Toc20628"/>
+      <w:r>
+        <w:t>候选人核心能力维度专项评估</w:t>
+      </w:r>
+      <w:bookmarkEnd w:id="11"/>
+      <w:bookmarkEnd w:id="12"/>
     </w:p>
     <w:p>
       <w:pPr>
@@ -3263,57 +3300,124 @@
           <w:b w:val="0"/>
         </w:rPr>
       </w:pPr>
-      <w:bookmarkStart w:id="9" w:name="heading_9"/>
+      <w:bookmarkStart w:id="13" w:name="heading_9"/>
       <w:r>
         <w:t>基础沟通核心维度（普通话/流畅度/逻辑思维）</w:t>
       </w:r>
-      <w:bookmarkEnd w:id="9"/>
-    </w:p>
-    <w:p>
-      <w:pPr>
-        <w:pStyle w:val="11"/>
+      <w:bookmarkEnd w:id="13"/>
+    </w:p>
+    <w:p>
+      <w:pPr>
         <w:numPr>
           <w:ilvl w:val="0"/>
           <w:numId w:val="8"/>
         </w:numPr>
-        <w:ind w:left="0" w:leftChars="0" w:firstLine="480" w:firstLineChars="0"/>
-        <w:rPr>
-          <w:rFonts w:ascii="Times New Roman" w:hAnsi="Times New Roman" w:eastAsia="宋体" w:cs="Times New Roman"/>
-          <w:b w:val="0"/>
-          <w:color w:val="3370FF"/>
-          <w:sz w:val="24"/>
-          <w:szCs w:val="24"/>
-        </w:rPr>
-      </w:pPr>
-      <w:r>
-        <w:rPr>
-          <w:rFonts w:ascii="Times New Roman" w:hAnsi="Times New Roman" w:eastAsia="宋体" w:cs="Times New Roman"/>
-          <w:sz w:val="24"/>
-          <w:szCs w:val="24"/>
-        </w:rPr>
-        <w:t>表现还原：【填写候选人表达状态，例：普通话标准，表达流畅，逻辑清晰/有轻微方言，偶有卡顿】；</w:t>
-      </w:r>
-    </w:p>
-    <w:p>
-      <w:pPr>
-        <w:pStyle w:val="11"/>
+        <w:bidi w:val="0"/>
+        <w:ind w:left="0" w:leftChars="0" w:firstLine="482" w:firstLineChars="200"/>
+      </w:pPr>
+      <w:r>
+        <w:rPr>
+          <w:b/>
+          <w:bCs/>
+        </w:rPr>
+        <w:t>表现还原：</w:t>
+      </w:r>
+      <w:r>
+        <w:rPr>
+          <w:rFonts w:hint="eastAsia"/>
+        </w:rPr>
+        <w:t>{{BasicCommStatusDesc}}</w:t>
+      </w:r>
+      <w:r>
+        <w:rPr>
+          <w:rFonts w:hint="eastAsia"/>
+          <w:lang w:eastAsia="zh-CN"/>
+        </w:rPr>
+        <w:t>；</w:t>
+      </w:r>
+    </w:p>
+    <w:p>
+      <w:pPr>
         <w:numPr>
           <w:ilvl w:val="0"/>
           <w:numId w:val="8"/>
         </w:numPr>
-        <w:ind w:left="0" w:leftChars="0" w:firstLine="480" w:firstLineChars="0"/>
-        <w:rPr>
-          <w:rFonts w:ascii="Arial" w:hAnsi="Arial" w:eastAsia="等线" w:cs="Arial"/>
-          <w:sz w:val="22"/>
-        </w:rPr>
-      </w:pPr>
-      <w:r>
-        <w:rPr>
-          <w:rFonts w:ascii="Times New Roman" w:hAnsi="Times New Roman" w:eastAsia="宋体" w:cs="Times New Roman"/>
-          <w:sz w:val="24"/>
-          <w:szCs w:val="24"/>
-        </w:rPr>
-        <w:t>匹配结论：【完全匹配/基本匹配/未匹配】，是否满足电销沟通基础：【是/否】，待提升点：【填写待提升点/无】。</w:t>
+        <w:bidi w:val="0"/>
+        <w:ind w:left="0" w:leftChars="0" w:firstLine="482" w:firstLineChars="200"/>
+      </w:pPr>
+      <w:r>
+        <w:rPr>
+          <w:b/>
+          <w:bCs/>
+        </w:rPr>
+        <w:t>是否满足电销沟通基础：</w:t>
+      </w:r>
+      <w:r>
+        <w:t>{{SatisfiesBasicComm}}</w:t>
+      </w:r>
+      <w:r>
+        <w:rPr>
+          <w:rFonts w:hint="eastAsia"/>
+          <w:lang w:eastAsia="zh-CN"/>
+        </w:rPr>
+        <w:t>；</w:t>
+      </w:r>
+    </w:p>
+    <w:p>
+      <w:pPr>
+        <w:numPr>
+          <w:ilvl w:val="0"/>
+          <w:numId w:val="8"/>
+        </w:numPr>
+        <w:bidi w:val="0"/>
+        <w:ind w:left="0" w:leftChars="0" w:firstLine="482" w:firstLineChars="200"/>
+      </w:pPr>
+      <w:r>
+        <w:rPr>
+          <w:b/>
+          <w:bCs/>
+        </w:rPr>
+        <w:t>待提升点：</w:t>
+      </w:r>
+      <w:r>
+        <w:rPr>
+          <w:rFonts w:hint="eastAsia"/>
+        </w:rPr>
+        <w:t>{{BasicCommImprovement}}</w:t>
+      </w:r>
+      <w:r>
+        <w:rPr>
+          <w:rFonts w:hint="eastAsia"/>
+          <w:lang w:eastAsia="zh-CN"/>
+        </w:rPr>
+        <w:t>；</w:t>
+      </w:r>
+    </w:p>
+    <w:p>
+      <w:pPr>
+        <w:numPr>
+          <w:ilvl w:val="0"/>
+          <w:numId w:val="8"/>
+        </w:numPr>
+        <w:bidi w:val="0"/>
+        <w:ind w:left="0" w:leftChars="0" w:firstLine="482" w:firstLineChars="200"/>
+      </w:pPr>
+      <w:r>
+        <w:rPr>
+          <w:b/>
+          <w:bCs/>
+        </w:rPr>
+        <w:t>匹配结论：</w:t>
+      </w:r>
+      <w:r>
+        <w:t>{{BasicCommMatch}}</w:t>
+      </w:r>
+      <w:r>
+        <w:rPr>
+          <w:rFonts w:hint="eastAsia"/>
+          <w:lang w:eastAsia="zh-CN"/>
+        </w:rPr>
+        <w:t>。</w:t>
       </w:r>
     </w:p>
     <w:p>
@@ -3328,57 +3432,67 @@
           <w:b w:val="0"/>
         </w:rPr>
       </w:pPr>
-      <w:bookmarkStart w:id="10" w:name="heading_10"/>
+      <w:bookmarkStart w:id="14" w:name="heading_10"/>
       <w:r>
         <w:t>专业销售能力</w:t>
       </w:r>
-      <w:bookmarkEnd w:id="10"/>
-    </w:p>
-    <w:p>
-      <w:pPr>
-        <w:pStyle w:val="11"/>
+      <w:bookmarkEnd w:id="14"/>
+    </w:p>
+    <w:p>
+      <w:pPr>
         <w:numPr>
           <w:ilvl w:val="0"/>
           <w:numId w:val="9"/>
         </w:numPr>
-        <w:ind w:left="0" w:leftChars="0" w:firstLine="480" w:firstLineChars="0"/>
-        <w:rPr>
-          <w:rFonts w:ascii="Times New Roman" w:hAnsi="Times New Roman" w:eastAsia="宋体" w:cs="Times New Roman"/>
-          <w:b w:val="0"/>
-          <w:color w:val="3370FF"/>
-          <w:sz w:val="24"/>
-          <w:szCs w:val="24"/>
-        </w:rPr>
-      </w:pPr>
-      <w:r>
-        <w:rPr>
-          <w:rFonts w:ascii="Times New Roman" w:hAnsi="Times New Roman" w:eastAsia="宋体" w:cs="Times New Roman"/>
-          <w:sz w:val="24"/>
-          <w:szCs w:val="24"/>
-        </w:rPr>
-        <w:t>表现还原：【填写表现，例：有X年电销经验，熟悉话术，有明确业绩目标/无电销经验，学习意愿强】；</w:t>
-      </w:r>
-    </w:p>
-    <w:p>
-      <w:pPr>
-        <w:pStyle w:val="11"/>
+        <w:bidi w:val="0"/>
+        <w:ind w:left="0" w:leftChars="0" w:firstLine="482" w:firstLineChars="200"/>
+      </w:pPr>
+      <w:r>
+        <w:rPr>
+          <w:b/>
+          <w:bCs/>
+        </w:rPr>
+        <w:t>表现还原：</w:t>
+      </w:r>
+      <w:r>
+        <w:rPr>
+          <w:rFonts w:hint="eastAsia"/>
+        </w:rPr>
+        <w:t>{{SalesAbilityDesc}}</w:t>
+      </w:r>
+      <w:r>
+        <w:rPr>
+          <w:rFonts w:hint="eastAsia"/>
+          <w:lang w:eastAsia="zh-CN"/>
+        </w:rPr>
+        <w:t>；</w:t>
+      </w:r>
+    </w:p>
+    <w:p>
+      <w:pPr>
         <w:numPr>
           <w:ilvl w:val="0"/>
           <w:numId w:val="9"/>
         </w:numPr>
-        <w:ind w:left="0" w:leftChars="0" w:firstLine="480" w:firstLineChars="0"/>
-        <w:rPr>
-          <w:rFonts w:ascii="Arial" w:hAnsi="Arial" w:eastAsia="等线" w:cs="Arial"/>
-          <w:sz w:val="22"/>
-        </w:rPr>
-      </w:pPr>
-      <w:r>
-        <w:rPr>
-          <w:rFonts w:ascii="Times New Roman" w:hAnsi="Times New Roman" w:eastAsia="宋体" w:cs="Times New Roman"/>
-          <w:sz w:val="24"/>
-          <w:szCs w:val="24"/>
-        </w:rPr>
-        <w:t>匹配结论：【完全匹配/基本匹配/未匹配】，能否快速上手：【是/否，补充上手时间】。</w:t>
+        <w:bidi w:val="0"/>
+        <w:ind w:left="0" w:leftChars="0" w:firstLine="482" w:firstLineChars="200"/>
+      </w:pPr>
+      <w:r>
+        <w:rPr>
+          <w:b/>
+          <w:bCs/>
+        </w:rPr>
+        <w:t>匹配结论：</w:t>
+      </w:r>
+      <w:r>
+        <w:t>{{BasicCommMatch}}</w:t>
+      </w:r>
+      <w:r>
+        <w:rPr>
+          <w:rFonts w:hint="eastAsia"/>
+          <w:lang w:eastAsia="zh-CN"/>
+        </w:rPr>
+        <w:t>。</w:t>
       </w:r>
     </w:p>
     <w:p>
@@ -3393,60 +3507,68 @@
           <w:b w:val="0"/>
         </w:rPr>
       </w:pPr>
-      <w:bookmarkStart w:id="11" w:name="heading_11"/>
+      <w:bookmarkStart w:id="15" w:name="heading_11"/>
       <w:r>
         <w:t>抗压应变能力</w:t>
       </w:r>
-      <w:bookmarkEnd w:id="11"/>
-    </w:p>
-    <w:p>
-      <w:pPr>
-        <w:pStyle w:val="11"/>
+      <w:bookmarkEnd w:id="15"/>
+    </w:p>
+    <w:p>
+      <w:pPr>
         <w:numPr>
           <w:ilvl w:val="0"/>
           <w:numId w:val="10"/>
         </w:numPr>
-        <w:ind w:left="0" w:leftChars="0" w:firstLine="480" w:firstLineChars="0"/>
-        <w:rPr>
-          <w:rFonts w:ascii="Times New Roman" w:hAnsi="Times New Roman" w:eastAsia="宋体" w:cs="Times New Roman"/>
-          <w:b w:val="0"/>
-          <w:color w:val="3370FF"/>
-          <w:sz w:val="24"/>
-          <w:szCs w:val="24"/>
-        </w:rPr>
-      </w:pPr>
-      <w:r>
-        <w:rPr>
-          <w:rFonts w:ascii="Times New Roman" w:hAnsi="Times New Roman" w:eastAsia="宋体" w:cs="Times New Roman"/>
-          <w:sz w:val="24"/>
-          <w:szCs w:val="24"/>
-        </w:rPr>
-        <w:t>表现还原：【填写表现，例：面对客户拒绝能从容应对，接受电销岗位压力/面对追问略显紧张，抗压性待提升】；</w:t>
-      </w:r>
-    </w:p>
-    <w:p>
-      <w:pPr>
-        <w:pStyle w:val="11"/>
+        <w:bidi w:val="0"/>
+        <w:rPr>
+          <w:rFonts w:hint="eastAsia"/>
+        </w:rPr>
+      </w:pPr>
+      <w:r>
+        <w:rPr>
+          <w:b/>
+          <w:bCs/>
+        </w:rPr>
+        <w:t>表现还原：</w:t>
+      </w:r>
+      <w:r>
+        <w:rPr>
+          <w:rFonts w:hint="eastAsia"/>
+        </w:rPr>
+        <w:t>{{StressHandlingDesc}}</w:t>
+      </w:r>
+      <w:r>
+        <w:rPr>
+          <w:rFonts w:hint="eastAsia"/>
+          <w:lang w:eastAsia="zh-CN"/>
+        </w:rPr>
+        <w:t>；</w:t>
+      </w:r>
+    </w:p>
+    <w:p>
+      <w:pPr>
         <w:numPr>
           <w:ilvl w:val="0"/>
           <w:numId w:val="10"/>
         </w:numPr>
-        <w:ind w:left="0" w:leftChars="0" w:firstLine="480" w:firstLineChars="0"/>
-        <w:rPr>
-          <w:rFonts w:ascii="Times New Roman" w:hAnsi="Times New Roman" w:eastAsia="宋体" w:cs="Times New Roman"/>
-          <w:b w:val="0"/>
-          <w:color w:val="3370FF"/>
-          <w:sz w:val="24"/>
-          <w:szCs w:val="24"/>
-        </w:rPr>
-      </w:pPr>
-      <w:r>
-        <w:rPr>
-          <w:rFonts w:ascii="Times New Roman" w:hAnsi="Times New Roman" w:eastAsia="宋体" w:cs="Times New Roman"/>
-          <w:sz w:val="24"/>
-          <w:szCs w:val="24"/>
-        </w:rPr>
-        <w:t>匹配结论：【完全匹配/基本匹配/未匹配】，是否具备电销抗压心态：【是/否】。</w:t>
+        <w:bidi w:val="0"/>
+      </w:pPr>
+      <w:r>
+        <w:rPr>
+          <w:b/>
+          <w:bCs/>
+        </w:rPr>
+        <w:t>匹配结论：</w:t>
+      </w:r>
+      <w:r>
+        <w:t>{{BasicCommMatch}}</w:t>
+      </w:r>
+      <w:r>
+        <w:rPr>
+          <w:rFonts w:hint="eastAsia"/>
+          <w:lang w:eastAsia="zh-CN"/>
+        </w:rPr>
+        <w:t>。</w:t>
       </w:r>
     </w:p>
     <w:p>
@@ -3461,32 +3583,69 @@
           <w:b w:val="0"/>
         </w:rPr>
       </w:pPr>
-      <w:bookmarkStart w:id="12" w:name="heading_12"/>
+      <w:bookmarkStart w:id="16" w:name="heading_12"/>
       <w:r>
         <w:t>沟通表达能力</w:t>
       </w:r>
-      <w:bookmarkEnd w:id="12"/>
-    </w:p>
-    <w:p>
-      <w:pPr>
-        <w:pStyle w:val="11"/>
+      <w:bookmarkEnd w:id="16"/>
+      <w:bookmarkStart w:id="28" w:name="_GoBack"/>
+      <w:bookmarkEnd w:id="28"/>
+    </w:p>
+    <w:p>
+      <w:pPr>
         <w:numPr>
           <w:ilvl w:val="0"/>
           <w:numId w:val="11"/>
         </w:numPr>
-        <w:ind w:left="0" w:leftChars="0" w:firstLine="480" w:firstLineChars="0"/>
-        <w:rPr>
-          <w:rFonts w:ascii="Arial" w:hAnsi="Arial" w:eastAsia="等线" w:cs="Arial"/>
-          <w:sz w:val="22"/>
-        </w:rPr>
-      </w:pPr>
-      <w:r>
-        <w:rPr>
-          <w:rFonts w:ascii="Times New Roman" w:hAnsi="Times New Roman" w:eastAsia="宋体" w:cs="Times New Roman"/>
-          <w:sz w:val="24"/>
-          <w:szCs w:val="24"/>
-        </w:rPr>
-        <w:t>表现还原：【填写表现，例：善于倾听，表达有亲和力，具备一定说服性/应答有偏差，亲和力不足】；匹配结论：【完全匹配/基本匹配/未匹配】，亮点/短板：【填写亮点/短板/无】。</w:t>
+        <w:bidi w:val="0"/>
+        <w:ind w:left="0" w:leftChars="0" w:firstLine="482" w:firstLineChars="200"/>
+      </w:pPr>
+      <w:r>
+        <w:rPr>
+          <w:b/>
+          <w:bCs/>
+        </w:rPr>
+        <w:t>表现还原：</w:t>
+      </w:r>
+      <w:r>
+        <w:rPr>
+          <w:rFonts w:hint="eastAsia"/>
+        </w:rPr>
+        <w:t>{{CommExpressionDesc}}</w:t>
+      </w:r>
+      <w:r>
+        <w:rPr>
+          <w:rFonts w:hint="eastAsia"/>
+          <w:lang w:eastAsia="zh-CN"/>
+        </w:rPr>
+        <w:t>；</w:t>
+      </w:r>
+    </w:p>
+    <w:p>
+      <w:pPr>
+        <w:numPr>
+          <w:ilvl w:val="0"/>
+          <w:numId w:val="11"/>
+        </w:numPr>
+        <w:bidi w:val="0"/>
+        <w:ind w:left="0" w:leftChars="0" w:firstLine="482" w:firstLineChars="200"/>
+      </w:pPr>
+      <w:r>
+        <w:rPr>
+          <w:b/>
+          <w:bCs/>
+        </w:rPr>
+        <w:t>匹配结论：</w:t>
+      </w:r>
+      <w:r>
+        <w:t>{{BasicCommMatch}}</w:t>
+      </w:r>
+      <w:r>
+        <w:rPr>
+          <w:rFonts w:hint="eastAsia"/>
+          <w:lang w:eastAsia="zh-CN"/>
+        </w:rPr>
+        <w:t>。</w:t>
       </w:r>
     </w:p>
     <w:p>
@@ -3501,60 +3660,68 @@
           <w:b w:val="0"/>
         </w:rPr>
       </w:pPr>
-      <w:bookmarkStart w:id="13" w:name="heading_13"/>
+      <w:bookmarkStart w:id="17" w:name="heading_13"/>
       <w:r>
         <w:t>职业稳定性</w:t>
       </w:r>
-      <w:bookmarkEnd w:id="13"/>
-    </w:p>
-    <w:p>
-      <w:pPr>
-        <w:pStyle w:val="11"/>
+      <w:bookmarkEnd w:id="17"/>
+    </w:p>
+    <w:p>
+      <w:pPr>
         <w:numPr>
           <w:ilvl w:val="0"/>
           <w:numId w:val="12"/>
         </w:numPr>
-        <w:ind w:left="0" w:leftChars="0" w:firstLine="480" w:firstLineChars="0"/>
-        <w:rPr>
-          <w:rFonts w:ascii="Times New Roman" w:hAnsi="Times New Roman" w:eastAsia="宋体" w:cs="Times New Roman"/>
-          <w:b w:val="0"/>
-          <w:color w:val="3370FF"/>
-          <w:sz w:val="24"/>
-          <w:szCs w:val="24"/>
-        </w:rPr>
-      </w:pPr>
-      <w:r>
-        <w:rPr>
-          <w:rFonts w:ascii="Times New Roman" w:hAnsi="Times New Roman" w:eastAsia="宋体" w:cs="Times New Roman"/>
-          <w:sz w:val="24"/>
-          <w:szCs w:val="24"/>
-        </w:rPr>
-        <w:t>表现还原：【填写表现，例：求职意向坚定，职业规划贴合销售岗，无频繁离职/离职原因不合理，意向不明确】；</w:t>
-      </w:r>
-    </w:p>
-    <w:p>
-      <w:pPr>
-        <w:pStyle w:val="11"/>
+        <w:bidi w:val="0"/>
+      </w:pPr>
+      <w:r>
+        <w:rPr>
+          <w:b/>
+          <w:bCs/>
+        </w:rPr>
+        <w:t>表现还原：</w:t>
+      </w:r>
+      <w:r>
+        <w:rPr>
+          <w:rFonts w:hint="eastAsia"/>
+        </w:rPr>
+        <w:t>{{StabilityDesc}}</w:t>
+      </w:r>
+      <w:r>
+        <w:rPr>
+          <w:rFonts w:hint="eastAsia"/>
+          <w:lang w:eastAsia="zh-CN"/>
+        </w:rPr>
+        <w:t>；</w:t>
+      </w:r>
+    </w:p>
+    <w:p>
+      <w:pPr>
         <w:numPr>
           <w:ilvl w:val="0"/>
           <w:numId w:val="12"/>
         </w:numPr>
-        <w:ind w:left="0" w:leftChars="0" w:firstLine="480" w:firstLineChars="0"/>
-        <w:rPr>
-          <w:rFonts w:ascii="Times New Roman" w:hAnsi="Times New Roman" w:eastAsia="宋体" w:cs="Times New Roman"/>
-          <w:b w:val="0"/>
-          <w:color w:val="3370FF"/>
-          <w:sz w:val="24"/>
-          <w:szCs w:val="24"/>
-        </w:rPr>
-      </w:pPr>
-      <w:r>
-        <w:rPr>
-          <w:rFonts w:ascii="Times New Roman" w:hAnsi="Times New Roman" w:eastAsia="宋体" w:cs="Times New Roman"/>
-          <w:sz w:val="24"/>
-          <w:szCs w:val="24"/>
-        </w:rPr>
-        <w:t>评估结论：职业稳定性【高/中/低】，是否适合长期发展：【是/否】，核心考量：【填写考量因素】。</w:t>
+        <w:bidi w:val="0"/>
+      </w:pPr>
+      <w:r>
+        <w:rPr>
+          <w:b/>
+          <w:bCs/>
+        </w:rPr>
+        <w:t>匹配结论：</w:t>
+      </w:r>
+      <w:r>
+        <w:rPr>
+          <w:rFonts w:hint="eastAsia"/>
+        </w:rPr>
+        <w:t>{{StabilityReason}}</w:t>
+      </w:r>
+      <w:r>
+        <w:rPr>
+          <w:rFonts w:hint="eastAsia"/>
+          <w:lang w:eastAsia="zh-CN"/>
+        </w:rPr>
+        <w:t>。</w:t>
       </w:r>
     </w:p>
     <w:p>
@@ -3565,7 +3732,7 @@
           <w:sz w:val="32"/>
         </w:rPr>
       </w:pPr>
-      <w:bookmarkStart w:id="14" w:name="heading_14"/>
+      <w:bookmarkStart w:id="18" w:name="heading_14"/>
       <w:r>
         <w:rPr>
           <w:rFonts w:ascii="Arial" w:hAnsi="Arial" w:eastAsia="等线" w:cs="Arial"/>
@@ -3587,10 +3754,12 @@
           <w:b w:val="0"/>
         </w:rPr>
       </w:pPr>
+      <w:bookmarkStart w:id="19" w:name="_Toc30270"/>
       <w:r>
         <w:t>候选人面试表现优劣势综合分析</w:t>
       </w:r>
-      <w:bookmarkEnd w:id="14"/>
+      <w:bookmarkEnd w:id="18"/>
+      <w:bookmarkEnd w:id="19"/>
     </w:p>
     <w:p>
       <w:pPr>
@@ -3622,132 +3791,140 @@
           <w:b w:val="0"/>
         </w:rPr>
       </w:pPr>
-      <w:bookmarkStart w:id="15" w:name="heading_15"/>
+      <w:bookmarkStart w:id="20" w:name="heading_15"/>
       <w:r>
         <w:t>核心优势</w:t>
       </w:r>
-      <w:bookmarkEnd w:id="15"/>
-    </w:p>
-    <w:p>
-      <w:pPr>
-        <w:pStyle w:val="11"/>
+      <w:bookmarkEnd w:id="20"/>
+    </w:p>
+    <w:p>
+      <w:pPr>
         <w:numPr>
           <w:ilvl w:val="0"/>
           <w:numId w:val="14"/>
         </w:numPr>
-        <w:ind w:left="0" w:leftChars="0" w:firstLine="480" w:firstLineChars="0"/>
-        <w:rPr>
-          <w:rFonts w:ascii="Times New Roman" w:hAnsi="Times New Roman" w:eastAsia="宋体" w:cs="Times New Roman"/>
-          <w:b w:val="0"/>
-          <w:color w:val="3370FF"/>
-          <w:sz w:val="24"/>
-          <w:szCs w:val="24"/>
-        </w:rPr>
-      </w:pPr>
-      <w:r>
-        <w:rPr>
-          <w:rFonts w:ascii="Times New Roman" w:hAnsi="Times New Roman" w:eastAsia="宋体" w:cs="Times New Roman"/>
-          <w:sz w:val="24"/>
-          <w:szCs w:val="24"/>
-        </w:rPr>
-        <w:t>【基础沟通类】：【填写优势/无】</w:t>
-      </w:r>
-    </w:p>
-    <w:p>
-      <w:pPr>
-        <w:pStyle w:val="11"/>
+        <w:bidi w:val="0"/>
+      </w:pPr>
+      <w:r>
+        <w:rPr>
+          <w:b/>
+          <w:bCs/>
+        </w:rPr>
+        <w:t>基础沟通类：</w:t>
+      </w:r>
+      <w:r>
+        <w:t>{{Strength_Comm}}</w:t>
+      </w:r>
+      <w:r>
+        <w:rPr>
+          <w:rFonts w:hint="eastAsia"/>
+          <w:lang w:eastAsia="zh-CN"/>
+        </w:rPr>
+        <w:t>；</w:t>
+      </w:r>
+    </w:p>
+    <w:p>
+      <w:pPr>
         <w:numPr>
           <w:ilvl w:val="0"/>
           <w:numId w:val="14"/>
         </w:numPr>
-        <w:ind w:left="0" w:leftChars="0" w:firstLine="480" w:firstLineChars="0"/>
-        <w:rPr>
-          <w:rFonts w:ascii="Times New Roman" w:hAnsi="Times New Roman" w:eastAsia="宋体" w:cs="Times New Roman"/>
-          <w:b w:val="0"/>
-          <w:color w:val="3370FF"/>
-          <w:sz w:val="24"/>
-          <w:szCs w:val="24"/>
-        </w:rPr>
-      </w:pPr>
-      <w:r>
-        <w:rPr>
-          <w:rFonts w:ascii="Times New Roman" w:hAnsi="Times New Roman" w:eastAsia="宋体" w:cs="Times New Roman"/>
-          <w:sz w:val="24"/>
-          <w:szCs w:val="24"/>
-        </w:rPr>
-        <w:t>【专业销售类】：【填写优势/无】</w:t>
-      </w:r>
-    </w:p>
-    <w:p>
-      <w:pPr>
-        <w:pStyle w:val="11"/>
+        <w:bidi w:val="0"/>
+      </w:pPr>
+      <w:r>
+        <w:rPr>
+          <w:b/>
+          <w:bCs/>
+        </w:rPr>
+        <w:t>专业销售类：</w:t>
+      </w:r>
+      <w:r>
+        <w:t>{{Strength_Sales}}</w:t>
+      </w:r>
+      <w:r>
+        <w:rPr>
+          <w:rFonts w:hint="eastAsia"/>
+          <w:lang w:eastAsia="zh-CN"/>
+        </w:rPr>
+        <w:t>；</w:t>
+      </w:r>
+    </w:p>
+    <w:p>
+      <w:pPr>
         <w:numPr>
           <w:ilvl w:val="0"/>
           <w:numId w:val="14"/>
         </w:numPr>
-        <w:ind w:left="0" w:leftChars="0" w:firstLine="480" w:firstLineChars="0"/>
-        <w:rPr>
-          <w:rFonts w:ascii="Times New Roman" w:hAnsi="Times New Roman" w:eastAsia="宋体" w:cs="Times New Roman"/>
-          <w:b w:val="0"/>
-          <w:color w:val="3370FF"/>
-          <w:sz w:val="24"/>
-          <w:szCs w:val="24"/>
-        </w:rPr>
-      </w:pPr>
-      <w:r>
-        <w:rPr>
-          <w:rFonts w:ascii="Times New Roman" w:hAnsi="Times New Roman" w:eastAsia="宋体" w:cs="Times New Roman"/>
-          <w:sz w:val="24"/>
-          <w:szCs w:val="24"/>
-        </w:rPr>
-        <w:t>【抗压心态类】：【填写优势/无】</w:t>
-      </w:r>
-    </w:p>
-    <w:p>
-      <w:pPr>
-        <w:pStyle w:val="11"/>
+        <w:bidi w:val="0"/>
+      </w:pPr>
+      <w:r>
+        <w:rPr>
+          <w:b/>
+          <w:bCs/>
+        </w:rPr>
+        <w:t>抗压心态类：</w:t>
+      </w:r>
+      <w:r>
+        <w:t>{{Strength_Stress}}</w:t>
+      </w:r>
+      <w:r>
+        <w:rPr>
+          <w:rFonts w:hint="eastAsia"/>
+          <w:lang w:eastAsia="zh-CN"/>
+        </w:rPr>
+        <w:t>；</w:t>
+      </w:r>
+    </w:p>
+    <w:p>
+      <w:pPr>
         <w:numPr>
           <w:ilvl w:val="0"/>
           <w:numId w:val="14"/>
         </w:numPr>
-        <w:ind w:left="0" w:leftChars="0" w:firstLine="480" w:firstLineChars="0"/>
-        <w:rPr>
-          <w:rFonts w:ascii="Times New Roman" w:hAnsi="Times New Roman" w:eastAsia="宋体" w:cs="Times New Roman"/>
-          <w:b w:val="0"/>
-          <w:color w:val="3370FF"/>
-          <w:sz w:val="24"/>
-          <w:szCs w:val="24"/>
-        </w:rPr>
-      </w:pPr>
-      <w:r>
-        <w:rPr>
-          <w:rFonts w:ascii="Times New Roman" w:hAnsi="Times New Roman" w:eastAsia="宋体" w:cs="Times New Roman"/>
-          <w:sz w:val="24"/>
-          <w:szCs w:val="24"/>
-        </w:rPr>
-        <w:t>【经验背景类】：【填写优势/无】</w:t>
-      </w:r>
-    </w:p>
-    <w:p>
-      <w:pPr>
-        <w:pStyle w:val="11"/>
+        <w:bidi w:val="0"/>
+      </w:pPr>
+      <w:r>
+        <w:rPr>
+          <w:b/>
+          <w:bCs/>
+        </w:rPr>
+        <w:t>经验背景类：</w:t>
+      </w:r>
+      <w:r>
+        <w:t>{{Strength_Back}}</w:t>
+      </w:r>
+      <w:r>
+        <w:rPr>
+          <w:rFonts w:hint="eastAsia"/>
+          <w:lang w:eastAsia="zh-CN"/>
+        </w:rPr>
+        <w:t>；</w:t>
+      </w:r>
+    </w:p>
+    <w:p>
+      <w:pPr>
         <w:numPr>
           <w:ilvl w:val="0"/>
           <w:numId w:val="14"/>
         </w:numPr>
-        <w:ind w:left="0" w:leftChars="0" w:firstLine="480" w:firstLineChars="0"/>
-        <w:rPr>
-          <w:rFonts w:ascii="Arial" w:hAnsi="Arial" w:eastAsia="等线" w:cs="Arial"/>
-          <w:sz w:val="22"/>
-        </w:rPr>
-      </w:pPr>
-      <w:r>
-        <w:rPr>
-          <w:rFonts w:ascii="Times New Roman" w:hAnsi="Times New Roman" w:eastAsia="宋体" w:cs="Times New Roman"/>
-          <w:sz w:val="24"/>
-          <w:szCs w:val="24"/>
-        </w:rPr>
-        <w:t>【其他类】：【填写优势/无】</w:t>
+        <w:bidi w:val="0"/>
+      </w:pPr>
+      <w:r>
+        <w:rPr>
+          <w:b/>
+          <w:bCs/>
+        </w:rPr>
+        <w:t>其他类：</w:t>
+      </w:r>
+      <w:r>
+        <w:t>{{Strength_Other}}</w:t>
+      </w:r>
+      <w:r>
+        <w:rPr>
+          <w:rFonts w:hint="eastAsia"/>
+          <w:lang w:eastAsia="zh-CN"/>
+        </w:rPr>
+        <w:t>。</w:t>
       </w:r>
     </w:p>
     <w:p>
@@ -3762,110 +3939,118 @@
           <w:b w:val="0"/>
         </w:rPr>
       </w:pPr>
-      <w:bookmarkStart w:id="16" w:name="heading_16"/>
+      <w:bookmarkStart w:id="21" w:name="heading_16"/>
       <w:r>
         <w:t>主要劣势/待改进点</w:t>
       </w:r>
-      <w:bookmarkEnd w:id="16"/>
-    </w:p>
-    <w:p>
-      <w:pPr>
-        <w:pStyle w:val="11"/>
+      <w:bookmarkEnd w:id="21"/>
+    </w:p>
+    <w:p>
+      <w:pPr>
         <w:numPr>
           <w:ilvl w:val="0"/>
           <w:numId w:val="15"/>
         </w:numPr>
-        <w:ind w:left="0" w:leftChars="0" w:firstLine="480" w:firstLineChars="0"/>
-        <w:rPr>
-          <w:rFonts w:ascii="Times New Roman" w:hAnsi="Times New Roman" w:eastAsia="宋体" w:cs="Times New Roman"/>
-          <w:b w:val="0"/>
-          <w:color w:val="3370FF"/>
-          <w:sz w:val="24"/>
-          <w:szCs w:val="24"/>
-        </w:rPr>
-      </w:pPr>
-      <w:r>
-        <w:rPr>
-          <w:rFonts w:ascii="Times New Roman" w:hAnsi="Times New Roman" w:eastAsia="宋体" w:cs="Times New Roman"/>
-          <w:sz w:val="24"/>
-          <w:szCs w:val="24"/>
-        </w:rPr>
-        <w:t>【基础沟通类】：【填写劣势/无】</w:t>
-      </w:r>
-    </w:p>
-    <w:p>
-      <w:pPr>
-        <w:pStyle w:val="11"/>
+        <w:bidi w:val="0"/>
+        <w:ind w:left="0" w:leftChars="0" w:firstLine="482" w:firstLineChars="200"/>
+      </w:pPr>
+      <w:r>
+        <w:rPr>
+          <w:b/>
+          <w:bCs/>
+        </w:rPr>
+        <w:t>基础沟通类：</w:t>
+      </w:r>
+      <w:r>
+        <w:t>{{Weakness_Comm}}</w:t>
+      </w:r>
+      <w:r>
+        <w:rPr>
+          <w:rFonts w:hint="eastAsia"/>
+          <w:lang w:eastAsia="zh-CN"/>
+        </w:rPr>
+        <w:t>；</w:t>
+      </w:r>
+    </w:p>
+    <w:p>
+      <w:pPr>
         <w:numPr>
           <w:ilvl w:val="0"/>
           <w:numId w:val="15"/>
         </w:numPr>
-        <w:ind w:left="0" w:leftChars="0" w:firstLine="480" w:firstLineChars="0"/>
-        <w:rPr>
-          <w:rFonts w:ascii="Times New Roman" w:hAnsi="Times New Roman" w:eastAsia="宋体" w:cs="Times New Roman"/>
-          <w:b w:val="0"/>
-          <w:color w:val="3370FF"/>
-          <w:sz w:val="24"/>
-          <w:szCs w:val="24"/>
-        </w:rPr>
-      </w:pPr>
-      <w:r>
-        <w:rPr>
-          <w:rFonts w:ascii="Times New Roman" w:hAnsi="Times New Roman" w:eastAsia="宋体" w:cs="Times New Roman"/>
-          <w:sz w:val="24"/>
-          <w:szCs w:val="24"/>
-        </w:rPr>
-        <w:t>【专业销售类】：【填写劣势/无】</w:t>
-      </w:r>
-    </w:p>
-    <w:p>
-      <w:pPr>
-        <w:pStyle w:val="11"/>
+        <w:bidi w:val="0"/>
+        <w:ind w:left="0" w:leftChars="0" w:firstLine="482" w:firstLineChars="200"/>
+      </w:pPr>
+      <w:r>
+        <w:rPr>
+          <w:b/>
+          <w:bCs/>
+        </w:rPr>
+        <w:t>专业销售类：</w:t>
+      </w:r>
+      <w:r>
+        <w:t>{{Weakness_Sales}}</w:t>
+      </w:r>
+      <w:r>
+        <w:rPr>
+          <w:rFonts w:hint="eastAsia"/>
+          <w:lang w:eastAsia="zh-CN"/>
+        </w:rPr>
+        <w:t>；</w:t>
+      </w:r>
+    </w:p>
+    <w:p>
+      <w:pPr>
         <w:numPr>
           <w:ilvl w:val="0"/>
           <w:numId w:val="15"/>
         </w:numPr>
-        <w:ind w:left="0" w:leftChars="0" w:firstLine="480" w:firstLineChars="0"/>
-        <w:rPr>
-          <w:rFonts w:ascii="Times New Roman" w:hAnsi="Times New Roman" w:eastAsia="宋体" w:cs="Times New Roman"/>
-          <w:b w:val="0"/>
-          <w:color w:val="3370FF"/>
-          <w:sz w:val="24"/>
-          <w:szCs w:val="24"/>
-        </w:rPr>
-      </w:pPr>
-      <w:r>
-        <w:rPr>
-          <w:rFonts w:ascii="Times New Roman" w:hAnsi="Times New Roman" w:eastAsia="宋体" w:cs="Times New Roman"/>
-          <w:sz w:val="24"/>
-          <w:szCs w:val="24"/>
-        </w:rPr>
-        <w:t>【职业稳定性类】：【填写劣势/无】</w:t>
-      </w:r>
-    </w:p>
-    <w:p>
-      <w:pPr>
-        <w:pStyle w:val="11"/>
+        <w:bidi w:val="0"/>
+        <w:ind w:left="0" w:leftChars="0" w:firstLine="482" w:firstLineChars="200"/>
+      </w:pPr>
+      <w:r>
+        <w:rPr>
+          <w:b/>
+          <w:bCs/>
+        </w:rPr>
+        <w:t>职业稳定性类：</w:t>
+      </w:r>
+      <w:r>
+        <w:t>{{Weakness_Stability}}</w:t>
+      </w:r>
+      <w:r>
+        <w:rPr>
+          <w:rFonts w:hint="eastAsia"/>
+          <w:lang w:eastAsia="zh-CN"/>
+        </w:rPr>
+        <w:t>；</w:t>
+      </w:r>
+    </w:p>
+    <w:p>
+      <w:pPr>
         <w:numPr>
           <w:ilvl w:val="0"/>
           <w:numId w:val="15"/>
         </w:numPr>
-        <w:ind w:left="0" w:leftChars="0" w:firstLine="480" w:firstLineChars="0"/>
-        <w:rPr>
-          <w:rFonts w:ascii="Times New Roman" w:hAnsi="Times New Roman" w:eastAsia="宋体" w:cs="Times New Roman"/>
-          <w:b w:val="0"/>
-          <w:color w:val="3370FF"/>
-          <w:sz w:val="24"/>
-          <w:szCs w:val="24"/>
-        </w:rPr>
-      </w:pPr>
-      <w:r>
-        <w:rPr>
-          <w:rFonts w:ascii="Times New Roman" w:hAnsi="Times New Roman" w:eastAsia="宋体" w:cs="Times New Roman"/>
-          <w:sz w:val="24"/>
-          <w:szCs w:val="24"/>
-        </w:rPr>
-        <w:t>【其他待磨合点】：【填写劣势/无】</w:t>
+        <w:bidi w:val="0"/>
+        <w:ind w:left="0" w:leftChars="0" w:firstLine="482" w:firstLineChars="200"/>
+      </w:pPr>
+      <w:r>
+        <w:rPr>
+          <w:b/>
+          <w:bCs/>
+        </w:rPr>
+        <w:t>其他待磨合点：</w:t>
+      </w:r>
+      <w:r>
+        <w:t>{{Weakness_Other}}</w:t>
+      </w:r>
+      <w:r>
+        <w:rPr>
+          <w:rFonts w:hint="eastAsia"/>
+          <w:lang w:eastAsia="zh-CN"/>
+        </w:rPr>
+        <w:t>。</w:t>
       </w:r>
     </w:p>
     <w:p>
@@ -3880,135 +4065,166 @@
           <w:b w:val="0"/>
         </w:rPr>
       </w:pPr>
-      <w:bookmarkStart w:id="17" w:name="heading_17"/>
+      <w:bookmarkStart w:id="22" w:name="heading_17"/>
       <w:r>
         <w:t>面试关键备注</w:t>
       </w:r>
-      <w:bookmarkEnd w:id="17"/>
-    </w:p>
-    <w:p>
-      <w:pPr>
-        <w:pStyle w:val="11"/>
+      <w:bookmarkEnd w:id="22"/>
+    </w:p>
+    <w:p>
+      <w:pPr>
         <w:numPr>
           <w:ilvl w:val="0"/>
           <w:numId w:val="16"/>
         </w:numPr>
-        <w:ind w:left="0" w:leftChars="0" w:firstLine="480" w:firstLineChars="0"/>
-        <w:rPr>
-          <w:rFonts w:ascii="Times New Roman" w:hAnsi="Times New Roman" w:eastAsia="宋体" w:cs="Times New Roman"/>
-          <w:b w:val="0"/>
-          <w:color w:val="3370FF"/>
-          <w:sz w:val="24"/>
-          <w:szCs w:val="24"/>
-        </w:rPr>
-      </w:pPr>
-      <w:r>
-        <w:rPr>
-          <w:rFonts w:ascii="Times New Roman" w:hAnsi="Times New Roman" w:eastAsia="宋体" w:cs="Times New Roman"/>
-          <w:sz w:val="24"/>
-          <w:szCs w:val="24"/>
-        </w:rPr>
-        <w:t>薪资协商：【填写薪资契合度，例：薪资基本契合，提成可协商/差距较大】；</w:t>
-      </w:r>
-    </w:p>
-    <w:p>
-      <w:pPr>
-        <w:pStyle w:val="11"/>
+        <w:bidi w:val="0"/>
+      </w:pPr>
+      <w:r>
+        <w:rPr>
+          <w:b/>
+          <w:bCs/>
+        </w:rPr>
+        <w:t>薪资协商：</w:t>
+      </w:r>
+      <w:r>
+        <w:t>{{SalaryAlignment}}</w:t>
+      </w:r>
+      <w:r>
+        <w:rPr>
+          <w:rFonts w:hint="eastAsia"/>
+          <w:lang w:eastAsia="zh-CN"/>
+        </w:rPr>
+        <w:t>；</w:t>
+      </w:r>
+    </w:p>
+    <w:p>
+      <w:pPr>
         <w:numPr>
           <w:ilvl w:val="0"/>
           <w:numId w:val="16"/>
         </w:numPr>
-        <w:ind w:left="0" w:leftChars="0" w:firstLine="480" w:firstLineChars="0"/>
-        <w:rPr>
-          <w:rFonts w:ascii="Times New Roman" w:hAnsi="Times New Roman" w:eastAsia="宋体" w:cs="Times New Roman"/>
-          <w:b w:val="0"/>
-          <w:color w:val="3370FF"/>
-          <w:sz w:val="24"/>
-          <w:szCs w:val="24"/>
-        </w:rPr>
-      </w:pPr>
-      <w:r>
-        <w:rPr>
-          <w:rFonts w:ascii="Times New Roman" w:hAnsi="Times New Roman" w:eastAsia="宋体" w:cs="Times New Roman"/>
-          <w:sz w:val="24"/>
-          <w:szCs w:val="24"/>
-        </w:rPr>
-        <w:t>到岗时间：【填写是否符合招聘要求，例：可快速到岗/到岗时间过晚】；</w:t>
-      </w:r>
-    </w:p>
-    <w:p>
-      <w:pPr>
-        <w:pStyle w:val="11"/>
+        <w:bidi w:val="0"/>
+      </w:pPr>
+      <w:r>
+        <w:rPr>
+          <w:b/>
+          <w:bCs/>
+        </w:rPr>
+        <w:t>到岗时间：</w:t>
+      </w:r>
+      <w:r>
+        <w:t>{{ArrivalDate}}</w:t>
+      </w:r>
+      <w:r>
+        <w:rPr>
+          <w:rFonts w:hint="eastAsia"/>
+          <w:lang w:eastAsia="zh-CN"/>
+        </w:rPr>
+        <w:t>；</w:t>
+      </w:r>
+    </w:p>
+    <w:p>
+      <w:pPr>
         <w:numPr>
           <w:ilvl w:val="0"/>
           <w:numId w:val="16"/>
         </w:numPr>
-        <w:ind w:left="0" w:leftChars="0" w:firstLine="480" w:firstLineChars="0"/>
-        <w:rPr>
-          <w:rFonts w:ascii="Times New Roman" w:hAnsi="Times New Roman" w:eastAsia="宋体" w:cs="Times New Roman"/>
-          <w:b w:val="0"/>
-          <w:color w:val="3370FF"/>
-          <w:sz w:val="24"/>
-          <w:szCs w:val="24"/>
-        </w:rPr>
-      </w:pPr>
-      <w:r>
-        <w:rPr>
-          <w:rFonts w:ascii="Times New Roman" w:hAnsi="Times New Roman" w:eastAsia="宋体" w:cs="Times New Roman"/>
-          <w:sz w:val="24"/>
-          <w:szCs w:val="24"/>
-        </w:rPr>
-        <w:t>模拟电销表现：【填写等级+核心问题/无】；</w:t>
-      </w:r>
-    </w:p>
-    <w:p>
-      <w:pPr>
-        <w:pStyle w:val="11"/>
+        <w:bidi w:val="0"/>
+      </w:pPr>
+      <w:r>
+        <w:rPr>
+          <w:b/>
+          <w:bCs/>
+        </w:rPr>
+        <w:t>模拟电销表现：</w:t>
+      </w:r>
+      <w:r>
+        <w:t>{{MockPerformance}}</w:t>
+      </w:r>
+      <w:r>
+        <w:rPr>
+          <w:rFonts w:hint="eastAsia"/>
+          <w:lang w:eastAsia="zh-CN"/>
+        </w:rPr>
+        <w:t>；</w:t>
+      </w:r>
+    </w:p>
+    <w:p>
+      <w:pPr>
         <w:numPr>
           <w:ilvl w:val="0"/>
           <w:numId w:val="16"/>
         </w:numPr>
-        <w:ind w:left="0" w:leftChars="0" w:firstLine="480" w:firstLineChars="0"/>
-        <w:rPr>
-          <w:rFonts w:ascii="Times New Roman" w:hAnsi="Times New Roman" w:eastAsia="宋体" w:cs="Times New Roman"/>
-          <w:b w:val="0"/>
-          <w:color w:val="3370FF"/>
-          <w:sz w:val="24"/>
-          <w:szCs w:val="24"/>
-        </w:rPr>
-      </w:pPr>
-      <w:r>
-        <w:rPr>
-          <w:rFonts w:ascii="Times New Roman" w:hAnsi="Times New Roman" w:eastAsia="宋体" w:cs="Times New Roman"/>
-          <w:sz w:val="24"/>
-          <w:szCs w:val="24"/>
-        </w:rPr>
-        <w:t>产品知识：【了解/基本了解/不了解】，是否需培训：【是/否】；</w:t>
-      </w:r>
-    </w:p>
-    <w:p>
-      <w:pPr>
-        <w:pStyle w:val="11"/>
+        <w:bidi w:val="0"/>
+      </w:pPr>
+      <w:r>
+        <w:rPr>
+          <w:b/>
+          <w:bCs/>
+        </w:rPr>
+        <w:t>产品知识：</w:t>
+      </w:r>
+      <w:r>
+        <w:t>{{ProductKnowledge}}</w:t>
+      </w:r>
+      <w:r>
+        <w:rPr>
+          <w:rFonts w:hint="eastAsia"/>
+          <w:lang w:eastAsia="zh-CN"/>
+        </w:rPr>
+        <w:t>；</w:t>
+      </w:r>
+    </w:p>
+    <w:p>
+      <w:pPr>
         <w:numPr>
           <w:ilvl w:val="0"/>
           <w:numId w:val="16"/>
         </w:numPr>
-        <w:ind w:left="0" w:leftChars="0" w:firstLine="480" w:firstLineChars="0"/>
-        <w:rPr>
-          <w:rFonts w:ascii="Times New Roman" w:hAnsi="Times New Roman" w:eastAsia="宋体" w:cs="Times New Roman"/>
-          <w:b w:val="0"/>
-          <w:color w:val="3370FF"/>
-          <w:sz w:val="24"/>
-          <w:szCs w:val="24"/>
-        </w:rPr>
-      </w:pPr>
-      <w:r>
-        <w:rPr>
-          <w:rFonts w:ascii="Times New Roman" w:hAnsi="Times New Roman" w:eastAsia="宋体" w:cs="Times New Roman"/>
-          <w:sz w:val="24"/>
-          <w:szCs w:val="24"/>
-        </w:rPr>
-        <w:t>其他细节：【填写细节/无】。</w:t>
+        <w:bidi w:val="0"/>
+      </w:pPr>
+      <w:r>
+        <w:rPr>
+          <w:b/>
+          <w:bCs/>
+        </w:rPr>
+        <w:t>是否需培训：</w:t>
+      </w:r>
+      <w:r>
+        <w:t>{{NeedsTraining}}</w:t>
+      </w:r>
+      <w:r>
+        <w:rPr>
+          <w:rFonts w:hint="eastAsia"/>
+          <w:lang w:eastAsia="zh-CN"/>
+        </w:rPr>
+        <w:t>；</w:t>
+      </w:r>
+    </w:p>
+    <w:p>
+      <w:pPr>
+        <w:numPr>
+          <w:ilvl w:val="0"/>
+          <w:numId w:val="16"/>
+        </w:numPr>
+        <w:bidi w:val="0"/>
+      </w:pPr>
+      <w:r>
+        <w:rPr>
+          <w:b/>
+          <w:bCs/>
+        </w:rPr>
+        <w:t>其他细节：</w:t>
+      </w:r>
+      <w:r>
+        <w:t>{{OtherDetails}}</w:t>
+      </w:r>
+      <w:r>
+        <w:rPr>
+          <w:rFonts w:hint="eastAsia"/>
+          <w:lang w:eastAsia="zh-CN"/>
+        </w:rPr>
+        <w:t>。</w:t>
       </w:r>
     </w:p>
     <w:p>
@@ -4019,7 +4235,7 @@
           <w:sz w:val="32"/>
         </w:rPr>
       </w:pPr>
-      <w:bookmarkStart w:id="18" w:name="heading_18"/>
+      <w:bookmarkStart w:id="23" w:name="heading_18"/>
       <w:r>
         <w:rPr>
           <w:rFonts w:ascii="Arial" w:hAnsi="Arial" w:eastAsia="等线" w:cs="Arial"/>
@@ -4041,10 +4257,12 @@
           <w:b w:val="0"/>
         </w:rPr>
       </w:pPr>
+      <w:bookmarkStart w:id="24" w:name="_Toc28962"/>
       <w:r>
         <w:t>综合评估结论与录用建议</w:t>
       </w:r>
-      <w:bookmarkEnd w:id="18"/>
+      <w:bookmarkEnd w:id="23"/>
+      <w:bookmarkEnd w:id="24"/>
     </w:p>
     <w:p>
       <w:pPr>
@@ -4058,28 +4276,56 @@
           <w:b w:val="0"/>
         </w:rPr>
       </w:pPr>
-      <w:bookmarkStart w:id="19" w:name="heading_19"/>
+      <w:bookmarkStart w:id="25" w:name="heading_19"/>
       <w:r>
         <w:t>综合评估核心结论</w:t>
       </w:r>
-      <w:bookmarkEnd w:id="19"/>
-    </w:p>
-    <w:p>
-      <w:pPr>
-        <w:pStyle w:val="11"/>
-        <w:rPr>
-          <w:rFonts w:ascii="Times New Roman" w:hAnsi="Times New Roman" w:eastAsia="宋体" w:cs="Times New Roman"/>
-          <w:sz w:val="24"/>
-          <w:szCs w:val="24"/>
-        </w:rPr>
-      </w:pPr>
-      <w:r>
-        <w:rPr>
-          <w:rFonts w:ascii="Times New Roman" w:hAnsi="Times New Roman" w:eastAsia="宋体" w:cs="Times New Roman"/>
-          <w:sz w:val="24"/>
-          <w:szCs w:val="24"/>
-        </w:rPr>
-        <w:t>候选人综合平均分为【填写综合平均分】，评估等级【填写等级】，基础沟通维度达标情况【填写达标情况】，与电销岗适配度【高/中/低】。核心依据：【填写核心依据】。</w:t>
+      <w:bookmarkEnd w:id="25"/>
+    </w:p>
+    <w:p>
+      <w:pPr>
+        <w:bidi w:val="0"/>
+        <w:rPr>
+          <w:rFonts w:hint="eastAsia" w:eastAsia="宋体"/>
+          <w:lang w:eastAsia="zh-CN"/>
+        </w:rPr>
+      </w:pPr>
+      <w:r>
+        <w:t>候选人综合平均分为{{TotalAvgScore}}，评估等级{{FinalGrade}}</w:t>
+      </w:r>
+      <w:r>
+        <w:rPr>
+          <w:rFonts w:hint="default"/>
+          <w:lang w:val="en-US" w:eastAsia="zh-CN"/>
+        </w:rPr>
+        <w:t>（D/C/B/A/S）</w:t>
+      </w:r>
+      <w:r>
+        <w:t>，基础沟通维度{{BasicCommStatus}}，与电销岗适配度{{SuitabilityLevel}}</w:t>
+      </w:r>
+      <w:r>
+        <w:rPr>
+          <w:rFonts w:hint="eastAsia"/>
+          <w:lang w:eastAsia="zh-CN"/>
+        </w:rPr>
+        <w:t>，</w:t>
+      </w:r>
+      <w:r>
+        <w:rPr>
+          <w:rFonts w:hint="eastAsia"/>
+          <w:lang w:val="en-US" w:eastAsia="zh-CN"/>
+        </w:rPr>
+        <w:t>总体上，</w:t>
+      </w:r>
+      <w:r>
+        <w:t>{{FinalConclusionReason}}</w:t>
+      </w:r>
+      <w:r>
+        <w:rPr>
+          <w:rFonts w:hint="eastAsia"/>
+          <w:lang w:eastAsia="zh-CN"/>
+        </w:rPr>
+        <w:t>。</w:t>
       </w:r>
     </w:p>
     <w:p>
@@ -4094,64 +4340,78 @@
           <w:b w:val="0"/>
         </w:rPr>
       </w:pPr>
-      <w:bookmarkStart w:id="20" w:name="heading_20"/>
+      <w:bookmarkStart w:id="26" w:name="heading_20"/>
       <w:r>
         <w:t>最终录用建议</w:t>
       </w:r>
-      <w:bookmarkEnd w:id="20"/>
-    </w:p>
-    <w:p>
-      <w:pPr>
-        <w:pStyle w:val="11"/>
-        <w:rPr>
-          <w:rFonts w:ascii="Times New Roman" w:hAnsi="Times New Roman" w:eastAsia="宋体" w:cs="Times New Roman"/>
-          <w:sz w:val="24"/>
-          <w:szCs w:val="24"/>
-        </w:rPr>
-      </w:pPr>
-      <w:r>
-        <w:rPr>
-          <w:rFonts w:ascii="Times New Roman" w:hAnsi="Times New Roman" w:eastAsia="宋体" w:cs="Times New Roman"/>
+      <w:bookmarkEnd w:id="26"/>
+    </w:p>
+    <w:p>
+      <w:pPr>
+        <w:bidi w:val="0"/>
+        <w:rPr>
+          <w:rFonts w:hint="eastAsia" w:eastAsia="宋体"/>
+          <w:b w:val="0"/>
+          <w:bCs w:val="0"/>
+          <w:lang w:eastAsia="zh-CN"/>
+        </w:rPr>
+      </w:pPr>
+      <w:r>
+        <w:rPr>
           <w:b/>
-          <w:sz w:val="24"/>
-          <w:szCs w:val="24"/>
-        </w:rPr>
-        <w:t>建议类型</w:t>
-      </w:r>
-      <w:r>
-        <w:rPr>
-          <w:rFonts w:ascii="Times New Roman" w:hAnsi="Times New Roman" w:eastAsia="宋体" w:cs="Times New Roman"/>
-          <w:sz w:val="24"/>
-          <w:szCs w:val="24"/>
-        </w:rPr>
-        <w:t>：【优先录用/谨慎录用/不予录用】</w:t>
-      </w:r>
-    </w:p>
-    <w:p>
-      <w:pPr>
-        <w:pStyle w:val="11"/>
-        <w:rPr>
-          <w:rFonts w:ascii="Times New Roman" w:hAnsi="Times New Roman" w:eastAsia="宋体" w:cs="Times New Roman"/>
-          <w:sz w:val="24"/>
-          <w:szCs w:val="24"/>
-        </w:rPr>
-      </w:pPr>
-      <w:r>
-        <w:rPr>
-          <w:rFonts w:ascii="Times New Roman" w:hAnsi="Times New Roman" w:eastAsia="宋体" w:cs="Times New Roman"/>
+          <w:bCs/>
+        </w:rPr>
+        <w:t>建议类型：</w:t>
+      </w:r>
+      <w:r>
+        <w:rPr>
+          <w:b w:val="0"/>
+          <w:bCs w:val="0"/>
+        </w:rPr>
+        <w:t>{{FinalDecision}}</w:t>
+      </w:r>
+      <w:r>
+        <w:rPr>
+          <w:rFonts w:hint="eastAsia"/>
+          <w:b w:val="0"/>
+          <w:bCs w:val="0"/>
+          <w:lang w:eastAsia="zh-CN"/>
+        </w:rPr>
+        <w:t>。</w:t>
+      </w:r>
+    </w:p>
+    <w:p>
+      <w:pPr>
+        <w:bidi w:val="0"/>
+        <w:rPr>
+          <w:rFonts w:hint="eastAsia" w:eastAsia="宋体"/>
+          <w:b w:val="0"/>
+          <w:bCs w:val="0"/>
+          <w:lang w:eastAsia="zh-CN"/>
+        </w:rPr>
+      </w:pPr>
+      <w:r>
+        <w:rPr>
           <w:b/>
-          <w:sz w:val="24"/>
-          <w:szCs w:val="24"/>
-        </w:rPr>
-        <w:t>建议核心依据</w:t>
-      </w:r>
-      <w:r>
-        <w:rPr>
-          <w:rFonts w:ascii="Times New Roman" w:hAnsi="Times New Roman" w:eastAsia="宋体" w:cs="Times New Roman"/>
-          <w:sz w:val="24"/>
-          <w:szCs w:val="24"/>
-        </w:rPr>
-        <w:t>：【填写依据】</w:t>
+          <w:bCs/>
+        </w:rPr>
+        <w:t>建议核心依据：</w:t>
+      </w:r>
+      <w:r>
+        <w:rPr>
+          <w:b w:val="0"/>
+          <w:bCs w:val="0"/>
+        </w:rPr>
+        <w:t>{{FinalDecisionReason}}</w:t>
+      </w:r>
+      <w:r>
+        <w:rPr>
+          <w:rFonts w:hint="eastAsia"/>
+          <w:b w:val="0"/>
+          <w:bCs w:val="0"/>
+          <w:lang w:eastAsia="zh-CN"/>
+        </w:rPr>
+        <w:t>。</w:t>
       </w:r>
     </w:p>
     <w:p>
@@ -4162,7 +4422,7 @@
           <w:sz w:val="32"/>
         </w:rPr>
       </w:pPr>
-      <w:bookmarkStart w:id="21" w:name="heading_23"/>
+      <w:bookmarkStart w:id="27" w:name="heading_23"/>
       <w:r>
         <w:rPr>
           <w:rFonts w:ascii="Arial" w:hAnsi="Arial" w:eastAsia="等线" w:cs="Arial"/>
@@ -4174,40 +4434,35 @@
     </w:p>
     <w:p>
       <w:pPr>
-        <w:pStyle w:val="17"/>
-      </w:pPr>
-      <w:r>
-        <w:t>面试结果总览表（可单独导出）</w:t>
-      </w:r>
-      <w:bookmarkEnd w:id="21"/>
-    </w:p>
-    <w:p>
-      <w:pPr>
-        <w:spacing w:before="320" w:after="120" w:line="288" w:lineRule="auto"/>
-        <w:ind w:left="0"/>
-        <w:jc w:val="center"/>
-        <w:outlineLvl w:val="9"/>
-        <w:rPr>
-          <w:rFonts w:ascii="Arial" w:hAnsi="Arial" w:eastAsia="等线" w:cs="Arial"/>
+        <w:pStyle w:val="18"/>
+        <w:rPr>
           <w:b/>
-          <w:sz w:val="32"/>
-        </w:rPr>
-      </w:pPr>
+          <w:bCs/>
+        </w:rPr>
+      </w:pPr>
+      <w:r>
+        <w:rPr>
+          <w:b/>
+          <w:bCs/>
+        </w:rPr>
+        <w:t>面试结果总览表</w:t>
+      </w:r>
+      <w:bookmarkEnd w:id="27"/>
     </w:p>
     <w:tbl>
       <w:tblPr>
-        <w:tblStyle w:val="14"/>
-        <w:tblW w:w="4997" w:type="pct"/>
-        <w:tblInd w:w="0" w:type="dxa"/>
+        <w:tblStyle w:val="15"/>
+        <w:tblW w:w="5000" w:type="pct"/>
+        <w:jc w:val="center"/>
         <w:tblBorders>
-          <w:top w:val="single" w:color="DEE0E3" w:sz="0" w:space="0"/>
-          <w:left w:val="single" w:color="DEE0E3" w:sz="0" w:space="0"/>
-          <w:bottom w:val="single" w:color="DEE0E3" w:sz="0" w:space="0"/>
-          <w:right w:val="single" w:color="DEE0E3" w:sz="0" w:space="0"/>
-          <w:insideH w:val="single" w:color="DEE0E3" w:sz="0" w:space="0"/>
-          <w:insideV w:val="single" w:color="DEE0E3" w:sz="0" w:space="0"/>
+          <w:top w:val="none" w:color="DEE0E3" w:sz="0" w:space="0"/>
+          <w:left w:val="none" w:color="DEE0E3" w:sz="0" w:space="0"/>
+          <w:bottom w:val="none" w:color="DEE0E3" w:sz="0" w:space="0"/>
+          <w:right w:val="none" w:color="DEE0E3" w:sz="0" w:space="0"/>
+          <w:insideH w:val="none" w:color="DEE0E3" w:sz="0" w:space="0"/>
+          <w:insideV w:val="none" w:color="DEE0E3" w:sz="0" w:space="0"/>
         </w:tblBorders>
-        <w:tblLayout w:type="autofit"/>
+        <w:tblLayout w:type="fixed"/>
         <w:tblCellMar>
           <w:top w:w="0" w:type="dxa"/>
           <w:left w:w="10" w:type="dxa"/>
@@ -4216,23 +4471,21 @@
         </w:tblCellMar>
       </w:tblPr>
       <w:tblGrid>
-        <w:gridCol w:w="1189"/>
-        <w:gridCol w:w="1189"/>
-        <w:gridCol w:w="1189"/>
-        <w:gridCol w:w="1404"/>
-        <w:gridCol w:w="1189"/>
-        <w:gridCol w:w="1190"/>
-        <w:gridCol w:w="1190"/>
+        <w:gridCol w:w="1370"/>
+        <w:gridCol w:w="1260"/>
+        <w:gridCol w:w="1297"/>
+        <w:gridCol w:w="1516"/>
+        <w:gridCol w:w="3102"/>
       </w:tblGrid>
       <w:tr>
         <w:tblPrEx>
           <w:tblBorders>
-            <w:top w:val="single" w:color="DEE0E3" w:sz="0" w:space="0"/>
-            <w:left w:val="single" w:color="DEE0E3" w:sz="0" w:space="0"/>
-            <w:bottom w:val="single" w:color="DEE0E3" w:sz="0" w:space="0"/>
-            <w:right w:val="single" w:color="DEE0E3" w:sz="0" w:space="0"/>
-            <w:insideH w:val="single" w:color="DEE0E3" w:sz="0" w:space="0"/>
-            <w:insideV w:val="single" w:color="DEE0E3" w:sz="0" w:space="0"/>
+            <w:top w:val="none" w:color="DEE0E3" w:sz="0" w:space="0"/>
+            <w:left w:val="none" w:color="DEE0E3" w:sz="0" w:space="0"/>
+            <w:bottom w:val="none" w:color="DEE0E3" w:sz="0" w:space="0"/>
+            <w:right w:val="none" w:color="DEE0E3" w:sz="0" w:space="0"/>
+            <w:insideH w:val="none" w:color="DEE0E3" w:sz="0" w:space="0"/>
+            <w:insideV w:val="none" w:color="DEE0E3" w:sz="0" w:space="0"/>
           </w:tblBorders>
           <w:tblCellMar>
             <w:top w:w="0" w:type="dxa"/>
@@ -4241,26 +4494,44 @@
             <w:right w:w="10" w:type="dxa"/>
           </w:tblCellMar>
         </w:tblPrEx>
+        <w:trPr>
+          <w:trHeight w:val="0" w:hRule="atLeast"/>
+          <w:tblHeader/>
+          <w:jc w:val="center"/>
+        </w:trPr>
         <w:tc>
           <w:tcPr>
-            <w:tcW w:w="696" w:type="pct"/>
+            <w:tcW w:w="801" w:type="pct"/>
+            <w:tcBorders>
+              <w:top w:val="single" w:color="000000" w:sz="4" w:space="0"/>
+              <w:left w:val="single" w:color="000000" w:sz="4" w:space="0"/>
+              <w:bottom w:val="single" w:color="000000" w:sz="4" w:space="0"/>
+              <w:right w:val="single" w:color="000000" w:sz="4" w:space="0"/>
+              <w:tl2br w:val="nil"/>
+            </w:tcBorders>
+            <w:shd w:val="clear" w:color="auto" w:fill="FFFFFF"/>
+            <w:noWrap w:val="0"/>
             <w:tcMar>
               <w:top w:w="60" w:type="dxa"/>
               <w:left w:w="120" w:type="dxa"/>
               <w:bottom w:w="30" w:type="dxa"/>
               <w:right w:w="120" w:type="dxa"/>
             </w:tcMar>
+            <w:vAlign w:val="center"/>
           </w:tcPr>
           <w:p>
             <w:pPr>
-              <w:spacing w:before="120" w:after="120" w:line="288" w:lineRule="auto"/>
-              <w:ind w:left="0"/>
-              <w:jc w:val="left"/>
+              <w:pStyle w:val="19"/>
+              <w:bidi w:val="0"/>
+              <w:rPr>
+                <w:b/>
+                <w:bCs w:val="0"/>
+              </w:rPr>
             </w:pPr>
             <w:r>
               <w:rPr>
-                <w:rFonts w:ascii="Arial" w:hAnsi="Arial" w:eastAsia="等线" w:cs="Arial"/>
-                <w:sz w:val="22"/>
+                <w:b/>
+                <w:bCs w:val="0"/>
               </w:rPr>
               <w:t>候选人姓名</w:t>
             </w:r>
@@ -4268,24 +4539,36 @@
         </w:tc>
         <w:tc>
           <w:tcPr>
-            <w:tcW w:w="696" w:type="pct"/>
+            <w:tcW w:w="737" w:type="pct"/>
+            <w:tcBorders>
+              <w:top w:val="single" w:color="000000" w:sz="4" w:space="0"/>
+              <w:left w:val="single" w:color="000000" w:sz="4" w:space="0"/>
+              <w:bottom w:val="single" w:color="000000" w:sz="4" w:space="0"/>
+              <w:right w:val="single" w:color="000000" w:sz="4" w:space="0"/>
+            </w:tcBorders>
+            <w:shd w:val="clear" w:color="auto" w:fill="FFFFFF"/>
+            <w:noWrap w:val="0"/>
             <w:tcMar>
               <w:top w:w="60" w:type="dxa"/>
               <w:left w:w="120" w:type="dxa"/>
               <w:bottom w:w="30" w:type="dxa"/>
               <w:right w:w="120" w:type="dxa"/>
             </w:tcMar>
+            <w:vAlign w:val="center"/>
           </w:tcPr>
           <w:p>
             <w:pPr>
-              <w:spacing w:before="120" w:after="120" w:line="288" w:lineRule="auto"/>
-              <w:ind w:left="0"/>
-              <w:jc w:val="left"/>
+              <w:pStyle w:val="19"/>
+              <w:bidi w:val="0"/>
+              <w:rPr>
+                <w:b/>
+                <w:bCs w:val="0"/>
+              </w:rPr>
             </w:pPr>
             <w:r>
               <w:rPr>
-                <w:rFonts w:ascii="Arial" w:hAnsi="Arial" w:eastAsia="等线" w:cs="Arial"/>
-                <w:sz w:val="22"/>
+                <w:b/>
+                <w:bCs w:val="0"/>
               </w:rPr>
               <w:t>应聘岗位</w:t>
             </w:r>
@@ -4293,24 +4576,36 @@
         </w:tc>
         <w:tc>
           <w:tcPr>
-            <w:tcW w:w="696" w:type="pct"/>
+            <w:tcW w:w="758" w:type="pct"/>
+            <w:tcBorders>
+              <w:top w:val="single" w:color="000000" w:sz="4" w:space="0"/>
+              <w:left w:val="single" w:color="000000" w:sz="4" w:space="0"/>
+              <w:bottom w:val="single" w:color="000000" w:sz="4" w:space="0"/>
+              <w:right w:val="single" w:color="000000" w:sz="4" w:space="0"/>
+            </w:tcBorders>
+            <w:shd w:val="clear" w:color="auto" w:fill="FFFFFF"/>
+            <w:noWrap w:val="0"/>
             <w:tcMar>
               <w:top w:w="60" w:type="dxa"/>
               <w:left w:w="120" w:type="dxa"/>
               <w:bottom w:w="30" w:type="dxa"/>
               <w:right w:w="120" w:type="dxa"/>
             </w:tcMar>
+            <w:vAlign w:val="center"/>
           </w:tcPr>
           <w:p>
             <w:pPr>
-              <w:spacing w:before="120" w:after="120" w:line="288" w:lineRule="auto"/>
-              <w:ind w:left="0"/>
-              <w:jc w:val="left"/>
+              <w:pStyle w:val="19"/>
+              <w:bidi w:val="0"/>
+              <w:rPr>
+                <w:b/>
+                <w:bCs w:val="0"/>
+              </w:rPr>
             </w:pPr>
             <w:r>
               <w:rPr>
-                <w:rFonts w:ascii="Arial" w:hAnsi="Arial" w:eastAsia="等线" w:cs="Arial"/>
-                <w:sz w:val="22"/>
+                <w:b/>
+                <w:bCs w:val="0"/>
               </w:rPr>
               <w:t>综合平均分</w:t>
             </w:r>
@@ -4318,24 +4613,36 @@
         </w:tc>
         <w:tc>
           <w:tcPr>
-            <w:tcW w:w="822" w:type="pct"/>
+            <w:tcW w:w="887" w:type="pct"/>
+            <w:tcBorders>
+              <w:top w:val="single" w:color="000000" w:sz="4" w:space="0"/>
+              <w:left w:val="single" w:color="000000" w:sz="4" w:space="0"/>
+              <w:bottom w:val="single" w:color="000000" w:sz="4" w:space="0"/>
+              <w:right w:val="single" w:color="000000" w:sz="4" w:space="0"/>
+            </w:tcBorders>
+            <w:shd w:val="clear" w:color="auto" w:fill="FFFFFF"/>
+            <w:noWrap w:val="0"/>
             <w:tcMar>
               <w:top w:w="60" w:type="dxa"/>
               <w:left w:w="120" w:type="dxa"/>
               <w:bottom w:w="30" w:type="dxa"/>
               <w:right w:w="120" w:type="dxa"/>
             </w:tcMar>
+            <w:vAlign w:val="center"/>
           </w:tcPr>
           <w:p>
             <w:pPr>
-              <w:spacing w:before="120" w:after="120" w:line="288" w:lineRule="auto"/>
-              <w:ind w:left="0"/>
-              <w:jc w:val="left"/>
+              <w:pStyle w:val="19"/>
+              <w:bidi w:val="0"/>
+              <w:rPr>
+                <w:b/>
+                <w:bCs w:val="0"/>
+              </w:rPr>
             </w:pPr>
             <w:r>
               <w:rPr>
-                <w:rFonts w:ascii="Arial" w:hAnsi="Arial" w:eastAsia="等线" w:cs="Arial"/>
-                <w:sz w:val="22"/>
+                <w:b/>
+                <w:bCs w:val="0"/>
               </w:rPr>
               <w:t>面试通过情况</w:t>
             </w:r>
@@ -4343,74 +4650,36 @@
         </w:tc>
         <w:tc>
           <w:tcPr>
-            <w:tcW w:w="696" w:type="pct"/>
+            <w:tcW w:w="1815" w:type="pct"/>
+            <w:tcBorders>
+              <w:top w:val="single" w:color="000000" w:sz="4" w:space="0"/>
+              <w:left w:val="single" w:color="000000" w:sz="4" w:space="0"/>
+              <w:bottom w:val="single" w:color="000000" w:sz="4" w:space="0"/>
+              <w:right w:val="single" w:color="000000" w:sz="4" w:space="0"/>
+            </w:tcBorders>
+            <w:shd w:val="clear" w:color="auto" w:fill="FFFFFF"/>
+            <w:noWrap w:val="0"/>
             <w:tcMar>
               <w:top w:w="60" w:type="dxa"/>
               <w:left w:w="120" w:type="dxa"/>
               <w:bottom w:w="30" w:type="dxa"/>
               <w:right w:w="120" w:type="dxa"/>
             </w:tcMar>
+            <w:vAlign w:val="center"/>
           </w:tcPr>
           <w:p>
             <w:pPr>
-              <w:spacing w:before="120" w:after="120" w:line="288" w:lineRule="auto"/>
-              <w:ind w:left="0"/>
-              <w:jc w:val="left"/>
+              <w:pStyle w:val="19"/>
+              <w:bidi w:val="0"/>
+              <w:rPr>
+                <w:b/>
+                <w:bCs w:val="0"/>
+              </w:rPr>
             </w:pPr>
             <w:r>
               <w:rPr>
-                <w:rFonts w:ascii="Arial" w:hAnsi="Arial" w:eastAsia="等线" w:cs="Arial"/>
-                <w:sz w:val="22"/>
-              </w:rPr>
-              <w:t>录用建议</w:t>
-            </w:r>
-          </w:p>
-        </w:tc>
-        <w:tc>
-          <w:tcPr>
-            <w:tcW w:w="696" w:type="pct"/>
-            <w:tcMar>
-              <w:top w:w="60" w:type="dxa"/>
-              <w:left w:w="120" w:type="dxa"/>
-              <w:bottom w:w="30" w:type="dxa"/>
-              <w:right w:w="120" w:type="dxa"/>
-            </w:tcMar>
-          </w:tcPr>
-          <w:p>
-            <w:pPr>
-              <w:spacing w:before="120" w:after="120" w:line="288" w:lineRule="auto"/>
-              <w:ind w:left="0"/>
-              <w:jc w:val="left"/>
-            </w:pPr>
-            <w:r>
-              <w:rPr>
-                <w:rFonts w:ascii="Arial" w:hAnsi="Arial" w:eastAsia="等线" w:cs="Arial"/>
-                <w:sz w:val="22"/>
-              </w:rPr>
-              <w:t>预计到岗时间</w:t>
-            </w:r>
-          </w:p>
-        </w:tc>
-        <w:tc>
-          <w:tcPr>
-            <w:tcW w:w="696" w:type="pct"/>
-            <w:tcMar>
-              <w:top w:w="60" w:type="dxa"/>
-              <w:left w:w="120" w:type="dxa"/>
-              <w:bottom w:w="30" w:type="dxa"/>
-              <w:right w:w="120" w:type="dxa"/>
-            </w:tcMar>
-          </w:tcPr>
-          <w:p>
-            <w:pPr>
-              <w:spacing w:before="120" w:after="120" w:line="288" w:lineRule="auto"/>
-              <w:ind w:left="0"/>
-              <w:jc w:val="left"/>
-            </w:pPr>
-            <w:r>
-              <w:rPr>
-                <w:rFonts w:ascii="Arial" w:hAnsi="Arial" w:eastAsia="等线" w:cs="Arial"/>
-                <w:sz w:val="22"/>
+                <w:b/>
+                <w:bCs w:val="0"/>
               </w:rPr>
               <w:t>备注</w:t>
             </w:r>
@@ -4420,12 +4689,12 @@
       <w:tr>
         <w:tblPrEx>
           <w:tblBorders>
-            <w:top w:val="single" w:color="DEE0E3" w:sz="0" w:space="0"/>
-            <w:left w:val="single" w:color="DEE0E3" w:sz="0" w:space="0"/>
-            <w:bottom w:val="single" w:color="DEE0E3" w:sz="0" w:space="0"/>
-            <w:right w:val="single" w:color="DEE0E3" w:sz="0" w:space="0"/>
-            <w:insideH w:val="single" w:color="DEE0E3" w:sz="0" w:space="0"/>
-            <w:insideV w:val="single" w:color="DEE0E3" w:sz="0" w:space="0"/>
+            <w:top w:val="none" w:color="DEE0E3" w:sz="0" w:space="0"/>
+            <w:left w:val="none" w:color="DEE0E3" w:sz="0" w:space="0"/>
+            <w:bottom w:val="none" w:color="DEE0E3" w:sz="0" w:space="0"/>
+            <w:right w:val="none" w:color="DEE0E3" w:sz="0" w:space="0"/>
+            <w:insideH w:val="none" w:color="DEE0E3" w:sz="0" w:space="0"/>
+            <w:insideV w:val="none" w:color="DEE0E3" w:sz="0" w:space="0"/>
           </w:tblBorders>
           <w:tblCellMar>
             <w:top w:w="0" w:type="dxa"/>
@@ -4434,178 +4703,187 @@
             <w:right w:w="10" w:type="dxa"/>
           </w:tblCellMar>
         </w:tblPrEx>
+        <w:trPr>
+          <w:trHeight w:val="0" w:hRule="atLeast"/>
+          <w:tblHeader/>
+          <w:jc w:val="center"/>
+        </w:trPr>
         <w:tc>
           <w:tcPr>
-            <w:tcW w:w="696" w:type="pct"/>
+            <w:tcW w:w="801" w:type="pct"/>
+            <w:tcBorders>
+              <w:top w:val="single" w:color="000000" w:sz="4" w:space="0"/>
+              <w:left w:val="single" w:color="000000" w:sz="4" w:space="0"/>
+              <w:bottom w:val="single" w:color="000000" w:sz="4" w:space="0"/>
+              <w:right w:val="single" w:color="000000" w:sz="4" w:space="0"/>
+            </w:tcBorders>
+            <w:shd w:val="clear" w:color="auto" w:fill="FFFFFF"/>
+            <w:noWrap w:val="0"/>
             <w:tcMar>
               <w:top w:w="60" w:type="dxa"/>
               <w:left w:w="120" w:type="dxa"/>
               <w:bottom w:w="30" w:type="dxa"/>
               <w:right w:w="120" w:type="dxa"/>
             </w:tcMar>
+            <w:vAlign w:val="center"/>
           </w:tcPr>
           <w:p>
             <w:pPr>
-              <w:spacing w:before="120" w:after="120" w:line="288" w:lineRule="auto"/>
-              <w:ind w:left="0"/>
-              <w:jc w:val="left"/>
+              <w:pStyle w:val="19"/>
+              <w:bidi w:val="0"/>
+              <w:rPr>
+                <w:b w:val="0"/>
+              </w:rPr>
             </w:pPr>
             <w:r>
               <w:rPr>
-                <w:rFonts w:ascii="Arial" w:hAnsi="Arial" w:eastAsia="等线" w:cs="Arial"/>
-                <w:sz w:val="22"/>
-              </w:rPr>
-              <w:t>【填写姓名】</w:t>
+                <w:rFonts w:hint="eastAsia"/>
+                <w:b w:val="0"/>
+              </w:rPr>
+              <w:t>{{CandidateName}}</w:t>
             </w:r>
           </w:p>
         </w:tc>
         <w:tc>
           <w:tcPr>
-            <w:tcW w:w="696" w:type="pct"/>
+            <w:tcW w:w="737" w:type="pct"/>
+            <w:tcBorders>
+              <w:top w:val="single" w:color="000000" w:sz="4" w:space="0"/>
+              <w:left w:val="single" w:color="000000" w:sz="4" w:space="0"/>
+              <w:bottom w:val="single" w:color="000000" w:sz="4" w:space="0"/>
+              <w:right w:val="single" w:color="000000" w:sz="4" w:space="0"/>
+            </w:tcBorders>
+            <w:shd w:val="clear" w:color="auto" w:fill="FFFFFF"/>
+            <w:noWrap w:val="0"/>
             <w:tcMar>
               <w:top w:w="60" w:type="dxa"/>
               <w:left w:w="120" w:type="dxa"/>
               <w:bottom w:w="30" w:type="dxa"/>
               <w:right w:w="120" w:type="dxa"/>
             </w:tcMar>
+            <w:vAlign w:val="center"/>
           </w:tcPr>
           <w:p>
             <w:pPr>
-              <w:spacing w:before="120" w:after="120" w:line="288" w:lineRule="auto"/>
-              <w:ind w:left="0"/>
-              <w:jc w:val="left"/>
+              <w:pStyle w:val="19"/>
+              <w:bidi w:val="0"/>
+              <w:rPr>
+                <w:b w:val="0"/>
+              </w:rPr>
             </w:pPr>
             <w:r>
               <w:rPr>
-                <w:rFonts w:ascii="Arial" w:hAnsi="Arial" w:eastAsia="等线" w:cs="Arial"/>
-                <w:sz w:val="22"/>
-              </w:rPr>
-              <w:t>【填写岗位】</w:t>
+                <w:b w:val="0"/>
+              </w:rPr>
+              <w:t>{{TargetPosition}}</w:t>
             </w:r>
           </w:p>
         </w:tc>
         <w:tc>
           <w:tcPr>
-            <w:tcW w:w="696" w:type="pct"/>
+            <w:tcW w:w="758" w:type="pct"/>
+            <w:tcBorders>
+              <w:top w:val="single" w:color="000000" w:sz="4" w:space="0"/>
+              <w:left w:val="single" w:color="000000" w:sz="4" w:space="0"/>
+              <w:bottom w:val="single" w:color="000000" w:sz="4" w:space="0"/>
+              <w:right w:val="single" w:color="000000" w:sz="4" w:space="0"/>
+            </w:tcBorders>
+            <w:shd w:val="clear" w:color="auto" w:fill="FFFFFF"/>
+            <w:noWrap w:val="0"/>
             <w:tcMar>
               <w:top w:w="60" w:type="dxa"/>
               <w:left w:w="120" w:type="dxa"/>
               <w:bottom w:w="30" w:type="dxa"/>
               <w:right w:w="120" w:type="dxa"/>
             </w:tcMar>
+            <w:vAlign w:val="center"/>
           </w:tcPr>
           <w:p>
             <w:pPr>
-              <w:spacing w:before="120" w:after="120" w:line="288" w:lineRule="auto"/>
-              <w:ind w:left="0"/>
-              <w:jc w:val="left"/>
+              <w:pStyle w:val="19"/>
+              <w:bidi w:val="0"/>
+              <w:rPr>
+                <w:b w:val="0"/>
+              </w:rPr>
             </w:pPr>
             <w:r>
               <w:rPr>
-                <w:rFonts w:ascii="Arial" w:hAnsi="Arial" w:eastAsia="等线" w:cs="Arial"/>
-                <w:sz w:val="22"/>
-              </w:rPr>
-              <w:t>【填写分数】</w:t>
+                <w:rFonts w:hint="eastAsia"/>
+                <w:b w:val="0"/>
+              </w:rPr>
+              <w:t>{{TotalAvgScore}}</w:t>
             </w:r>
           </w:p>
         </w:tc>
         <w:tc>
           <w:tcPr>
-            <w:tcW w:w="822" w:type="pct"/>
+            <w:tcW w:w="887" w:type="pct"/>
+            <w:tcBorders>
+              <w:top w:val="single" w:color="000000" w:sz="4" w:space="0"/>
+              <w:left w:val="single" w:color="000000" w:sz="4" w:space="0"/>
+              <w:bottom w:val="single" w:color="000000" w:sz="4" w:space="0"/>
+              <w:right w:val="single" w:color="000000" w:sz="4" w:space="0"/>
+            </w:tcBorders>
+            <w:shd w:val="clear" w:color="auto" w:fill="FFFFFF"/>
+            <w:noWrap w:val="0"/>
             <w:tcMar>
               <w:top w:w="60" w:type="dxa"/>
               <w:left w:w="120" w:type="dxa"/>
               <w:bottom w:w="30" w:type="dxa"/>
               <w:right w:w="120" w:type="dxa"/>
             </w:tcMar>
+            <w:vAlign w:val="center"/>
           </w:tcPr>
           <w:p>
             <w:pPr>
-              <w:spacing w:before="120" w:after="120" w:line="288" w:lineRule="auto"/>
-              <w:ind w:left="0"/>
-              <w:jc w:val="left"/>
+              <w:pStyle w:val="19"/>
+              <w:bidi w:val="0"/>
+              <w:rPr>
+                <w:b w:val="0"/>
+              </w:rPr>
             </w:pPr>
             <w:r>
               <w:rPr>
-                <w:rFonts w:ascii="Arial" w:hAnsi="Arial" w:eastAsia="等线" w:cs="Arial"/>
-                <w:sz w:val="22"/>
-              </w:rPr>
-              <w:t>【通过/未通过】</w:t>
+                <w:b w:val="0"/>
+              </w:rPr>
+              <w:t>{{PreScreeningResult}}</w:t>
             </w:r>
           </w:p>
         </w:tc>
         <w:tc>
           <w:tcPr>
-            <w:tcW w:w="696" w:type="pct"/>
+            <w:tcW w:w="1815" w:type="pct"/>
+            <w:tcBorders>
+              <w:top w:val="single" w:color="000000" w:sz="4" w:space="0"/>
+              <w:left w:val="single" w:color="000000" w:sz="4" w:space="0"/>
+              <w:bottom w:val="single" w:color="000000" w:sz="4" w:space="0"/>
+              <w:right w:val="single" w:color="000000" w:sz="4" w:space="0"/>
+            </w:tcBorders>
+            <w:shd w:val="clear" w:color="auto" w:fill="FFFFFF"/>
+            <w:noWrap w:val="0"/>
             <w:tcMar>
               <w:top w:w="60" w:type="dxa"/>
               <w:left w:w="120" w:type="dxa"/>
               <w:bottom w:w="30" w:type="dxa"/>
               <w:right w:w="120" w:type="dxa"/>
             </w:tcMar>
+            <w:vAlign w:val="center"/>
           </w:tcPr>
           <w:p>
             <w:pPr>
-              <w:spacing w:before="120" w:after="120" w:line="288" w:lineRule="auto"/>
-              <w:ind w:left="0"/>
+              <w:pStyle w:val="19"/>
+              <w:bidi w:val="0"/>
               <w:jc w:val="left"/>
+              <w:rPr>
+                <w:b w:val="0"/>
+              </w:rPr>
             </w:pPr>
             <w:r>
               <w:rPr>
-                <w:rFonts w:ascii="Arial" w:hAnsi="Arial" w:eastAsia="等线" w:cs="Arial"/>
-                <w:sz w:val="22"/>
-              </w:rPr>
-              <w:t>【填写建议】</w:t>
-            </w:r>
-          </w:p>
-        </w:tc>
-        <w:tc>
-          <w:tcPr>
-            <w:tcW w:w="696" w:type="pct"/>
-            <w:tcMar>
-              <w:top w:w="60" w:type="dxa"/>
-              <w:left w:w="120" w:type="dxa"/>
-              <w:bottom w:w="30" w:type="dxa"/>
-              <w:right w:w="120" w:type="dxa"/>
-            </w:tcMar>
-          </w:tcPr>
-          <w:p>
-            <w:pPr>
-              <w:spacing w:before="120" w:after="120" w:line="288" w:lineRule="auto"/>
-              <w:ind w:left="0"/>
-              <w:jc w:val="left"/>
-            </w:pPr>
-            <w:r>
-              <w:rPr>
-                <w:rFonts w:ascii="Arial" w:hAnsi="Arial" w:eastAsia="等线" w:cs="Arial"/>
-                <w:sz w:val="22"/>
-              </w:rPr>
-              <w:t>【填写时间】</w:t>
-            </w:r>
-          </w:p>
-        </w:tc>
-        <w:tc>
-          <w:tcPr>
-            <w:tcW w:w="696" w:type="pct"/>
-            <w:tcMar>
-              <w:top w:w="60" w:type="dxa"/>
-              <w:left w:w="120" w:type="dxa"/>
-              <w:bottom w:w="30" w:type="dxa"/>
-              <w:right w:w="120" w:type="dxa"/>
-            </w:tcMar>
-          </w:tcPr>
-          <w:p>
-            <w:pPr>
-              <w:spacing w:before="120" w:after="120" w:line="288" w:lineRule="auto"/>
-              <w:ind w:left="0"/>
-              <w:jc w:val="left"/>
-            </w:pPr>
-            <w:r>
-              <w:rPr>
-                <w:rFonts w:ascii="Arial" w:hAnsi="Arial" w:eastAsia="等线" w:cs="Arial"/>
-                <w:sz w:val="22"/>
-              </w:rPr>
-              <w:t>【填写备注】</w:t>
+                <w:rFonts w:hint="eastAsia"/>
+                <w:b w:val="0"/>
+              </w:rPr>
+              <w:t>{{OtherDetails}}</w:t>
             </w:r>
           </w:p>
         </w:tc>
@@ -4619,8 +4897,8 @@
       </w:pPr>
     </w:p>
     <w:sectPr>
-      <w:headerReference r:id="rId3" w:type="default"/>
-      <w:footerReference r:id="rId4" w:type="default"/>
+      <w:headerReference r:id="rId5" w:type="default"/>
+      <w:footerReference r:id="rId6" w:type="default"/>
       <w:pgSz w:w="11905" w:h="16840"/>
       <w:pgMar w:top="1440" w:right="1800" w:bottom="1440" w:left="1800" w:header="720" w:footer="720" w:gutter="0"/>
       <w:cols w:space="720" w:num="1"/>
@@ -4629,10 +4907,64 @@
 </w:document>
 </file>
 
+<file path=word/endnotes.xml><?xml version="1.0" encoding="utf-8"?>
+<w:endnotes xmlns:wpc="http://schemas.microsoft.com/office/word/2010/wordprocessingCanvas" xmlns:mc="http://schemas.openxmlformats.org/markup-compatibility/2006" xmlns:o="urn:schemas-microsoft-com:office:office" xmlns:r="http://schemas.openxmlformats.org/officeDocument/2006/relationships" xmlns:m="http://schemas.openxmlformats.org/officeDocument/2006/math" xmlns:v="urn:schemas-microsoft-com:vml" xmlns:wp14="http://schemas.microsoft.com/office/word/2010/wordprocessingDrawing" xmlns:wp="http://schemas.openxmlformats.org/drawingml/2006/wordprocessingDrawing" xmlns:w="http://schemas.openxmlformats.org/wordprocessingml/2006/main" xmlns:w14="http://schemas.microsoft.com/office/word/2010/wordml" xmlns:w15="http://schemas.microsoft.com/office/word/2012/wordml" xmlns:w10="urn:schemas-microsoft-com:office:word" xmlns:wpg="http://schemas.microsoft.com/office/word/2010/wordprocessingGroup" xmlns:wpi="http://schemas.microsoft.com/office/word/2010/wordprocessingInk" xmlns:wne="http://schemas.microsoft.com/office/word/2006/wordml" xmlns:wps="http://schemas.microsoft.com/office/word/2010/wordprocessingShape" xmlns:wpsCustomData="http://www.wps.cn/officeDocument/2013/wpsCustomData" mc:Ignorable="w14 w15 wp14">
+  <w:endnote w:type="separator" w:id="0">
+    <w:p>
+      <w:pPr>
+        <w:spacing w:line="240" w:lineRule="auto"/>
+        <w:ind w:firstLine="480"/>
+      </w:pPr>
+      <w:r>
+        <w:separator/>
+      </w:r>
+    </w:p>
+  </w:endnote>
+  <w:endnote w:type="continuationSeparator" w:id="1">
+    <w:p>
+      <w:pPr>
+        <w:spacing w:line="240" w:lineRule="auto"/>
+        <w:ind w:firstLine="480"/>
+      </w:pPr>
+      <w:r>
+        <w:continuationSeparator/>
+      </w:r>
+    </w:p>
+  </w:endnote>
+</w:endnotes>
+</file>
+
 <file path=word/footer1.xml><?xml version="1.0" encoding="utf-8"?>
 <w:ftr xmlns:wpc="http://schemas.microsoft.com/office/word/2010/wordprocessingCanvas" xmlns:mc="http://schemas.openxmlformats.org/markup-compatibility/2006" xmlns:o="urn:schemas-microsoft-com:office:office" xmlns:r="http://schemas.openxmlformats.org/officeDocument/2006/relationships" xmlns:m="http://schemas.openxmlformats.org/officeDocument/2006/math" xmlns:v="urn:schemas-microsoft-com:vml" xmlns:wp14="http://schemas.microsoft.com/office/word/2010/wordprocessingDrawing" xmlns:wp="http://schemas.openxmlformats.org/drawingml/2006/wordprocessingDrawing" xmlns:w10="urn:schemas-microsoft-com:office:word" xmlns:w="http://schemas.openxmlformats.org/wordprocessingml/2006/main" xmlns:w14="http://schemas.microsoft.com/office/word/2010/wordml" xmlns:w15="http://schemas.microsoft.com/office/word/2012/wordml" xmlns:wpg="http://schemas.microsoft.com/office/word/2010/wordprocessingGroup" xmlns:wpi="http://schemas.microsoft.com/office/word/2010/wordprocessingInk" xmlns:wne="http://schemas.microsoft.com/office/word/2006/wordml" xmlns:wps="http://schemas.microsoft.com/office/word/2010/wordprocessingShape" xmlns:wpsCustomData="http://www.wps.cn/officeDocument/2013/wpsCustomData" mc:Ignorable="w14 w15 wp14">
   <w:p/>
 </w:ftr>
+</file>
+
+<file path=word/footnotes.xml><?xml version="1.0" encoding="utf-8"?>
+<w:footnotes xmlns:wpc="http://schemas.microsoft.com/office/word/2010/wordprocessingCanvas" xmlns:mc="http://schemas.openxmlformats.org/markup-compatibility/2006" xmlns:o="urn:schemas-microsoft-com:office:office" xmlns:r="http://schemas.openxmlformats.org/officeDocument/2006/relationships" xmlns:m="http://schemas.openxmlformats.org/officeDocument/2006/math" xmlns:v="urn:schemas-microsoft-com:vml" xmlns:wp14="http://schemas.microsoft.com/office/word/2010/wordprocessingDrawing" xmlns:wp="http://schemas.openxmlformats.org/drawingml/2006/wordprocessingDrawing" xmlns:w="http://schemas.openxmlformats.org/wordprocessingml/2006/main" xmlns:w14="http://schemas.microsoft.com/office/word/2010/wordml" xmlns:w15="http://schemas.microsoft.com/office/word/2012/wordml" xmlns:w10="urn:schemas-microsoft-com:office:word" xmlns:wpg="http://schemas.microsoft.com/office/word/2010/wordprocessingGroup" xmlns:wpi="http://schemas.microsoft.com/office/word/2010/wordprocessingInk" xmlns:wne="http://schemas.microsoft.com/office/word/2006/wordml" xmlns:wps="http://schemas.microsoft.com/office/word/2010/wordprocessingShape" xmlns:wpsCustomData="http://www.wps.cn/officeDocument/2013/wpsCustomData" mc:Ignorable="w14 w15 wp14">
+  <w:footnote w:type="separator" w:id="0">
+    <w:p>
+      <w:pPr>
+        <w:spacing w:line="360" w:lineRule="auto"/>
+        <w:ind w:firstLine="480"/>
+      </w:pPr>
+      <w:r>
+        <w:separator/>
+      </w:r>
+    </w:p>
+  </w:footnote>
+  <w:footnote w:type="continuationSeparator" w:id="1">
+    <w:p>
+      <w:pPr>
+        <w:spacing w:line="360" w:lineRule="auto"/>
+        <w:ind w:firstLine="480"/>
+      </w:pPr>
+      <w:r>
+        <w:continuationSeparator/>
+      </w:r>
+    </w:p>
+  </w:footnote>
+</w:footnotes>
 </file>
 
 <file path=word/header1.xml><?xml version="1.0" encoding="utf-8"?>
@@ -4680,25 +5012,6 @@
     </w:lvl>
   </w:abstractNum>
   <w:abstractNum w:abstractNumId="2">
-    <w:nsid w:val="A57D5B66"/>
-    <w:multiLevelType w:val="singleLevel"/>
-    <w:tmpl w:val="A57D5B66"/>
-    <w:lvl w:ilvl="0" w:tentative="0">
-      <w:start w:val="1"/>
-      <w:numFmt w:val="decimal"/>
-      <w:suff w:val="space"/>
-      <w:lvlText w:val="%1."/>
-      <w:lvlJc w:val="left"/>
-      <w:pPr>
-        <w:ind w:left="0" w:firstLine="480"/>
-      </w:pPr>
-      <w:rPr>
-        <w:rFonts w:hint="default"/>
-        <w:color w:val="0000FF"/>
-      </w:rPr>
-    </w:lvl>
-  </w:abstractNum>
-  <w:abstractNum w:abstractNumId="3">
     <w:nsid w:val="BA8C209A"/>
     <w:multiLevelType w:val="singleLevel"/>
     <w:tmpl w:val="BA8C209A"/>
@@ -4716,37 +5029,54 @@
       </w:rPr>
     </w:lvl>
   </w:abstractNum>
-  <w:abstractNum w:abstractNumId="4">
-    <w:nsid w:val="E45628CC"/>
+  <w:abstractNum w:abstractNumId="3">
+    <w:nsid w:val="C852D1CB"/>
     <w:multiLevelType w:val="singleLevel"/>
-    <w:tmpl w:val="E45628CC"/>
+    <w:tmpl w:val="C852D1CB"/>
     <w:lvl w:ilvl="0" w:tentative="0">
       <w:start w:val="1"/>
       <w:numFmt w:val="decimal"/>
-      <w:suff w:val="space"/>
-      <w:lvlText w:val="%1."/>
+      <w:suff w:val="nothing"/>
+      <w:lvlText w:val="%1．"/>
       <w:lvlJc w:val="left"/>
       <w:pPr>
-        <w:ind w:left="0" w:firstLine="480"/>
+        <w:ind w:left="0" w:firstLine="400"/>
       </w:pPr>
       <w:rPr>
         <w:rFonts w:hint="default"/>
-        <w:color w:val="0000FF"/>
+      </w:rPr>
+    </w:lvl>
+  </w:abstractNum>
+  <w:abstractNum w:abstractNumId="4">
+    <w:nsid w:val="D6CD27E9"/>
+    <w:multiLevelType w:val="singleLevel"/>
+    <w:tmpl w:val="D6CD27E9"/>
+    <w:lvl w:ilvl="0" w:tentative="0">
+      <w:start w:val="1"/>
+      <w:numFmt w:val="decimal"/>
+      <w:suff w:val="nothing"/>
+      <w:lvlText w:val="%1．"/>
+      <w:lvlJc w:val="left"/>
+      <w:pPr>
+        <w:ind w:left="0" w:firstLine="400"/>
+      </w:pPr>
+      <w:rPr>
+        <w:rFonts w:hint="default"/>
       </w:rPr>
     </w:lvl>
   </w:abstractNum>
   <w:abstractNum w:abstractNumId="5">
-    <w:nsid w:val="E89C0088"/>
+    <w:nsid w:val="14FF3DED"/>
     <w:multiLevelType w:val="singleLevel"/>
-    <w:tmpl w:val="E89C0088"/>
+    <w:tmpl w:val="14FF3DED"/>
     <w:lvl w:ilvl="0" w:tentative="0">
       <w:start w:val="1"/>
       <w:numFmt w:val="decimal"/>
-      <w:suff w:val="space"/>
-      <w:lvlText w:val="%1."/>
+      <w:suff w:val="nothing"/>
+      <w:lvlText w:val="%1．"/>
       <w:lvlJc w:val="left"/>
       <w:pPr>
-        <w:ind w:left="0" w:firstLine="480"/>
+        <w:ind w:left="0" w:firstLine="400"/>
       </w:pPr>
       <w:rPr>
         <w:rFonts w:hint="default"/>
@@ -4754,25 +5084,6 @@
     </w:lvl>
   </w:abstractNum>
   <w:abstractNum w:abstractNumId="6">
-    <w:nsid w:val="0A2F02EF"/>
-    <w:multiLevelType w:val="singleLevel"/>
-    <w:tmpl w:val="0A2F02EF"/>
-    <w:lvl w:ilvl="0" w:tentative="0">
-      <w:start w:val="1"/>
-      <w:numFmt w:val="decimal"/>
-      <w:suff w:val="space"/>
-      <w:lvlText w:val="%1."/>
-      <w:lvlJc w:val="left"/>
-      <w:pPr>
-        <w:ind w:left="0" w:firstLine="480"/>
-      </w:pPr>
-      <w:rPr>
-        <w:rFonts w:hint="default"/>
-        <w:color w:val="0000FF"/>
-      </w:rPr>
-    </w:lvl>
-  </w:abstractNum>
-  <w:abstractNum w:abstractNumId="7">
     <w:nsid w:val="166B0869"/>
     <w:multiLevelType w:val="singleLevel"/>
     <w:tmpl w:val="166B0869"/>
@@ -4790,7 +5101,7 @@
       </w:rPr>
     </w:lvl>
   </w:abstractNum>
-  <w:abstractNum w:abstractNumId="8">
+  <w:abstractNum w:abstractNumId="7">
     <w:nsid w:val="17B7B760"/>
     <w:multiLevelType w:val="singleLevel"/>
     <w:tmpl w:val="17B7B760"/>
@@ -4808,18 +5119,36 @@
       </w:rPr>
     </w:lvl>
   </w:abstractNum>
-  <w:abstractNum w:abstractNumId="9">
-    <w:nsid w:val="1C18E4FE"/>
+  <w:abstractNum w:abstractNumId="8">
+    <w:nsid w:val="1EF0BCF5"/>
     <w:multiLevelType w:val="singleLevel"/>
-    <w:tmpl w:val="1C18E4FE"/>
+    <w:tmpl w:val="1EF0BCF5"/>
     <w:lvl w:ilvl="0" w:tentative="0">
       <w:start w:val="1"/>
       <w:numFmt w:val="decimal"/>
-      <w:suff w:val="space"/>
-      <w:lvlText w:val="%1."/>
+      <w:suff w:val="nothing"/>
+      <w:lvlText w:val="%1．"/>
       <w:lvlJc w:val="left"/>
       <w:pPr>
-        <w:ind w:left="0" w:firstLine="480"/>
+        <w:ind w:left="0" w:firstLine="400"/>
+      </w:pPr>
+      <w:rPr>
+        <w:rFonts w:hint="default"/>
+      </w:rPr>
+    </w:lvl>
+  </w:abstractNum>
+  <w:abstractNum w:abstractNumId="9">
+    <w:nsid w:val="25191DB5"/>
+    <w:multiLevelType w:val="singleLevel"/>
+    <w:tmpl w:val="25191DB5"/>
+    <w:lvl w:ilvl="0" w:tentative="0">
+      <w:start w:val="1"/>
+      <w:numFmt w:val="decimal"/>
+      <w:suff w:val="nothing"/>
+      <w:lvlText w:val="%1．"/>
+      <w:lvlJc w:val="left"/>
+      <w:pPr>
+        <w:ind w:left="0" w:firstLine="400"/>
       </w:pPr>
       <w:rPr>
         <w:rFonts w:hint="default"/>
@@ -4827,6 +5156,24 @@
     </w:lvl>
   </w:abstractNum>
   <w:abstractNum w:abstractNumId="10">
+    <w:nsid w:val="2BB8B632"/>
+    <w:multiLevelType w:val="singleLevel"/>
+    <w:tmpl w:val="2BB8B632"/>
+    <w:lvl w:ilvl="0" w:tentative="0">
+      <w:start w:val="1"/>
+      <w:numFmt w:val="decimal"/>
+      <w:suff w:val="nothing"/>
+      <w:lvlText w:val="%1．"/>
+      <w:lvlJc w:val="left"/>
+      <w:pPr>
+        <w:ind w:left="0" w:firstLine="400"/>
+      </w:pPr>
+      <w:rPr>
+        <w:rFonts w:hint="default"/>
+      </w:rPr>
+    </w:lvl>
+  </w:abstractNum>
+  <w:abstractNum w:abstractNumId="11">
     <w:nsid w:val="3B941D5C"/>
     <w:multiLevelType w:val="singleLevel"/>
     <w:tmpl w:val="3B941D5C"/>
@@ -4844,7 +5191,7 @@
       </w:rPr>
     </w:lvl>
   </w:abstractNum>
-  <w:abstractNum w:abstractNumId="11">
+  <w:abstractNum w:abstractNumId="12">
     <w:nsid w:val="45D9E4D2"/>
     <w:multiLevelType w:val="singleLevel"/>
     <w:tmpl w:val="45D9E4D2"/>
@@ -4862,36 +5209,18 @@
       </w:rPr>
     </w:lvl>
   </w:abstractNum>
-  <w:abstractNum w:abstractNumId="12">
-    <w:nsid w:val="57DDC49C"/>
+  <w:abstractNum w:abstractNumId="13">
+    <w:nsid w:val="57ACE606"/>
     <w:multiLevelType w:val="singleLevel"/>
-    <w:tmpl w:val="57DDC49C"/>
+    <w:tmpl w:val="57ACE606"/>
     <w:lvl w:ilvl="0" w:tentative="0">
       <w:start w:val="1"/>
       <w:numFmt w:val="decimal"/>
-      <w:suff w:val="space"/>
-      <w:lvlText w:val="%1."/>
+      <w:suff w:val="nothing"/>
+      <w:lvlText w:val="%1．"/>
       <w:lvlJc w:val="left"/>
       <w:pPr>
-        <w:ind w:left="0" w:firstLine="480"/>
-      </w:pPr>
-      <w:rPr>
-        <w:rFonts w:hint="default"/>
-      </w:rPr>
-    </w:lvl>
-  </w:abstractNum>
-  <w:abstractNum w:abstractNumId="13">
-    <w:nsid w:val="588BA649"/>
-    <w:multiLevelType w:val="singleLevel"/>
-    <w:tmpl w:val="588BA649"/>
-    <w:lvl w:ilvl="0" w:tentative="0">
-      <w:start w:val="1"/>
-      <w:numFmt w:val="decimal"/>
-      <w:suff w:val="space"/>
-      <w:lvlText w:val="%1."/>
-      <w:lvlJc w:val="left"/>
-      <w:pPr>
-        <w:ind w:left="0" w:firstLine="480"/>
+        <w:ind w:left="0" w:firstLine="400"/>
       </w:pPr>
       <w:rPr>
         <w:rFonts w:hint="default"/>
@@ -4917,24 +5246,6 @@
     </w:lvl>
   </w:abstractNum>
   <w:abstractNum w:abstractNumId="15">
-    <w:nsid w:val="61A51F65"/>
-    <w:multiLevelType w:val="singleLevel"/>
-    <w:tmpl w:val="61A51F65"/>
-    <w:lvl w:ilvl="0" w:tentative="0">
-      <w:start w:val="1"/>
-      <w:numFmt w:val="decimal"/>
-      <w:suff w:val="space"/>
-      <w:lvlText w:val="%1."/>
-      <w:lvlJc w:val="left"/>
-      <w:pPr>
-        <w:ind w:left="0" w:firstLine="480"/>
-      </w:pPr>
-      <w:rPr>
-        <w:rFonts w:hint="default"/>
-      </w:rPr>
-    </w:lvl>
-  </w:abstractNum>
-  <w:abstractNum w:abstractNumId="16">
     <w:nsid w:val="6255A880"/>
     <w:multiLevelType w:val="singleLevel"/>
     <w:tmpl w:val="6255A880"/>
@@ -4952,56 +5263,74 @@
       </w:rPr>
     </w:lvl>
   </w:abstractNum>
+  <w:abstractNum w:abstractNumId="16">
+    <w:nsid w:val="70961C3A"/>
+    <w:multiLevelType w:val="singleLevel"/>
+    <w:tmpl w:val="70961C3A"/>
+    <w:lvl w:ilvl="0" w:tentative="0">
+      <w:start w:val="1"/>
+      <w:numFmt w:val="decimal"/>
+      <w:suff w:val="nothing"/>
+      <w:lvlText w:val="%1．"/>
+      <w:lvlJc w:val="left"/>
+      <w:pPr>
+        <w:ind w:left="0" w:firstLine="400"/>
+      </w:pPr>
+      <w:rPr>
+        <w:rFonts w:hint="default"/>
+      </w:rPr>
+    </w:lvl>
+  </w:abstractNum>
   <w:num w:numId="1">
     <w:abstractNumId w:val="1"/>
   </w:num>
   <w:num w:numId="2">
-    <w:abstractNumId w:val="7"/>
+    <w:abstractNumId w:val="6"/>
   </w:num>
   <w:num w:numId="3">
     <w:abstractNumId w:val="0"/>
   </w:num>
   <w:num w:numId="4">
-    <w:abstractNumId w:val="11"/>
+    <w:abstractNumId w:val="12"/>
   </w:num>
   <w:num w:numId="5">
-    <w:abstractNumId w:val="16"/>
+    <w:abstractNumId w:val="15"/>
   </w:num>
   <w:num w:numId="6">
     <w:abstractNumId w:val="14"/>
   </w:num>
   <w:num w:numId="7">
+    <w:abstractNumId w:val="7"/>
+  </w:num>
+  <w:num w:numId="8">
+    <w:abstractNumId w:val="3"/>
+  </w:num>
+  <w:num w:numId="9">
+    <w:abstractNumId w:val="5"/>
+  </w:num>
+  <w:num w:numId="10">
     <w:abstractNumId w:val="8"/>
   </w:num>
-  <w:num w:numId="8">
-    <w:abstractNumId w:val="6"/>
+  <w:num w:numId="11">
+    <w:abstractNumId w:val="16"/>
   </w:num>
-  <w:num w:numId="9">
+  <w:num w:numId="12">
     <w:abstractNumId w:val="4"/>
   </w:num>
-  <w:num w:numId="10">
-    <w:abstractNumId w:val="5"/>
+  <w:num w:numId="13">
+    <w:abstractNumId w:val="11"/>
   </w:num>
-  <w:num w:numId="11">
-    <w:abstractNumId w:val="2"/>
+  <w:num w:numId="14">
+    <w:abstractNumId w:val="10"/>
   </w:num>
-  <w:num w:numId="12">
+  <w:num w:numId="15">
     <w:abstractNumId w:val="13"/>
   </w:num>
-  <w:num w:numId="13">
-    <w:abstractNumId w:val="10"/>
-  </w:num>
-  <w:num w:numId="14">
-    <w:abstractNumId w:val="15"/>
-  </w:num>
-  <w:num w:numId="15">
+  <w:num w:numId="16">
     <w:abstractNumId w:val="9"/>
   </w:num>
-  <w:num w:numId="16">
-    <w:abstractNumId w:val="12"/>
-  </w:num>
   <w:num w:numId="17">
-    <w:abstractNumId w:val="3"/>
+    <w:abstractNumId w:val="2"/>
   </w:num>
 </w:numbering>
 </file>
@@ -5011,7 +5340,7 @@
   <w:docDefaults>
     <w:rPrDefault>
       <w:rPr>
-        <w:rFonts w:asciiTheme="minorHAnsi" w:hAnsiTheme="minorHAnsi" w:eastAsiaTheme="minorEastAsia" w:cstheme="minorBidi"/>
+        <w:rFonts w:ascii="Times New Roman" w:hAnsi="Times New Roman" w:eastAsia="宋体" w:cs="Times New Roman"/>
       </w:rPr>
     </w:rPrDefault>
     <w:pPrDefault/>
@@ -5036,7 +5365,7 @@
     <w:lsdException w:unhideWhenUsed="0" w:uiPriority="0" w:semiHidden="0" w:name="index 7"/>
     <w:lsdException w:unhideWhenUsed="0" w:uiPriority="0" w:semiHidden="0" w:name="index 8"/>
     <w:lsdException w:unhideWhenUsed="0" w:uiPriority="0" w:semiHidden="0" w:name="index 9"/>
-    <w:lsdException w:unhideWhenUsed="0" w:uiPriority="0" w:semiHidden="0" w:name="toc 1"/>
+    <w:lsdException w:qFormat="1" w:unhideWhenUsed="0" w:uiPriority="0" w:semiHidden="0" w:name="toc 1"/>
     <w:lsdException w:unhideWhenUsed="0" w:uiPriority="0" w:semiHidden="0" w:name="toc 2"/>
     <w:lsdException w:unhideWhenUsed="0" w:uiPriority="0" w:semiHidden="0" w:name="toc 3"/>
     <w:lsdException w:unhideWhenUsed="0" w:uiPriority="0" w:semiHidden="0" w:name="toc 4"/>
@@ -5272,11 +5601,15 @@
     <w:uiPriority w:val="0"/>
     <w:pPr>
       <w:widowControl w:val="0"/>
-      <w:jc w:val="both"/>
+      <w:wordWrap/>
+      <w:snapToGrid w:val="0"/>
+      <w:spacing w:line="360" w:lineRule="auto"/>
+      <w:ind w:firstLine="720" w:firstLineChars="200"/>
+      <w:jc w:val="left"/>
     </w:pPr>
     <w:rPr>
-      <w:rFonts w:asciiTheme="minorHAnsi" w:hAnsiTheme="minorHAnsi" w:eastAsiaTheme="minorEastAsia" w:cstheme="minorBidi"/>
-      <w:sz w:val="21"/>
+      <w:rFonts w:ascii="宋体" w:hAnsi="宋体" w:eastAsia="宋体" w:cstheme="minorBidi"/>
+      <w:sz w:val="24"/>
       <w:szCs w:val="22"/>
     </w:rPr>
   </w:style>
@@ -5288,7 +5621,8 @@
     <w:pPr>
       <w:widowControl w:val="0"/>
       <w:adjustRightInd w:val="0"/>
-      <w:spacing w:before="320" w:line="300" w:lineRule="auto"/>
+      <w:snapToGrid w:val="0"/>
+      <w:spacing w:before="50" w:beforeLines="50" w:after="50" w:afterLines="50" w:line="360" w:lineRule="auto"/>
       <w:jc w:val="both"/>
       <w:outlineLvl w:val="0"/>
     </w:pPr>
@@ -5310,7 +5644,8 @@
     <w:pPr>
       <w:widowControl w:val="0"/>
       <w:adjustRightInd w:val="0"/>
-      <w:spacing w:before="280" w:line="300" w:lineRule="auto"/>
+      <w:snapToGrid w:val="0"/>
+      <w:spacing w:before="50" w:beforeLines="50" w:after="50" w:afterLines="50" w:line="360" w:lineRule="auto"/>
       <w:jc w:val="both"/>
       <w:outlineLvl w:val="1"/>
     </w:pPr>
@@ -5494,13 +5829,13 @@
       <w:lang w:bidi="ar-SA"/>
     </w:rPr>
   </w:style>
-  <w:style w:type="character" w:default="1" w:styleId="15">
+  <w:style w:type="character" w:default="1" w:styleId="16">
     <w:name w:val="Default Paragraph Font"/>
     <w:semiHidden/>
     <w:qFormat/>
     <w:uiPriority w:val="0"/>
   </w:style>
-  <w:style w:type="table" w:default="1" w:styleId="14">
+  <w:style w:type="table" w:default="1" w:styleId="15">
     <w:name w:val="Normal Table"/>
     <w:semiHidden/>
     <w:qFormat/>
@@ -5534,6 +5869,13 @@
     </w:rPr>
   </w:style>
   <w:style w:type="paragraph" w:styleId="12">
+    <w:name w:val="toc 1"/>
+    <w:basedOn w:val="1"/>
+    <w:next w:val="1"/>
+    <w:qFormat/>
+    <w:uiPriority w:val="0"/>
+  </w:style>
+  <w:style w:type="paragraph" w:styleId="13">
     <w:name w:val="Subtitle"/>
     <w:qFormat/>
     <w:uiPriority w:val="0"/>
@@ -5552,7 +5894,7 @@
       <w:lang w:bidi="ar-SA"/>
     </w:rPr>
   </w:style>
-  <w:style w:type="paragraph" w:styleId="13">
+  <w:style w:type="paragraph" w:styleId="14">
     <w:name w:val="Title"/>
     <w:qFormat/>
     <w:uiPriority w:val="0"/>
@@ -5571,7 +5913,7 @@
       <w:lang w:bidi="ar-SA"/>
     </w:rPr>
   </w:style>
-  <w:style w:type="paragraph" w:customStyle="1" w:styleId="16">
+  <w:style w:type="paragraph" w:customStyle="1" w:styleId="17">
     <w:name w:val="章标题"/>
     <w:next w:val="1"/>
     <w:qFormat/>
@@ -5591,7 +5933,7 @@
       <w:lang w:bidi="ar-SA"/>
     </w:rPr>
   </w:style>
-  <w:style w:type="paragraph" w:customStyle="1" w:styleId="17">
+  <w:style w:type="paragraph" w:customStyle="1" w:styleId="18">
     <w:name w:val="题注1"/>
     <w:next w:val="1"/>
     <w:qFormat/>
@@ -5608,6 +5950,23 @@
       <w:sz w:val="24"/>
       <w:szCs w:val="22"/>
       <w:lang w:bidi="ar-SA"/>
+    </w:rPr>
+  </w:style>
+  <w:style w:type="paragraph" w:customStyle="1" w:styleId="19">
+    <w:name w:val="表格正文"/>
+    <w:next w:val="1"/>
+    <w:qFormat/>
+    <w:uiPriority w:val="0"/>
+    <w:pPr>
+      <w:snapToGrid w:val="0"/>
+      <w:spacing w:line="240" w:lineRule="auto"/>
+      <w:jc w:val="center"/>
+    </w:pPr>
+    <w:rPr>
+      <w:rFonts w:ascii="宋体" w:hAnsi="宋体" w:eastAsia="宋体" w:cs="Arial"/>
+      <w:bCs/>
+      <w:color w:val="000000"/>
+      <w:sz w:val="21"/>
     </w:rPr>
   </w:style>
 </w:styles>
@@ -6544,513 +6903,6 @@
 </file>
 
 <file path=word/charts/style1.xml><?xml version="1.0" encoding="utf-8"?>
-<cs:chartStyle xmlns:cs="http://schemas.microsoft.com/office/drawing/2012/chartStyle" xmlns:a="http://schemas.openxmlformats.org/drawingml/2006/main" id="10271">
-  <cs:axisTitle>
-    <cs:lnRef idx="0"/>
-    <cs:fillRef idx="0"/>
-    <cs:effectRef idx="0"/>
-    <cs:fontRef idx="minor">
-      <a:schemeClr val="tx1">
-        <a:lumMod val="65000"/>
-        <a:lumOff val="35000"/>
-      </a:schemeClr>
-    </cs:fontRef>
-    <cs:defRPr sz="1000" kern="1200"/>
-  </cs:axisTitle>
-  <cs:categoryAxis>
-    <cs:lnRef idx="0"/>
-    <cs:fillRef idx="0"/>
-    <cs:effectRef idx="0"/>
-    <cs:fontRef idx="minor">
-      <a:schemeClr val="tx1">
-        <a:lumMod val="65000"/>
-        <a:lumOff val="35000"/>
-      </a:schemeClr>
-    </cs:fontRef>
-    <cs:spPr>
-      <a:ln w="9525" cap="flat" cmpd="sng" algn="ctr">
-        <a:solidFill>
-          <a:schemeClr val="tx1">
-            <a:lumMod val="15000"/>
-            <a:lumOff val="85000"/>
-          </a:schemeClr>
-        </a:solidFill>
-        <a:round/>
-      </a:ln>
-    </cs:spPr>
-    <cs:defRPr sz="900" kern="1200"/>
-  </cs:categoryAxis>
-  <cs:chartArea mods="allowNoFillOverride allowNoLineOverride">
-    <cs:lnRef idx="0"/>
-    <cs:fillRef idx="0"/>
-    <cs:effectRef idx="0"/>
-    <cs:fontRef idx="minor">
-      <a:schemeClr val="tx1"/>
-    </cs:fontRef>
-    <cs:spPr>
-      <a:solidFill>
-        <a:schemeClr val="bg1"/>
-      </a:solidFill>
-      <a:ln w="9525" cap="flat" cmpd="sng" algn="ctr">
-        <a:solidFill>
-          <a:schemeClr val="tx1">
-            <a:lumMod val="15000"/>
-            <a:lumOff val="85000"/>
-          </a:schemeClr>
-        </a:solidFill>
-        <a:round/>
-      </a:ln>
-    </cs:spPr>
-    <cs:defRPr sz="1000" kern="1200"/>
-  </cs:chartArea>
-  <cs:dataLabel>
-    <cs:lnRef idx="0"/>
-    <cs:fillRef idx="0"/>
-    <cs:effectRef idx="0"/>
-    <cs:fontRef idx="minor">
-      <a:schemeClr val="tx1">
-        <a:lumMod val="75000"/>
-        <a:lumOff val="25000"/>
-      </a:schemeClr>
-    </cs:fontRef>
-    <cs:defRPr sz="1000" kern="1200"/>
-  </cs:dataLabel>
-  <cs:dataLabelCallout>
-    <cs:lnRef idx="0"/>
-    <cs:fillRef idx="0"/>
-    <cs:effectRef idx="0"/>
-    <cs:fontRef idx="minor">
-      <a:schemeClr val="dk1">
-        <a:lumMod val="65000"/>
-        <a:lumOff val="35000"/>
-      </a:schemeClr>
-    </cs:fontRef>
-    <cs:spPr>
-      <a:solidFill>
-        <a:schemeClr val="lt1"/>
-      </a:solidFill>
-      <a:ln>
-        <a:solidFill>
-          <a:schemeClr val="dk1">
-            <a:lumMod val="25000"/>
-            <a:lumOff val="75000"/>
-          </a:schemeClr>
-        </a:solidFill>
-      </a:ln>
-    </cs:spPr>
-    <cs:defRPr sz="1000" kern="1200"/>
-    <cs:bodyPr rot="0" spcFirstLastPara="1" vertOverflow="clip" horzOverflow="clip" vert="horz" wrap="square" lIns="36576" tIns="18288" rIns="36576" bIns="18288" anchor="ctr" anchorCtr="1">
-      <a:spAutoFit/>
-    </cs:bodyPr>
-  </cs:dataLabelCallout>
-  <cs:dataPoint>
-    <cs:lnRef idx="0"/>
-    <cs:fillRef idx="1">
-      <cs:styleClr val="auto"/>
-    </cs:fillRef>
-    <cs:effectRef idx="0"/>
-    <cs:fontRef idx="minor">
-      <a:schemeClr val="tx1"/>
-    </cs:fontRef>
-  </cs:dataPoint>
-  <cs:dataPoint3D>
-    <cs:lnRef idx="0"/>
-    <cs:fillRef idx="1">
-      <cs:styleClr val="auto"/>
-    </cs:fillRef>
-    <cs:effectRef idx="0"/>
-    <cs:fontRef idx="minor">
-      <a:schemeClr val="tx1"/>
-    </cs:fontRef>
-  </cs:dataPoint3D>
-  <cs:dataPointLine>
-    <cs:lnRef idx="0">
-      <cs:styleClr val="auto"/>
-    </cs:lnRef>
-    <cs:fillRef idx="0">
-      <cs:styleClr val="auto"/>
-    </cs:fillRef>
-    <cs:effectRef idx="0"/>
-    <cs:fontRef idx="minor">
-      <a:schemeClr val="dk1"/>
-    </cs:fontRef>
-    <cs:spPr>
-      <a:ln w="28575" cap="rnd">
-        <a:solidFill>
-          <a:schemeClr val="phClr"/>
-        </a:solidFill>
-        <a:round/>
-      </a:ln>
-      <a:effectLst/>
-    </cs:spPr>
-  </cs:dataPointLine>
-  <cs:dataPointMarker>
-    <cs:lnRef idx="0">
-      <cs:styleClr val="auto"/>
-    </cs:lnRef>
-    <cs:fillRef idx="1">
-      <cs:styleClr val="auto"/>
-    </cs:fillRef>
-    <cs:effectRef idx="0"/>
-    <cs:fontRef idx="minor">
-      <a:schemeClr val="tx1"/>
-    </cs:fontRef>
-    <cs:spPr>
-      <a:ln w="9525">
-        <a:solidFill>
-          <a:schemeClr val="phClr"/>
-        </a:solidFill>
-      </a:ln>
-    </cs:spPr>
-  </cs:dataPointMarker>
-  <cs:dataPointMarkerLayout symbol="circle" size="5"/>
-  <cs:dataPointWireframe>
-    <cs:lnRef idx="0">
-      <cs:styleClr val="auto"/>
-    </cs:lnRef>
-    <cs:fillRef idx="1"/>
-    <cs:effectRef idx="0"/>
-    <cs:fontRef idx="minor">
-      <a:schemeClr val="tx1"/>
-    </cs:fontRef>
-    <cs:spPr>
-      <a:ln w="9525" cap="rnd">
-        <a:solidFill>
-          <a:schemeClr val="phClr"/>
-        </a:solidFill>
-        <a:round/>
-      </a:ln>
-    </cs:spPr>
-  </cs:dataPointWireframe>
-  <cs:dataTable>
-    <cs:lnRef idx="0"/>
-    <cs:fillRef idx="0"/>
-    <cs:effectRef idx="0"/>
-    <cs:fontRef idx="minor">
-      <a:schemeClr val="tx1">
-        <a:lumMod val="65000"/>
-        <a:lumOff val="35000"/>
-      </a:schemeClr>
-    </cs:fontRef>
-    <cs:spPr>
-      <a:noFill/>
-      <a:ln w="9525" cap="flat" cmpd="sng" algn="ctr">
-        <a:solidFill>
-          <a:schemeClr val="tx1">
-            <a:lumMod val="15000"/>
-            <a:lumOff val="85000"/>
-          </a:schemeClr>
-        </a:solidFill>
-        <a:round/>
-      </a:ln>
-    </cs:spPr>
-    <cs:defRPr sz="900" kern="1200"/>
-  </cs:dataTable>
-  <cs:downBar>
-    <cs:lnRef idx="0"/>
-    <cs:fillRef idx="0"/>
-    <cs:effectRef idx="0"/>
-    <cs:fontRef idx="minor">
-      <a:schemeClr val="tx1"/>
-    </cs:fontRef>
-    <cs:spPr>
-      <a:solidFill>
-        <a:schemeClr val="dk1">
-          <a:lumMod val="75000"/>
-          <a:lumOff val="25000"/>
-        </a:schemeClr>
-      </a:solidFill>
-      <a:ln w="9525" cap="flat" cmpd="sng" algn="ctr">
-        <a:solidFill>
-          <a:schemeClr val="tx1">
-            <a:lumMod val="65000"/>
-            <a:lumOff val="35000"/>
-          </a:schemeClr>
-        </a:solidFill>
-        <a:round/>
-      </a:ln>
-    </cs:spPr>
-  </cs:downBar>
-  <cs:dropLine>
-    <cs:lnRef idx="0"/>
-    <cs:fillRef idx="0"/>
-    <cs:effectRef idx="0"/>
-    <cs:fontRef idx="minor">
-      <a:schemeClr val="tx1"/>
-    </cs:fontRef>
-    <cs:spPr>
-      <a:ln w="9525" cap="flat" cmpd="sng" algn="ctr">
-        <a:solidFill>
-          <a:schemeClr val="tx1">
-            <a:lumMod val="35000"/>
-            <a:lumOff val="65000"/>
-          </a:schemeClr>
-        </a:solidFill>
-        <a:round/>
-      </a:ln>
-    </cs:spPr>
-  </cs:dropLine>
-  <cs:errorBar>
-    <cs:lnRef idx="0"/>
-    <cs:fillRef idx="0"/>
-    <cs:effectRef idx="0"/>
-    <cs:fontRef idx="minor">
-      <a:schemeClr val="tx1"/>
-    </cs:fontRef>
-    <cs:spPr>
-      <a:ln w="9525" cap="flat" cmpd="sng" algn="ctr">
-        <a:solidFill>
-          <a:schemeClr val="tx1">
-            <a:lumMod val="65000"/>
-            <a:lumOff val="35000"/>
-          </a:schemeClr>
-        </a:solidFill>
-        <a:round/>
-      </a:ln>
-    </cs:spPr>
-  </cs:errorBar>
-  <cs:floor>
-    <cs:lnRef idx="0"/>
-    <cs:fillRef idx="0"/>
-    <cs:effectRef idx="0"/>
-    <cs:fontRef idx="minor">
-      <a:schemeClr val="tx1"/>
-    </cs:fontRef>
-    <cs:spPr>
-      <a:noFill/>
-      <a:ln>
-        <a:noFill/>
-      </a:ln>
-    </cs:spPr>
-  </cs:floor>
-  <cs:gridlineMajor>
-    <cs:lnRef idx="0"/>
-    <cs:fillRef idx="0"/>
-    <cs:effectRef idx="0"/>
-    <cs:fontRef idx="minor">
-      <a:schemeClr val="tx1"/>
-    </cs:fontRef>
-    <cs:spPr>
-      <a:ln w="9525" cap="flat" cmpd="sng" algn="ctr">
-        <a:solidFill>
-          <a:schemeClr val="lt1">
-            <a:lumMod val="90200"/>
-          </a:schemeClr>
-        </a:solidFill>
-        <a:round/>
-      </a:ln>
-    </cs:spPr>
-  </cs:gridlineMajor>
-  <cs:gridlineMinor>
-    <cs:lnRef idx="0"/>
-    <cs:fillRef idx="0"/>
-    <cs:effectRef idx="0"/>
-    <cs:fontRef idx="minor">
-      <a:schemeClr val="tx1"/>
-    </cs:fontRef>
-    <cs:spPr>
-      <a:ln w="9525" cap="flat" cmpd="sng" algn="ctr">
-        <a:solidFill>
-          <a:schemeClr val="tx1">
-            <a:lumMod val="5000"/>
-            <a:lumOff val="95000"/>
-          </a:schemeClr>
-        </a:solidFill>
-        <a:round/>
-      </a:ln>
-    </cs:spPr>
-  </cs:gridlineMinor>
-  <cs:hiLoLine>
-    <cs:lnRef idx="0"/>
-    <cs:fillRef idx="0"/>
-    <cs:effectRef idx="0"/>
-    <cs:fontRef idx="minor">
-      <a:schemeClr val="tx1"/>
-    </cs:fontRef>
-    <cs:spPr>
-      <a:ln w="9525" cap="flat" cmpd="sng" algn="ctr">
-        <a:solidFill>
-          <a:schemeClr val="tx1">
-            <a:lumMod val="50000"/>
-            <a:lumOff val="50000"/>
-          </a:schemeClr>
-        </a:solidFill>
-        <a:round/>
-      </a:ln>
-    </cs:spPr>
-  </cs:hiLoLine>
-  <cs:leaderLine>
-    <cs:lnRef idx="0"/>
-    <cs:fillRef idx="0"/>
-    <cs:effectRef idx="0"/>
-    <cs:fontRef idx="minor">
-      <a:schemeClr val="tx1"/>
-    </cs:fontRef>
-    <cs:spPr>
-      <a:ln w="9525" cap="flat" cmpd="sng" algn="ctr">
-        <a:solidFill>
-          <a:schemeClr val="tx1">
-            <a:lumMod val="35000"/>
-            <a:lumOff val="65000"/>
-          </a:schemeClr>
-        </a:solidFill>
-        <a:round/>
-      </a:ln>
-    </cs:spPr>
-  </cs:leaderLine>
-  <cs:legend>
-    <cs:lnRef idx="0"/>
-    <cs:fillRef idx="0"/>
-    <cs:effectRef idx="0"/>
-    <cs:fontRef idx="minor">
-      <a:schemeClr val="tx1">
-        <a:lumMod val="65000"/>
-        <a:lumOff val="35000"/>
-      </a:schemeClr>
-    </cs:fontRef>
-    <cs:defRPr sz="900" kern="1200"/>
-  </cs:legend>
-  <cs:plotArea mods="allowNoFillOverride allowNoLineOverride">
-    <cs:lnRef idx="0"/>
-    <cs:fillRef idx="0"/>
-    <cs:effectRef idx="0"/>
-    <cs:fontRef idx="minor">
-      <a:schemeClr val="tx1"/>
-    </cs:fontRef>
-  </cs:plotArea>
-  <cs:plotArea3D mods="allowNoFillOverride allowNoLineOverride">
-    <cs:lnRef idx="0"/>
-    <cs:fillRef idx="0"/>
-    <cs:effectRef idx="0"/>
-    <cs:fontRef idx="minor">
-      <a:schemeClr val="tx1"/>
-    </cs:fontRef>
-  </cs:plotArea3D>
-  <cs:seriesAxis>
-    <cs:lnRef idx="0"/>
-    <cs:fillRef idx="0"/>
-    <cs:effectRef idx="0"/>
-    <cs:fontRef idx="minor">
-      <a:schemeClr val="tx1">
-        <a:lumMod val="65000"/>
-        <a:lumOff val="35000"/>
-      </a:schemeClr>
-    </cs:fontRef>
-    <cs:defRPr sz="900" kern="1200"/>
-  </cs:seriesAxis>
-  <cs:seriesLine>
-    <cs:lnRef idx="0"/>
-    <cs:fillRef idx="0"/>
-    <cs:effectRef idx="0"/>
-    <cs:fontRef idx="minor">
-      <a:schemeClr val="tx1"/>
-    </cs:fontRef>
-    <cs:spPr>
-      <a:ln w="9525" cap="flat" cmpd="sng" algn="ctr">
-        <a:solidFill>
-          <a:schemeClr val="tx1">
-            <a:lumMod val="35000"/>
-            <a:lumOff val="65000"/>
-          </a:schemeClr>
-        </a:solidFill>
-        <a:round/>
-      </a:ln>
-    </cs:spPr>
-  </cs:seriesLine>
-  <cs:title>
-    <cs:lnRef idx="0"/>
-    <cs:fillRef idx="0"/>
-    <cs:effectRef idx="0"/>
-    <cs:fontRef idx="minor">
-      <a:schemeClr val="tx1">
-        <a:lumMod val="75000"/>
-        <a:lumOff val="25000"/>
-      </a:schemeClr>
-    </cs:fontRef>
-    <cs:defRPr sz="1400" b="1" kern="1200" baseline="0"/>
-  </cs:title>
-  <cs:trendline>
-    <cs:lnRef idx="0">
-      <cs:styleClr val="auto"/>
-    </cs:lnRef>
-    <cs:fillRef idx="0"/>
-    <cs:effectRef idx="0"/>
-    <cs:fontRef idx="minor">
-      <a:schemeClr val="tx1"/>
-    </cs:fontRef>
-    <cs:spPr>
-      <a:ln w="19050" cap="rnd">
-        <a:solidFill>
-          <a:schemeClr val="phClr"/>
-        </a:solidFill>
-        <a:prstDash val="sysDot"/>
-      </a:ln>
-    </cs:spPr>
-  </cs:trendline>
-  <cs:trendlineLabel>
-    <cs:lnRef idx="0"/>
-    <cs:fillRef idx="0"/>
-    <cs:effectRef idx="0"/>
-    <cs:fontRef idx="minor">
-      <a:schemeClr val="tx1">
-        <a:lumMod val="65000"/>
-        <a:lumOff val="35000"/>
-      </a:schemeClr>
-    </cs:fontRef>
-    <cs:defRPr sz="900" kern="1200"/>
-  </cs:trendlineLabel>
-  <cs:upBar>
-    <cs:lnRef idx="0"/>
-    <cs:fillRef idx="0"/>
-    <cs:effectRef idx="0"/>
-    <cs:fontRef idx="minor">
-      <a:schemeClr val="tx1"/>
-    </cs:fontRef>
-    <cs:spPr>
-      <a:solidFill>
-        <a:schemeClr val="lt1"/>
-      </a:solidFill>
-      <a:ln w="9525" cap="flat" cmpd="sng" algn="ctr">
-        <a:solidFill>
-          <a:schemeClr val="tx1">
-            <a:lumMod val="65000"/>
-            <a:lumOff val="35000"/>
-          </a:schemeClr>
-        </a:solidFill>
-        <a:round/>
-      </a:ln>
-    </cs:spPr>
-  </cs:upBar>
-  <cs:valueAxis>
-    <cs:lnRef idx="0"/>
-    <cs:fillRef idx="0"/>
-    <cs:effectRef idx="0"/>
-    <cs:fontRef idx="minor">
-      <a:schemeClr val="tx1">
-        <a:lumMod val="65000"/>
-        <a:lumOff val="35000"/>
-      </a:schemeClr>
-    </cs:fontRef>
-    <cs:defRPr sz="900" kern="1200"/>
-  </cs:valueAxis>
-  <cs:wall>
-    <cs:lnRef idx="0"/>
-    <cs:fillRef idx="0"/>
-    <cs:effectRef idx="0"/>
-    <cs:fontRef idx="minor">
-      <a:schemeClr val="tx1"/>
-    </cs:fontRef>
-    <cs:spPr>
-      <a:noFill/>
-      <a:ln>
-        <a:noFill/>
-      </a:ln>
-    </cs:spPr>
-  </cs:wall>
-</cs:chartStyle>
-</file>
-
-<file path=word/charts/style2.xml><?xml version="1.0" encoding="utf-8"?>
 <cs:chartStyle xmlns:cs="http://schemas.microsoft.com/office/drawing/2012/chartStyle" xmlns:a="http://schemas.openxmlformats.org/drawingml/2006/main" id="10001">
   <cs:axisTitle>
     <cs:lnRef idx="0"/>
@@ -7560,6 +7412,513 @@
 </cs:chartStyle>
 </file>
 
+<file path=word/charts/style2.xml><?xml version="1.0" encoding="utf-8"?>
+<cs:chartStyle xmlns:cs="http://schemas.microsoft.com/office/drawing/2012/chartStyle" xmlns:a="http://schemas.openxmlformats.org/drawingml/2006/main" id="10271">
+  <cs:axisTitle>
+    <cs:lnRef idx="0"/>
+    <cs:fillRef idx="0"/>
+    <cs:effectRef idx="0"/>
+    <cs:fontRef idx="minor">
+      <a:schemeClr val="tx1">
+        <a:lumMod val="65000"/>
+        <a:lumOff val="35000"/>
+      </a:schemeClr>
+    </cs:fontRef>
+    <cs:defRPr sz="1000" kern="1200"/>
+  </cs:axisTitle>
+  <cs:categoryAxis>
+    <cs:lnRef idx="0"/>
+    <cs:fillRef idx="0"/>
+    <cs:effectRef idx="0"/>
+    <cs:fontRef idx="minor">
+      <a:schemeClr val="tx1">
+        <a:lumMod val="65000"/>
+        <a:lumOff val="35000"/>
+      </a:schemeClr>
+    </cs:fontRef>
+    <cs:spPr>
+      <a:ln w="9525" cap="flat" cmpd="sng" algn="ctr">
+        <a:solidFill>
+          <a:schemeClr val="tx1">
+            <a:lumMod val="15000"/>
+            <a:lumOff val="85000"/>
+          </a:schemeClr>
+        </a:solidFill>
+        <a:round/>
+      </a:ln>
+    </cs:spPr>
+    <cs:defRPr sz="900" kern="1200"/>
+  </cs:categoryAxis>
+  <cs:chartArea mods="allowNoFillOverride allowNoLineOverride">
+    <cs:lnRef idx="0"/>
+    <cs:fillRef idx="0"/>
+    <cs:effectRef idx="0"/>
+    <cs:fontRef idx="minor">
+      <a:schemeClr val="tx1"/>
+    </cs:fontRef>
+    <cs:spPr>
+      <a:solidFill>
+        <a:schemeClr val="bg1"/>
+      </a:solidFill>
+      <a:ln w="9525" cap="flat" cmpd="sng" algn="ctr">
+        <a:solidFill>
+          <a:schemeClr val="tx1">
+            <a:lumMod val="15000"/>
+            <a:lumOff val="85000"/>
+          </a:schemeClr>
+        </a:solidFill>
+        <a:round/>
+      </a:ln>
+    </cs:spPr>
+    <cs:defRPr sz="1000" kern="1200"/>
+  </cs:chartArea>
+  <cs:dataLabel>
+    <cs:lnRef idx="0"/>
+    <cs:fillRef idx="0"/>
+    <cs:effectRef idx="0"/>
+    <cs:fontRef idx="minor">
+      <a:schemeClr val="tx1">
+        <a:lumMod val="75000"/>
+        <a:lumOff val="25000"/>
+      </a:schemeClr>
+    </cs:fontRef>
+    <cs:defRPr sz="1000" kern="1200"/>
+  </cs:dataLabel>
+  <cs:dataLabelCallout>
+    <cs:lnRef idx="0"/>
+    <cs:fillRef idx="0"/>
+    <cs:effectRef idx="0"/>
+    <cs:fontRef idx="minor">
+      <a:schemeClr val="dk1">
+        <a:lumMod val="65000"/>
+        <a:lumOff val="35000"/>
+      </a:schemeClr>
+    </cs:fontRef>
+    <cs:spPr>
+      <a:solidFill>
+        <a:schemeClr val="lt1"/>
+      </a:solidFill>
+      <a:ln>
+        <a:solidFill>
+          <a:schemeClr val="dk1">
+            <a:lumMod val="25000"/>
+            <a:lumOff val="75000"/>
+          </a:schemeClr>
+        </a:solidFill>
+      </a:ln>
+    </cs:spPr>
+    <cs:defRPr sz="1000" kern="1200"/>
+    <cs:bodyPr rot="0" spcFirstLastPara="1" vertOverflow="clip" horzOverflow="clip" vert="horz" wrap="square" lIns="36576" tIns="18288" rIns="36576" bIns="18288" anchor="ctr" anchorCtr="1">
+      <a:spAutoFit/>
+    </cs:bodyPr>
+  </cs:dataLabelCallout>
+  <cs:dataPoint>
+    <cs:lnRef idx="0"/>
+    <cs:fillRef idx="1">
+      <cs:styleClr val="auto"/>
+    </cs:fillRef>
+    <cs:effectRef idx="0"/>
+    <cs:fontRef idx="minor">
+      <a:schemeClr val="tx1"/>
+    </cs:fontRef>
+  </cs:dataPoint>
+  <cs:dataPoint3D>
+    <cs:lnRef idx="0"/>
+    <cs:fillRef idx="1">
+      <cs:styleClr val="auto"/>
+    </cs:fillRef>
+    <cs:effectRef idx="0"/>
+    <cs:fontRef idx="minor">
+      <a:schemeClr val="tx1"/>
+    </cs:fontRef>
+  </cs:dataPoint3D>
+  <cs:dataPointLine>
+    <cs:lnRef idx="0">
+      <cs:styleClr val="auto"/>
+    </cs:lnRef>
+    <cs:fillRef idx="0">
+      <cs:styleClr val="auto"/>
+    </cs:fillRef>
+    <cs:effectRef idx="0"/>
+    <cs:fontRef idx="minor">
+      <a:schemeClr val="dk1"/>
+    </cs:fontRef>
+    <cs:spPr>
+      <a:ln w="28575" cap="rnd">
+        <a:solidFill>
+          <a:schemeClr val="phClr"/>
+        </a:solidFill>
+        <a:round/>
+      </a:ln>
+      <a:effectLst/>
+    </cs:spPr>
+  </cs:dataPointLine>
+  <cs:dataPointMarker>
+    <cs:lnRef idx="0">
+      <cs:styleClr val="auto"/>
+    </cs:lnRef>
+    <cs:fillRef idx="1">
+      <cs:styleClr val="auto"/>
+    </cs:fillRef>
+    <cs:effectRef idx="0"/>
+    <cs:fontRef idx="minor">
+      <a:schemeClr val="tx1"/>
+    </cs:fontRef>
+    <cs:spPr>
+      <a:ln w="9525">
+        <a:solidFill>
+          <a:schemeClr val="phClr"/>
+        </a:solidFill>
+      </a:ln>
+    </cs:spPr>
+  </cs:dataPointMarker>
+  <cs:dataPointMarkerLayout symbol="circle" size="5"/>
+  <cs:dataPointWireframe>
+    <cs:lnRef idx="0">
+      <cs:styleClr val="auto"/>
+    </cs:lnRef>
+    <cs:fillRef idx="1"/>
+    <cs:effectRef idx="0"/>
+    <cs:fontRef idx="minor">
+      <a:schemeClr val="tx1"/>
+    </cs:fontRef>
+    <cs:spPr>
+      <a:ln w="9525" cap="rnd">
+        <a:solidFill>
+          <a:schemeClr val="phClr"/>
+        </a:solidFill>
+        <a:round/>
+      </a:ln>
+    </cs:spPr>
+  </cs:dataPointWireframe>
+  <cs:dataTable>
+    <cs:lnRef idx="0"/>
+    <cs:fillRef idx="0"/>
+    <cs:effectRef idx="0"/>
+    <cs:fontRef idx="minor">
+      <a:schemeClr val="tx1">
+        <a:lumMod val="65000"/>
+        <a:lumOff val="35000"/>
+      </a:schemeClr>
+    </cs:fontRef>
+    <cs:spPr>
+      <a:noFill/>
+      <a:ln w="9525" cap="flat" cmpd="sng" algn="ctr">
+        <a:solidFill>
+          <a:schemeClr val="tx1">
+            <a:lumMod val="15000"/>
+            <a:lumOff val="85000"/>
+          </a:schemeClr>
+        </a:solidFill>
+        <a:round/>
+      </a:ln>
+    </cs:spPr>
+    <cs:defRPr sz="900" kern="1200"/>
+  </cs:dataTable>
+  <cs:downBar>
+    <cs:lnRef idx="0"/>
+    <cs:fillRef idx="0"/>
+    <cs:effectRef idx="0"/>
+    <cs:fontRef idx="minor">
+      <a:schemeClr val="tx1"/>
+    </cs:fontRef>
+    <cs:spPr>
+      <a:solidFill>
+        <a:schemeClr val="dk1">
+          <a:lumMod val="75000"/>
+          <a:lumOff val="25000"/>
+        </a:schemeClr>
+      </a:solidFill>
+      <a:ln w="9525" cap="flat" cmpd="sng" algn="ctr">
+        <a:solidFill>
+          <a:schemeClr val="tx1">
+            <a:lumMod val="65000"/>
+            <a:lumOff val="35000"/>
+          </a:schemeClr>
+        </a:solidFill>
+        <a:round/>
+      </a:ln>
+    </cs:spPr>
+  </cs:downBar>
+  <cs:dropLine>
+    <cs:lnRef idx="0"/>
+    <cs:fillRef idx="0"/>
+    <cs:effectRef idx="0"/>
+    <cs:fontRef idx="minor">
+      <a:schemeClr val="tx1"/>
+    </cs:fontRef>
+    <cs:spPr>
+      <a:ln w="9525" cap="flat" cmpd="sng" algn="ctr">
+        <a:solidFill>
+          <a:schemeClr val="tx1">
+            <a:lumMod val="35000"/>
+            <a:lumOff val="65000"/>
+          </a:schemeClr>
+        </a:solidFill>
+        <a:round/>
+      </a:ln>
+    </cs:spPr>
+  </cs:dropLine>
+  <cs:errorBar>
+    <cs:lnRef idx="0"/>
+    <cs:fillRef idx="0"/>
+    <cs:effectRef idx="0"/>
+    <cs:fontRef idx="minor">
+      <a:schemeClr val="tx1"/>
+    </cs:fontRef>
+    <cs:spPr>
+      <a:ln w="9525" cap="flat" cmpd="sng" algn="ctr">
+        <a:solidFill>
+          <a:schemeClr val="tx1">
+            <a:lumMod val="65000"/>
+            <a:lumOff val="35000"/>
+          </a:schemeClr>
+        </a:solidFill>
+        <a:round/>
+      </a:ln>
+    </cs:spPr>
+  </cs:errorBar>
+  <cs:floor>
+    <cs:lnRef idx="0"/>
+    <cs:fillRef idx="0"/>
+    <cs:effectRef idx="0"/>
+    <cs:fontRef idx="minor">
+      <a:schemeClr val="tx1"/>
+    </cs:fontRef>
+    <cs:spPr>
+      <a:noFill/>
+      <a:ln>
+        <a:noFill/>
+      </a:ln>
+    </cs:spPr>
+  </cs:floor>
+  <cs:gridlineMajor>
+    <cs:lnRef idx="0"/>
+    <cs:fillRef idx="0"/>
+    <cs:effectRef idx="0"/>
+    <cs:fontRef idx="minor">
+      <a:schemeClr val="tx1"/>
+    </cs:fontRef>
+    <cs:spPr>
+      <a:ln w="9525" cap="flat" cmpd="sng" algn="ctr">
+        <a:solidFill>
+          <a:schemeClr val="lt1">
+            <a:lumMod val="90200"/>
+          </a:schemeClr>
+        </a:solidFill>
+        <a:round/>
+      </a:ln>
+    </cs:spPr>
+  </cs:gridlineMajor>
+  <cs:gridlineMinor>
+    <cs:lnRef idx="0"/>
+    <cs:fillRef idx="0"/>
+    <cs:effectRef idx="0"/>
+    <cs:fontRef idx="minor">
+      <a:schemeClr val="tx1"/>
+    </cs:fontRef>
+    <cs:spPr>
+      <a:ln w="9525" cap="flat" cmpd="sng" algn="ctr">
+        <a:solidFill>
+          <a:schemeClr val="tx1">
+            <a:lumMod val="5000"/>
+            <a:lumOff val="95000"/>
+          </a:schemeClr>
+        </a:solidFill>
+        <a:round/>
+      </a:ln>
+    </cs:spPr>
+  </cs:gridlineMinor>
+  <cs:hiLoLine>
+    <cs:lnRef idx="0"/>
+    <cs:fillRef idx="0"/>
+    <cs:effectRef idx="0"/>
+    <cs:fontRef idx="minor">
+      <a:schemeClr val="tx1"/>
+    </cs:fontRef>
+    <cs:spPr>
+      <a:ln w="9525" cap="flat" cmpd="sng" algn="ctr">
+        <a:solidFill>
+          <a:schemeClr val="tx1">
+            <a:lumMod val="50000"/>
+            <a:lumOff val="50000"/>
+          </a:schemeClr>
+        </a:solidFill>
+        <a:round/>
+      </a:ln>
+    </cs:spPr>
+  </cs:hiLoLine>
+  <cs:leaderLine>
+    <cs:lnRef idx="0"/>
+    <cs:fillRef idx="0"/>
+    <cs:effectRef idx="0"/>
+    <cs:fontRef idx="minor">
+      <a:schemeClr val="tx1"/>
+    </cs:fontRef>
+    <cs:spPr>
+      <a:ln w="9525" cap="flat" cmpd="sng" algn="ctr">
+        <a:solidFill>
+          <a:schemeClr val="tx1">
+            <a:lumMod val="35000"/>
+            <a:lumOff val="65000"/>
+          </a:schemeClr>
+        </a:solidFill>
+        <a:round/>
+      </a:ln>
+    </cs:spPr>
+  </cs:leaderLine>
+  <cs:legend>
+    <cs:lnRef idx="0"/>
+    <cs:fillRef idx="0"/>
+    <cs:effectRef idx="0"/>
+    <cs:fontRef idx="minor">
+      <a:schemeClr val="tx1">
+        <a:lumMod val="65000"/>
+        <a:lumOff val="35000"/>
+      </a:schemeClr>
+    </cs:fontRef>
+    <cs:defRPr sz="900" kern="1200"/>
+  </cs:legend>
+  <cs:plotArea mods="allowNoFillOverride allowNoLineOverride">
+    <cs:lnRef idx="0"/>
+    <cs:fillRef idx="0"/>
+    <cs:effectRef idx="0"/>
+    <cs:fontRef idx="minor">
+      <a:schemeClr val="tx1"/>
+    </cs:fontRef>
+  </cs:plotArea>
+  <cs:plotArea3D mods="allowNoFillOverride allowNoLineOverride">
+    <cs:lnRef idx="0"/>
+    <cs:fillRef idx="0"/>
+    <cs:effectRef idx="0"/>
+    <cs:fontRef idx="minor">
+      <a:schemeClr val="tx1"/>
+    </cs:fontRef>
+  </cs:plotArea3D>
+  <cs:seriesAxis>
+    <cs:lnRef idx="0"/>
+    <cs:fillRef idx="0"/>
+    <cs:effectRef idx="0"/>
+    <cs:fontRef idx="minor">
+      <a:schemeClr val="tx1">
+        <a:lumMod val="65000"/>
+        <a:lumOff val="35000"/>
+      </a:schemeClr>
+    </cs:fontRef>
+    <cs:defRPr sz="900" kern="1200"/>
+  </cs:seriesAxis>
+  <cs:seriesLine>
+    <cs:lnRef idx="0"/>
+    <cs:fillRef idx="0"/>
+    <cs:effectRef idx="0"/>
+    <cs:fontRef idx="minor">
+      <a:schemeClr val="tx1"/>
+    </cs:fontRef>
+    <cs:spPr>
+      <a:ln w="9525" cap="flat" cmpd="sng" algn="ctr">
+        <a:solidFill>
+          <a:schemeClr val="tx1">
+            <a:lumMod val="35000"/>
+            <a:lumOff val="65000"/>
+          </a:schemeClr>
+        </a:solidFill>
+        <a:round/>
+      </a:ln>
+    </cs:spPr>
+  </cs:seriesLine>
+  <cs:title>
+    <cs:lnRef idx="0"/>
+    <cs:fillRef idx="0"/>
+    <cs:effectRef idx="0"/>
+    <cs:fontRef idx="minor">
+      <a:schemeClr val="tx1">
+        <a:lumMod val="75000"/>
+        <a:lumOff val="25000"/>
+      </a:schemeClr>
+    </cs:fontRef>
+    <cs:defRPr sz="1400" b="1" kern="1200" baseline="0"/>
+  </cs:title>
+  <cs:trendline>
+    <cs:lnRef idx="0">
+      <cs:styleClr val="auto"/>
+    </cs:lnRef>
+    <cs:fillRef idx="0"/>
+    <cs:effectRef idx="0"/>
+    <cs:fontRef idx="minor">
+      <a:schemeClr val="tx1"/>
+    </cs:fontRef>
+    <cs:spPr>
+      <a:ln w="19050" cap="rnd">
+        <a:solidFill>
+          <a:schemeClr val="phClr"/>
+        </a:solidFill>
+        <a:prstDash val="sysDot"/>
+      </a:ln>
+    </cs:spPr>
+  </cs:trendline>
+  <cs:trendlineLabel>
+    <cs:lnRef idx="0"/>
+    <cs:fillRef idx="0"/>
+    <cs:effectRef idx="0"/>
+    <cs:fontRef idx="minor">
+      <a:schemeClr val="tx1">
+        <a:lumMod val="65000"/>
+        <a:lumOff val="35000"/>
+      </a:schemeClr>
+    </cs:fontRef>
+    <cs:defRPr sz="900" kern="1200"/>
+  </cs:trendlineLabel>
+  <cs:upBar>
+    <cs:lnRef idx="0"/>
+    <cs:fillRef idx="0"/>
+    <cs:effectRef idx="0"/>
+    <cs:fontRef idx="minor">
+      <a:schemeClr val="tx1"/>
+    </cs:fontRef>
+    <cs:spPr>
+      <a:solidFill>
+        <a:schemeClr val="lt1"/>
+      </a:solidFill>
+      <a:ln w="9525" cap="flat" cmpd="sng" algn="ctr">
+        <a:solidFill>
+          <a:schemeClr val="tx1">
+            <a:lumMod val="65000"/>
+            <a:lumOff val="35000"/>
+          </a:schemeClr>
+        </a:solidFill>
+        <a:round/>
+      </a:ln>
+    </cs:spPr>
+  </cs:upBar>
+  <cs:valueAxis>
+    <cs:lnRef idx="0"/>
+    <cs:fillRef idx="0"/>
+    <cs:effectRef idx="0"/>
+    <cs:fontRef idx="minor">
+      <a:schemeClr val="tx1">
+        <a:lumMod val="65000"/>
+        <a:lumOff val="35000"/>
+      </a:schemeClr>
+    </cs:fontRef>
+    <cs:defRPr sz="900" kern="1200"/>
+  </cs:valueAxis>
+  <cs:wall>
+    <cs:lnRef idx="0"/>
+    <cs:fillRef idx="0"/>
+    <cs:effectRef idx="0"/>
+    <cs:fontRef idx="minor">
+      <a:schemeClr val="tx1"/>
+    </cs:fontRef>
+    <cs:spPr>
+      <a:noFill/>
+      <a:ln>
+        <a:noFill/>
+      </a:ln>
+    </cs:spPr>
+  </cs:wall>
+</cs:chartStyle>
+</file>
+
 <file path=word/theme/theme1.xml><?xml version="1.0" encoding="utf-8"?>
 <a:theme xmlns:a="http://schemas.openxmlformats.org/drawingml/2006/main" name="WPS">
   <a:themeElements>
